--- a/R_900219/APIUNIFICADA/REGDIN013 - 900219_Adecuaciones API Unificada.docx
+++ b/R_900219/APIUNIFICADA/REGDIN013 - 900219_Adecuaciones API Unificada.docx
@@ -52,8 +52,8 @@
         </w:tblCellMar>
       </w:tblPr>
       <w:tblGrid>
-        <w:gridCol w:w="1177"/>
-        <w:gridCol w:w="2213"/>
+        <w:gridCol w:w="1175"/>
+        <w:gridCol w:w="2215"/>
         <w:gridCol w:w="1259"/>
         <w:gridCol w:w="1673"/>
         <w:gridCol w:w="1689"/>
@@ -65,7 +65,7 @@
         </w:trPr>
         <w:tc>
           <w:tcPr>
-            <w:tcW w:w="1177" w:type="dxa"/>
+            <w:tcW w:w="1175" w:type="dxa"/>
             <w:tcBorders>
               <w:top w:val="single" w:sz="4" w:space="0" w:color="000000"/>
               <w:left w:val="single" w:sz="4" w:space="0" w:color="000000"/>
@@ -103,7 +103,7 @@
         </w:tc>
         <w:tc>
           <w:tcPr>
-            <w:tcW w:w="2213" w:type="dxa"/>
+            <w:tcW w:w="2215" w:type="dxa"/>
             <w:tcBorders>
               <w:top w:val="single" w:sz="4" w:space="0" w:color="000000"/>
               <w:left w:val="single" w:sz="4" w:space="0" w:color="000000"/>
@@ -298,7 +298,7 @@
         </w:trPr>
         <w:tc>
           <w:tcPr>
-            <w:tcW w:w="1177" w:type="dxa"/>
+            <w:tcW w:w="1175" w:type="dxa"/>
             <w:tcBorders>
               <w:top w:val="single" w:sz="4" w:space="0" w:color="000000"/>
               <w:left w:val="single" w:sz="4" w:space="0" w:color="000000"/>
@@ -327,23 +327,13 @@
                 <w:szCs w:val="18"/>
                 <w:lang w:bidi="ar-SA"/>
               </w:rPr>
-              <w:t>9002</w:t>
-            </w:r>
-            <w:r>
-              <w:rPr>
-                <w:rFonts w:eastAsia="Times New Roman" w:cs="Arial" w:ascii="Arial" w:hAnsi="Arial"/>
-                <w:kern w:val="0"/>
-                <w:sz w:val="18"/>
-                <w:szCs w:val="18"/>
-                <w:lang w:bidi="ar-SA"/>
-              </w:rPr>
-              <w:t>19</w:t>
+              <w:t>900219</w:t>
             </w:r>
           </w:p>
         </w:tc>
         <w:tc>
           <w:tcPr>
-            <w:tcW w:w="2213" w:type="dxa"/>
+            <w:tcW w:w="2215" w:type="dxa"/>
             <w:tcBorders>
               <w:top w:val="single" w:sz="4" w:space="0" w:color="000000"/>
               <w:left w:val="single" w:sz="4" w:space="0" w:color="000000"/>
@@ -428,15 +418,6 @@
                   </w:rPr>
                   <w:t>1/9/2026</w:t>
                 </w:r>
-                <w:r>
-                  <w:rPr>
-                    <w:rFonts w:eastAsia="Times New Roman" w:cs="Arial" w:ascii="Arial" w:hAnsi="Arial"/>
-                    <w:kern w:val="0"/>
-                    <w:sz w:val="18"/>
-                    <w:szCs w:val="18"/>
-                    <w:lang w:val="es-ES" w:bidi="ar-SA"/>
-                  </w:rPr>
-                </w:r>
               </w:sdtContent>
             </w:sdt>
           </w:p>
@@ -549,7 +530,7 @@
         </w:trPr>
         <w:tc>
           <w:tcPr>
-            <w:tcW w:w="1177" w:type="dxa"/>
+            <w:tcW w:w="1175" w:type="dxa"/>
             <w:tcBorders>
               <w:top w:val="single" w:sz="4" w:space="0" w:color="000000"/>
               <w:left w:val="single" w:sz="4" w:space="0" w:color="000000"/>
@@ -581,7 +562,7 @@
         </w:tc>
         <w:tc>
           <w:tcPr>
-            <w:tcW w:w="2213" w:type="dxa"/>
+            <w:tcW w:w="2215" w:type="dxa"/>
             <w:tcBorders>
               <w:top w:val="single" w:sz="4" w:space="0" w:color="000000"/>
               <w:left w:val="single" w:sz="4" w:space="0" w:color="000000"/>
@@ -1138,7 +1119,18 @@
                 <w:szCs w:val="18"/>
                 <w:lang w:bidi="ar-SA"/>
               </w:rPr>
-              <w:t>Java 17</w:t>
+              <w:t xml:space="preserve">Java </w:t>
+            </w:r>
+            <w:r>
+              <w:rPr>
+                <w:rFonts w:eastAsia="Times New Roman" w:cs="Arial" w:ascii="Arial" w:hAnsi="Arial"/>
+                <w:bCs/>
+                <w:kern w:val="0"/>
+                <w:sz w:val="18"/>
+                <w:szCs w:val="18"/>
+                <w:lang w:bidi="ar-SA"/>
+              </w:rPr>
+              <w:t>21</w:t>
             </w:r>
           </w:p>
         </w:tc>
@@ -1637,7 +1629,7 @@
                 <w:szCs w:val="20"/>
                 <w:lang w:bidi="ar-SA"/>
               </w:rPr>
-              <w:t>-: Api DigitizationNotification :-</w:t>
+              <w:t>-: Api GetAvaiableTokenizationCards :-</w:t>
             </w:r>
           </w:p>
           <w:p>
@@ -1691,7 +1683,91 @@
                 <w:szCs w:val="18"/>
                 <w:lang w:bidi="ar-SA"/>
               </w:rPr>
-              <w:t>Se realiza la parametrización de los nuevos TokenRequestorId para MDES:</w:t>
+              <w:t xml:space="preserve">Se elimina el bloqueo/restricción que se tiene para tarjetas MasterCard, específicamente las que inician con BIN 5 para los únicos </w:t>
+            </w:r>
+            <w:r>
+              <w:rPr>
+                <w:rFonts w:eastAsia="Times New Roman" w:cs="Arial" w:ascii="Consolas" w:hAnsi="Consolas"/>
+                <w:b/>
+                <w:bCs/>
+                <w:color w:val="2A00FF"/>
+                <w:kern w:val="0"/>
+                <w:sz w:val="20"/>
+                <w:szCs w:val="18"/>
+                <w:shd w:fill="E8F2FE" w:val="clear"/>
+                <w:lang w:bidi="ar-SA"/>
+              </w:rPr>
+              <w:t>4144354</w:t>
+            </w:r>
+            <w:r>
+              <w:rPr>
+                <w:rFonts w:eastAsia="Times New Roman" w:cs="Arial" w:ascii="Arial" w:hAnsi="Arial"/>
+                <w:b/>
+                <w:bCs/>
+                <w:color w:val="2A00FF"/>
+                <w:kern w:val="0"/>
+                <w:sz w:val="18"/>
+                <w:szCs w:val="18"/>
+                <w:shd w:fill="E8F2FE" w:val="clear"/>
+                <w:lang w:bidi="ar-SA"/>
+              </w:rPr>
+              <w:t xml:space="preserve">, </w:t>
+            </w:r>
+            <w:r>
+              <w:rPr>
+                <w:rFonts w:eastAsia="Times New Roman" w:cs="Arial" w:ascii="Consolas" w:hAnsi="Consolas"/>
+                <w:b/>
+                <w:bCs/>
+                <w:color w:val="2A00FF"/>
+                <w:kern w:val="0"/>
+                <w:sz w:val="20"/>
+                <w:szCs w:val="18"/>
+                <w:shd w:fill="E8F2FE" w:val="clear"/>
+                <w:lang w:bidi="ar-SA"/>
+              </w:rPr>
+              <w:t>4915667</w:t>
+            </w:r>
+            <w:r>
+              <w:rPr>
+                <w:rFonts w:eastAsia="Times New Roman" w:cs="Arial" w:ascii="Arial" w:hAnsi="Arial"/>
+                <w:b/>
+                <w:bCs/>
+                <w:color w:val="2A00FF"/>
+                <w:kern w:val="0"/>
+                <w:sz w:val="18"/>
+                <w:szCs w:val="18"/>
+                <w:shd w:fill="E8F2FE" w:val="clear"/>
+                <w:lang w:bidi="ar-SA"/>
+              </w:rPr>
+              <w:t xml:space="preserve"> y </w:t>
+            </w:r>
+            <w:r>
+              <w:rPr>
+                <w:rFonts w:eastAsia="Times New Roman" w:cs="Arial" w:ascii="Consolas" w:hAnsi="Consolas"/>
+                <w:b/>
+                <w:bCs/>
+                <w:color w:val="2A00FF"/>
+                <w:kern w:val="0"/>
+                <w:sz w:val="20"/>
+                <w:szCs w:val="18"/>
+                <w:shd w:fill="E8F2FE" w:val="clear"/>
+                <w:lang w:bidi="ar-SA"/>
+              </w:rPr>
+              <w:t>4737457</w:t>
+            </w:r>
+            <w:r>
+              <w:rPr>
+                <w:rFonts w:eastAsia="Times New Roman" w:cs="Arial" w:ascii="Arial" w:hAnsi="Arial"/>
+                <w:b/>
+                <w:bCs/>
+                <w:color w:val="2A00FF"/>
+                <w:kern w:val="0"/>
+                <w:sz w:val="18"/>
+                <w:szCs w:val="18"/>
+                <w:shd w:fill="E8F2FE" w:val="clear"/>
+                <w:lang w:bidi="ar-SA"/>
+              </w:rPr>
+              <w:t>:</w:t>
             </w:r>
           </w:p>
           <w:p>
@@ -1705,120 +1781,6 @@
               <w:spacing w:before="0" w:after="0"/>
               <w:ind w:hanging="0" w:left="1080"/>
               <w:jc w:val="both"/>
-              <w:rPr>
-                <w:rFonts w:ascii="Arial" w:hAnsi="Arial" w:eastAsia="Times New Roman" w:cs="Arial"/>
-                <w:b/>
-                <w:bCs/>
-                <w:kern w:val="0"/>
-                <w:sz w:val="18"/>
-                <w:szCs w:val="18"/>
-                <w:lang w:bidi="ar-SA"/>
-              </w:rPr>
-            </w:pPr>
-            <w:r>
-              <w:rPr>
-                <w:rFonts w:eastAsia="Times New Roman" w:cs="Arial" w:ascii="Arial" w:hAnsi="Arial"/>
-                <w:b/>
-                <w:bCs/>
-                <w:kern w:val="0"/>
-                <w:sz w:val="18"/>
-                <w:szCs w:val="18"/>
-                <w:lang w:bidi="ar-SA"/>
-              </w:rPr>
-            </w:r>
-          </w:p>
-          <w:p>
-            <w:pPr>
-              <w:pStyle w:val="Header"/>
-              <w:widowControl/>
-              <w:numPr>
-                <w:ilvl w:val="1"/>
-                <w:numId w:val="3"/>
-              </w:numPr>
-              <w:spacing w:before="0" w:after="0"/>
-              <w:jc w:val="both"/>
-              <w:rPr>
-                <w:color w:val="000080"/>
-              </w:rPr>
-            </w:pPr>
-            <w:r>
-              <w:rPr>
-                <w:rFonts w:eastAsia="Times New Roman" w:cs="Arial" w:ascii="Arial" w:hAnsi="Arial"/>
-                <w:b/>
-                <w:bCs/>
-                <w:color w:val="000080"/>
-                <w:kern w:val="0"/>
-                <w:sz w:val="18"/>
-                <w:szCs w:val="18"/>
-                <w:lang w:bidi="ar-SA"/>
-              </w:rPr>
-              <w:t>ApplePay - 50110030273</w:t>
-            </w:r>
-          </w:p>
-          <w:p>
-            <w:pPr>
-              <w:pStyle w:val="Header"/>
-              <w:widowControl/>
-              <w:numPr>
-                <w:ilvl w:val="1"/>
-                <w:numId w:val="3"/>
-              </w:numPr>
-              <w:spacing w:before="0" w:after="0"/>
-              <w:jc w:val="both"/>
-              <w:rPr>
-                <w:color w:val="000080"/>
-              </w:rPr>
-            </w:pPr>
-            <w:r>
-              <w:rPr>
-                <w:rFonts w:eastAsia="Times New Roman" w:cs="Arial" w:ascii="Arial" w:hAnsi="Arial"/>
-                <w:b/>
-                <w:bCs/>
-                <w:color w:val="000080"/>
-                <w:kern w:val="0"/>
-                <w:sz w:val="18"/>
-                <w:szCs w:val="18"/>
-                <w:lang w:bidi="ar-SA"/>
-              </w:rPr>
-              <w:t>GooglePay - 50120834693</w:t>
-            </w:r>
-          </w:p>
-          <w:p>
-            <w:pPr>
-              <w:pStyle w:val="Header"/>
-              <w:widowControl/>
-              <w:spacing w:before="0" w:after="0"/>
-              <w:ind w:hanging="0" w:left="720"/>
-              <w:jc w:val="left"/>
-              <w:rPr>
-                <w:rFonts w:ascii="Arial" w:hAnsi="Arial" w:eastAsia="Times New Roman" w:cs="Arial"/>
-                <w:b/>
-                <w:bCs/>
-                <w:kern w:val="0"/>
-                <w:sz w:val="18"/>
-                <w:szCs w:val="18"/>
-                <w:lang w:bidi="ar-SA"/>
-              </w:rPr>
-            </w:pPr>
-            <w:r>
-              <w:rPr>
-                <w:rFonts w:eastAsia="Times New Roman" w:cs="Arial" w:ascii="Arial" w:hAnsi="Arial"/>
-                <w:b/>
-                <w:bCs/>
-                <w:kern w:val="0"/>
-                <w:sz w:val="18"/>
-                <w:szCs w:val="18"/>
-                <w:lang w:bidi="ar-SA"/>
-              </w:rPr>
-            </w:r>
-          </w:p>
-          <w:p>
-            <w:pPr>
-              <w:pStyle w:val="Header"/>
-              <w:widowControl/>
-              <w:spacing w:before="0" w:after="0"/>
-              <w:ind w:hanging="0" w:left="720"/>
-              <w:jc w:val="left"/>
               <w:rPr>
                 <w:rFonts w:ascii="Arial" w:hAnsi="Arial" w:eastAsia="Times New Roman" w:cs="Arial"/>
                 <w:b/>
@@ -1877,7 +1839,34 @@
                 <w:szCs w:val="18"/>
                 <w:lang w:val="es-SV" w:eastAsia="en-US" w:bidi="ar-SA"/>
               </w:rPr>
-              <w:t>Prueba de Billetera ApplePay - 50110030273) con tokenRefId de MasterCard:</w:t>
+              <w:t xml:space="preserve">Prueba de Billetera ApplePay - 50110030273) con único </w:t>
+            </w:r>
+            <w:r>
+              <w:rPr>
+                <w:rFonts w:eastAsia="Times New Roman" w:cs="Arial" w:ascii="Consolas" w:hAnsi="Consolas"/>
+                <w:b/>
+                <w:bCs/>
+                <w:color w:val="2A00FF"/>
+                <w:kern w:val="0"/>
+                <w:sz w:val="20"/>
+                <w:szCs w:val="18"/>
+                <w:shd w:fill="E8F2FE" w:val="clear"/>
+                <w:lang w:val="es-SV" w:eastAsia="en-US" w:bidi="ar-SA"/>
+              </w:rPr>
+              <w:t>4144354</w:t>
+            </w:r>
+            <w:r>
+              <w:rPr>
+                <w:rFonts w:eastAsia="Times New Roman" w:cs="Arial" w:ascii="Arial" w:hAnsi="Arial"/>
+                <w:b/>
+                <w:bCs/>
+                <w:color w:val="000000"/>
+                <w:kern w:val="0"/>
+                <w:sz w:val="18"/>
+                <w:szCs w:val="18"/>
+                <w:lang w:val="es-SV" w:eastAsia="en-US" w:bidi="ar-SA"/>
+              </w:rPr>
+              <w:t xml:space="preserve">  MasterCard:</w:t>
             </w:r>
           </w:p>
           <w:p>
@@ -1894,7 +1883,7 @@
                 <w:rFonts w:ascii="Arial" w:hAnsi="Arial" w:eastAsia="Times New Roman" w:cs="Arial"/>
                 <w:b/>
                 <w:bCs/>
-                <w:color w:val="5C8526"/>
+                <w:color w:val="auto"/>
                 <w:kern w:val="0"/>
                 <w:sz w:val="18"/>
                 <w:szCs w:val="18"/>
@@ -1906,7 +1895,7 @@
                 <w:rFonts w:eastAsia="Times New Roman" w:cs="Arial" w:ascii="Arial" w:hAnsi="Arial"/>
                 <w:b/>
                 <w:bCs/>
-                <w:color w:val="5C8526"/>
+                <w:color w:val="auto"/>
                 <w:kern w:val="0"/>
                 <w:sz w:val="18"/>
                 <w:szCs w:val="18"/>
@@ -1947,7 +1936,7 @@
                 <w:lang w:val="es-SV" w:eastAsia="en-US" w:bidi="ar-SA"/>
               </w:rPr>
               <w:drawing>
-                <wp:anchor behindDoc="0" distT="0" distB="0" distL="0" distR="0" simplePos="0" locked="0" layoutInCell="0" allowOverlap="1" relativeHeight="16">
+                <wp:anchor behindDoc="0" distT="0" distB="0" distL="0" distR="0" simplePos="0" locked="0" layoutInCell="0" allowOverlap="1" relativeHeight="5">
                   <wp:simplePos x="0" y="0"/>
                   <wp:positionH relativeFrom="column">
                     <wp:align>center</wp:align>
@@ -1955,7 +1944,7 @@
                   <wp:positionV relativeFrom="paragraph">
                     <wp:posOffset>635</wp:posOffset>
                   </wp:positionV>
-                  <wp:extent cx="3536315" cy="4008120"/>
+                  <wp:extent cx="3535680" cy="2593340"/>
                   <wp:effectExtent l="0" t="0" r="0" b="0"/>
                   <wp:wrapSquare wrapText="largest"/>
                   <wp:docPr id="1" name="Imagen10" descr=""/>
@@ -1980,7 +1969,7 @@
                         <pic:spPr bwMode="auto">
                           <a:xfrm>
                             <a:off x="0" y="0"/>
-                            <a:ext cx="3536315" cy="4008120"/>
+                            <a:ext cx="3535680" cy="2593340"/>
                           </a:xfrm>
                           <a:prstGeom prst="rect">
                             <a:avLst/>
@@ -2133,7 +2122,7 @@
                 <w:lang w:val="es-SV" w:eastAsia="en-US" w:bidi="ar-SA"/>
               </w:rPr>
               <w:drawing>
-                <wp:anchor behindDoc="0" distT="0" distB="0" distL="0" distR="0" simplePos="0" locked="0" layoutInCell="0" allowOverlap="1" relativeHeight="12">
+                <wp:anchor behindDoc="0" distT="0" distB="0" distL="0" distR="0" simplePos="0" locked="0" layoutInCell="0" allowOverlap="1" relativeHeight="6">
                   <wp:simplePos x="0" y="0"/>
                   <wp:positionH relativeFrom="column">
                     <wp:align>center</wp:align>
@@ -2141,10 +2130,10 @@
                   <wp:positionV relativeFrom="paragraph">
                     <wp:posOffset>635</wp:posOffset>
                   </wp:positionV>
-                  <wp:extent cx="3536315" cy="601980"/>
+                  <wp:extent cx="3535680" cy="3451225"/>
                   <wp:effectExtent l="0" t="0" r="0" b="0"/>
                   <wp:wrapSquare wrapText="largest"/>
-                  <wp:docPr id="2" name="Imagen11" descr=""/>
+                  <wp:docPr id="2" name="Imagen21" descr=""/>
                   <wp:cNvGraphicFramePr>
                     <a:graphicFrameLocks xmlns:a="http://schemas.openxmlformats.org/drawingml/2006/main" noChangeAspect="1"/>
                   </wp:cNvGraphicFramePr>
@@ -2152,7 +2141,7 @@
                     <a:graphicData uri="http://schemas.openxmlformats.org/drawingml/2006/picture">
                       <pic:pic xmlns:pic="http://schemas.openxmlformats.org/drawingml/2006/picture">
                         <pic:nvPicPr>
-                          <pic:cNvPr id="2" name="Imagen11" descr=""/>
+                          <pic:cNvPr id="2" name="Imagen21" descr=""/>
                           <pic:cNvPicPr>
                             <a:picLocks noChangeAspect="1" noChangeArrowheads="1"/>
                           </pic:cNvPicPr>
@@ -2166,7 +2155,7 @@
                         <pic:spPr bwMode="auto">
                           <a:xfrm>
                             <a:off x="0" y="0"/>
-                            <a:ext cx="3536315" cy="601980"/>
+                            <a:ext cx="3535680" cy="3451225"/>
                           </a:xfrm>
                           <a:prstGeom prst="rect">
                             <a:avLst/>
@@ -2217,9 +2206,67 @@
             <w:pPr>
               <w:pStyle w:val="Header"/>
               <w:widowControl/>
+              <w:suppressAutoHyphens w:val="true"/>
+              <w:overflowPunct w:val="true"/>
+              <w:bidi w:val="0"/>
+              <w:spacing w:before="0" w:after="0"/>
+              <w:jc w:val="both"/>
+              <w:textAlignment w:val="baseline"/>
+              <w:rPr>
+                <w:rFonts w:ascii="Arial" w:hAnsi="Arial" w:eastAsia="Times New Roman" w:cs="Arial"/>
+                <w:bCs/>
+                <w:kern w:val="0"/>
+                <w:sz w:val="18"/>
+                <w:szCs w:val="18"/>
+                <w:lang w:bidi="ar-SA"/>
+              </w:rPr>
+            </w:pPr>
+            <w:r>
+              <w:rPr>
+                <w:rFonts w:eastAsia="Times New Roman" w:cs="Arial" w:ascii="Arial" w:hAnsi="Arial"/>
+                <w:bCs/>
+                <w:kern w:val="0"/>
+                <w:sz w:val="18"/>
+                <w:szCs w:val="18"/>
+                <w:lang w:bidi="ar-SA"/>
+              </w:rPr>
+            </w:r>
+          </w:p>
+          <w:p>
+            <w:pPr>
+              <w:pStyle w:val="Header"/>
+              <w:widowControl/>
+              <w:spacing w:before="0" w:after="0"/>
+              <w:jc w:val="left"/>
+              <w:rPr>
+                <w:rFonts w:ascii="Arial" w:hAnsi="Arial" w:eastAsia="Times New Roman" w:cs="Arial"/>
+                <w:bCs/>
+                <w:color w:val="000000"/>
+                <w:kern w:val="0"/>
+                <w:sz w:val="18"/>
+                <w:szCs w:val="18"/>
+                <w:lang w:bidi="ar-SA"/>
+              </w:rPr>
+            </w:pPr>
+            <w:r>
+              <w:rPr>
+                <w:rFonts w:eastAsia="Times New Roman" w:cs="Arial" w:ascii="Arial" w:hAnsi="Arial"/>
+                <w:bCs/>
+                <w:color w:val="000000"/>
+                <w:kern w:val="0"/>
+                <w:sz w:val="18"/>
+                <w:szCs w:val="18"/>
+                <w:lang w:bidi="ar-SA"/>
+              </w:rPr>
+            </w:r>
+          </w:p>
+          <w:p>
+            <w:pPr>
+              <w:pStyle w:val="Header"/>
+              <w:widowControl/>
               <w:numPr>
                 <w:ilvl w:val="0"/>
-                <w:numId w:val="3"/>
+                <w:numId w:val="2"/>
               </w:numPr>
               <w:suppressAutoHyphens w:val="true"/>
               <w:overflowPunct w:val="true"/>
@@ -2227,42 +2274,29 @@
               <w:spacing w:before="0" w:after="0"/>
               <w:jc w:val="both"/>
               <w:textAlignment w:val="baseline"/>
-              <w:rPr/>
-            </w:pPr>
-            <w:r>
-              <w:rPr>
-                <w:rFonts w:eastAsia="Times New Roman" w:cs="Arial" w:ascii="Arial" w:hAnsi="Arial"/>
-                <w:b/>
-                <w:bCs/>
-                <w:color w:val="auto"/>
+              <w:rPr>
+                <w:rFonts w:ascii="Arial" w:hAnsi="Arial" w:eastAsia="Times New Roman" w:cs="Arial"/>
+                <w:b/>
+                <w:bCs/>
+                <w:color w:val="000000"/>
                 <w:kern w:val="0"/>
                 <w:sz w:val="18"/>
                 <w:szCs w:val="18"/>
                 <w:lang w:val="es-SV" w:eastAsia="en-US" w:bidi="ar-SA"/>
               </w:rPr>
-              <w:t>Verificación de que el registro de la digitalización se encuentre creado  con el estatus CREATED en la tabla (</w:t>
-            </w:r>
-            <w:r>
-              <w:rPr>
-                <w:rFonts w:ascii="Consolas" w:hAnsi="Consolas"/>
-                <w:color w:val="000080"/>
-                <w:sz w:val="20"/>
-                <w:shd w:fill="F0D8A8" w:val="clear"/>
-              </w:rPr>
-              <w:t>TOKENIZATION_REGISTRO_VALIDATION)</w:t>
-            </w:r>
-            <w:r>
-              <w:rPr>
-                <w:rFonts w:eastAsia="Times New Roman" w:cs="Arial" w:ascii="Arial" w:hAnsi="Arial"/>
-                <w:b/>
-                <w:bCs/>
-                <w:color w:val="auto"/>
+            </w:pPr>
+            <w:r>
+              <w:rPr>
+                <w:rFonts w:eastAsia="Times New Roman" w:cs="Arial" w:ascii="Arial" w:hAnsi="Arial"/>
+                <w:b/>
+                <w:bCs/>
+                <w:color w:val="000000"/>
                 <w:kern w:val="0"/>
                 <w:sz w:val="18"/>
                 <w:szCs w:val="18"/>
                 <w:lang w:val="es-SV" w:eastAsia="en-US" w:bidi="ar-SA"/>
               </w:rPr>
-              <w:t>:</w:t>
+              <w:t>Prueba de Billetera GooglePay - 50120834693) con tokenRefId de MasterCard:</w:t>
             </w:r>
           </w:p>
           <w:p>
@@ -2273,13 +2307,13 @@
               <w:overflowPunct w:val="true"/>
               <w:bidi w:val="0"/>
               <w:spacing w:before="0" w:after="0"/>
-              <w:jc w:val="both"/>
+              <w:jc w:val="left"/>
               <w:textAlignment w:val="baseline"/>
               <w:rPr>
                 <w:rFonts w:ascii="Arial" w:hAnsi="Arial" w:eastAsia="Times New Roman" w:cs="Arial"/>
                 <w:b/>
                 <w:bCs/>
-                <w:color w:val="auto"/>
+                <w:color w:val="000000"/>
                 <w:kern w:val="0"/>
                 <w:sz w:val="18"/>
                 <w:szCs w:val="18"/>
@@ -2291,7 +2325,7 @@
                 <w:rFonts w:eastAsia="Times New Roman" w:cs="Arial" w:ascii="Arial" w:hAnsi="Arial"/>
                 <w:b/>
                 <w:bCs/>
-                <w:color w:val="auto"/>
+                <w:color w:val="000000"/>
                 <w:kern w:val="0"/>
                 <w:sz w:val="18"/>
                 <w:szCs w:val="18"/>
@@ -2307,88 +2341,24 @@
               <w:overflowPunct w:val="true"/>
               <w:bidi w:val="0"/>
               <w:spacing w:before="0" w:after="0"/>
-              <w:jc w:val="both"/>
+              <w:jc w:val="left"/>
               <w:textAlignment w:val="baseline"/>
               <w:rPr>
-                <w:rFonts w:ascii="Arial" w:hAnsi="Arial" w:eastAsia="Times New Roman" w:cs="Arial"/>
-                <w:bCs/>
-                <w:kern w:val="0"/>
-                <w:sz w:val="18"/>
-                <w:szCs w:val="18"/>
-                <w:lang w:bidi="ar-SA"/>
-              </w:rPr>
-            </w:pPr>
-            <w:r>
-              <w:rPr>
-                <w:rFonts w:eastAsia="Times New Roman" w:cs="Arial" w:ascii="Arial" w:hAnsi="Arial"/>
-                <w:bCs/>
-                <w:kern w:val="0"/>
-                <w:sz w:val="18"/>
-                <w:szCs w:val="18"/>
-                <w:lang w:bidi="ar-SA"/>
-              </w:rPr>
-            </w:r>
-          </w:p>
-          <w:p>
-            <w:pPr>
-              <w:pStyle w:val="Header"/>
-              <w:widowControl/>
-              <w:suppressAutoHyphens w:val="true"/>
-              <w:overflowPunct w:val="true"/>
-              <w:bidi w:val="0"/>
-              <w:spacing w:before="0" w:after="0"/>
-              <w:jc w:val="both"/>
-              <w:textAlignment w:val="baseline"/>
-              <w:rPr>
-                <w:rFonts w:ascii="Arial" w:hAnsi="Arial" w:eastAsia="Times New Roman" w:cs="Arial"/>
-                <w:bCs/>
-                <w:kern w:val="0"/>
-                <w:sz w:val="18"/>
-                <w:szCs w:val="18"/>
-                <w:lang w:bidi="ar-SA"/>
-              </w:rPr>
-            </w:pPr>
-            <w:r>
-              <w:rPr>
-                <w:rFonts w:eastAsia="Times New Roman" w:cs="Arial" w:ascii="Arial" w:hAnsi="Arial"/>
-                <w:bCs/>
-                <w:kern w:val="0"/>
-                <w:sz w:val="18"/>
-                <w:szCs w:val="18"/>
-                <w:lang w:bidi="ar-SA"/>
-              </w:rPr>
-            </w:r>
-          </w:p>
-          <w:p>
-            <w:pPr>
-              <w:pStyle w:val="Header"/>
-              <w:widowControl/>
-              <w:suppressAutoHyphens w:val="true"/>
-              <w:overflowPunct w:val="true"/>
-              <w:bidi w:val="0"/>
-              <w:spacing w:before="0" w:after="0"/>
-              <w:jc w:val="both"/>
-              <w:textAlignment w:val="baseline"/>
-              <w:rPr>
-                <w:rFonts w:ascii="Arial" w:hAnsi="Arial" w:eastAsia="Times New Roman" w:cs="Arial"/>
-                <w:bCs/>
-                <w:kern w:val="0"/>
-                <w:sz w:val="18"/>
-                <w:szCs w:val="18"/>
-                <w:lang w:bidi="ar-SA"/>
-              </w:rPr>
-            </w:pPr>
-            <w:r>
-              <w:rPr>
-                <w:rFonts w:eastAsia="Times New Roman" w:cs="Arial" w:ascii="Arial" w:hAnsi="Arial"/>
-                <w:bCs/>
-                <w:kern w:val="0"/>
-                <w:sz w:val="18"/>
-                <w:szCs w:val="18"/>
-                <w:lang w:bidi="ar-SA"/>
+                <w:rFonts w:ascii="Arial" w:hAnsi="Arial" w:cs="Arial"/>
+                <w:bCs/>
+                <w:sz w:val="18"/>
+                <w:szCs w:val="18"/>
+              </w:rPr>
+            </w:pPr>
+            <w:r>
+              <w:rPr>
+                <w:rFonts w:cs="Arial" w:ascii="Arial" w:hAnsi="Arial"/>
+                <w:bCs/>
+                <w:sz w:val="18"/>
+                <w:szCs w:val="18"/>
               </w:rPr>
               <w:drawing>
-                <wp:anchor behindDoc="0" distT="0" distB="0" distL="0" distR="0" simplePos="0" locked="0" layoutInCell="0" allowOverlap="1" relativeHeight="10">
+                <wp:anchor behindDoc="0" distT="0" distB="0" distL="0" distR="0" simplePos="0" locked="0" layoutInCell="0" allowOverlap="1" relativeHeight="7">
                   <wp:simplePos x="0" y="0"/>
                   <wp:positionH relativeFrom="column">
                     <wp:align>center</wp:align>
@@ -2396,10 +2366,10 @@
                   <wp:positionV relativeFrom="paragraph">
                     <wp:posOffset>635</wp:posOffset>
                   </wp:positionV>
-                  <wp:extent cx="3536315" cy="561975"/>
+                  <wp:extent cx="3535680" cy="2663190"/>
                   <wp:effectExtent l="0" t="0" r="0" b="0"/>
                   <wp:wrapSquare wrapText="largest"/>
-                  <wp:docPr id="3" name="Imagen12" descr=""/>
+                  <wp:docPr id="3" name="Imagen1" descr=""/>
                   <wp:cNvGraphicFramePr>
                     <a:graphicFrameLocks xmlns:a="http://schemas.openxmlformats.org/drawingml/2006/main" noChangeAspect="1"/>
                   </wp:cNvGraphicFramePr>
@@ -2407,7 +2377,7 @@
                     <a:graphicData uri="http://schemas.openxmlformats.org/drawingml/2006/picture">
                       <pic:pic xmlns:pic="http://schemas.openxmlformats.org/drawingml/2006/picture">
                         <pic:nvPicPr>
-                          <pic:cNvPr id="3" name="Imagen12" descr=""/>
+                          <pic:cNvPr id="3" name="Imagen1" descr=""/>
                           <pic:cNvPicPr>
                             <a:picLocks noChangeAspect="1" noChangeArrowheads="1"/>
                           </pic:cNvPicPr>
@@ -2421,7 +2391,7 @@
                         <pic:spPr bwMode="auto">
                           <a:xfrm>
                             <a:off x="0" y="0"/>
-                            <a:ext cx="3536315" cy="561975"/>
+                            <a:ext cx="3535680" cy="2663190"/>
                           </a:xfrm>
                           <a:prstGeom prst="rect">
                             <a:avLst/>
@@ -2438,57 +2408,26 @@
             <w:pPr>
               <w:pStyle w:val="Header"/>
               <w:widowControl/>
-              <w:suppressAutoHyphens w:val="true"/>
-              <w:overflowPunct w:val="true"/>
-              <w:bidi w:val="0"/>
-              <w:spacing w:before="0" w:after="0"/>
-              <w:jc w:val="both"/>
-              <w:textAlignment w:val="baseline"/>
-              <w:rPr>
-                <w:rFonts w:ascii="Arial" w:hAnsi="Arial" w:eastAsia="Times New Roman" w:cs="Arial"/>
-                <w:bCs/>
-                <w:kern w:val="0"/>
-                <w:sz w:val="18"/>
-                <w:szCs w:val="18"/>
-                <w:lang w:bidi="ar-SA"/>
-              </w:rPr>
-            </w:pPr>
-            <w:r>
-              <w:rPr>
-                <w:rFonts w:eastAsia="Times New Roman" w:cs="Arial" w:ascii="Arial" w:hAnsi="Arial"/>
-                <w:bCs/>
-                <w:kern w:val="0"/>
-                <w:sz w:val="18"/>
-                <w:szCs w:val="18"/>
-                <w:lang w:bidi="ar-SA"/>
-              </w:rPr>
-            </w:r>
-          </w:p>
-          <w:p>
-            <w:pPr>
-              <w:pStyle w:val="Header"/>
-              <w:widowControl/>
-              <w:spacing w:before="0" w:after="0"/>
+              <w:spacing w:before="0" w:after="0"/>
+              <w:ind w:hanging="0" w:left="0"/>
               <w:jc w:val="left"/>
               <w:rPr>
-                <w:rFonts w:ascii="Arial" w:hAnsi="Arial" w:eastAsia="Times New Roman" w:cs="Arial"/>
-                <w:bCs/>
-                <w:color w:val="000000"/>
-                <w:kern w:val="0"/>
-                <w:sz w:val="18"/>
-                <w:szCs w:val="18"/>
-                <w:lang w:bidi="ar-SA"/>
-              </w:rPr>
-            </w:pPr>
-            <w:r>
-              <w:rPr>
-                <w:rFonts w:eastAsia="Times New Roman" w:cs="Arial" w:ascii="Arial" w:hAnsi="Arial"/>
-                <w:bCs/>
-                <w:color w:val="000000"/>
-                <w:kern w:val="0"/>
-                <w:sz w:val="18"/>
-                <w:szCs w:val="18"/>
-                <w:lang w:bidi="ar-SA"/>
+                <w:rFonts w:ascii="Arial" w:hAnsi="Arial" w:cs="Arial"/>
+                <w:b/>
+                <w:bCs/>
+                <w:color w:val="008000"/>
+                <w:sz w:val="18"/>
+                <w:szCs w:val="18"/>
+              </w:rPr>
+            </w:pPr>
+            <w:r>
+              <w:rPr>
+                <w:rFonts w:cs="Arial" w:ascii="Arial" w:hAnsi="Arial"/>
+                <w:b/>
+                <w:bCs/>
+                <w:color w:val="008000"/>
+                <w:sz w:val="18"/>
+                <w:szCs w:val="18"/>
               </w:rPr>
             </w:r>
           </w:p>
@@ -2498,7 +2437,7 @@
               <w:widowControl/>
               <w:numPr>
                 <w:ilvl w:val="0"/>
-                <w:numId w:val="2"/>
+                <w:numId w:val="3"/>
               </w:numPr>
               <w:suppressAutoHyphens w:val="true"/>
               <w:overflowPunct w:val="true"/>
@@ -2528,7 +2467,7 @@
                 <w:szCs w:val="18"/>
                 <w:lang w:val="es-SV" w:eastAsia="en-US" w:bidi="ar-SA"/>
               </w:rPr>
-              <w:t>Prueba de Billetera GooglePay - 50120834693) con tokenRefId de MasterCard:</w:t>
+              <w:t>Response del api (00):</w:t>
             </w:r>
           </w:p>
           <w:p>
@@ -2539,13 +2478,13 @@
               <w:overflowPunct w:val="true"/>
               <w:bidi w:val="0"/>
               <w:spacing w:before="0" w:after="0"/>
-              <w:jc w:val="left"/>
+              <w:jc w:val="both"/>
               <w:textAlignment w:val="baseline"/>
               <w:rPr>
                 <w:rFonts w:ascii="Arial" w:hAnsi="Arial" w:eastAsia="Times New Roman" w:cs="Arial"/>
                 <w:b/>
                 <w:bCs/>
-                <w:color w:val="000000"/>
+                <w:color w:val="008000"/>
                 <w:kern w:val="0"/>
                 <w:sz w:val="18"/>
                 <w:szCs w:val="18"/>
@@ -2557,7 +2496,7 @@
                 <w:rFonts w:eastAsia="Times New Roman" w:cs="Arial" w:ascii="Arial" w:hAnsi="Arial"/>
                 <w:b/>
                 <w:bCs/>
-                <w:color w:val="000000"/>
+                <w:color w:val="008000"/>
                 <w:kern w:val="0"/>
                 <w:sz w:val="18"/>
                 <w:szCs w:val="18"/>
@@ -2573,24 +2512,32 @@
               <w:overflowPunct w:val="true"/>
               <w:bidi w:val="0"/>
               <w:spacing w:before="0" w:after="0"/>
-              <w:jc w:val="left"/>
+              <w:jc w:val="both"/>
               <w:textAlignment w:val="baseline"/>
               <w:rPr>
-                <w:rFonts w:ascii="Arial" w:hAnsi="Arial" w:cs="Arial"/>
-                <w:bCs/>
-                <w:sz w:val="18"/>
-                <w:szCs w:val="18"/>
-              </w:rPr>
-            </w:pPr>
-            <w:r>
-              <w:rPr>
-                <w:rFonts w:cs="Arial" w:ascii="Arial" w:hAnsi="Arial"/>
-                <w:bCs/>
-                <w:sz w:val="18"/>
-                <w:szCs w:val="18"/>
+                <w:rFonts w:ascii="Arial" w:hAnsi="Arial" w:eastAsia="Times New Roman" w:cs="Arial"/>
+                <w:b/>
+                <w:bCs/>
+                <w:color w:val="auto"/>
+                <w:kern w:val="0"/>
+                <w:sz w:val="18"/>
+                <w:szCs w:val="18"/>
+                <w:lang w:val="es-SV" w:eastAsia="en-US" w:bidi="ar-SA"/>
+              </w:rPr>
+            </w:pPr>
+            <w:r>
+              <w:rPr>
+                <w:rFonts w:eastAsia="Times New Roman" w:cs="Arial" w:ascii="Arial" w:hAnsi="Arial"/>
+                <w:b/>
+                <w:bCs/>
+                <w:color w:val="auto"/>
+                <w:kern w:val="0"/>
+                <w:sz w:val="18"/>
+                <w:szCs w:val="18"/>
+                <w:lang w:val="es-SV" w:eastAsia="en-US" w:bidi="ar-SA"/>
               </w:rPr>
               <w:drawing>
-                <wp:anchor behindDoc="0" distT="0" distB="0" distL="0" distR="0" simplePos="0" locked="0" layoutInCell="0" allowOverlap="1" relativeHeight="27">
+                <wp:anchor behindDoc="0" distT="0" distB="0" distL="0" distR="0" simplePos="0" locked="0" layoutInCell="0" allowOverlap="1" relativeHeight="8">
                   <wp:simplePos x="0" y="0"/>
                   <wp:positionH relativeFrom="column">
                     <wp:align>center</wp:align>
@@ -2598,10 +2545,10 @@
                   <wp:positionV relativeFrom="paragraph">
                     <wp:posOffset>635</wp:posOffset>
                   </wp:positionV>
-                  <wp:extent cx="3536315" cy="4033520"/>
+                  <wp:extent cx="3535680" cy="3516630"/>
                   <wp:effectExtent l="0" t="0" r="0" b="0"/>
                   <wp:wrapSquare wrapText="largest"/>
-                  <wp:docPr id="4" name="Imagen1" descr=""/>
+                  <wp:docPr id="4" name="Imagen12" descr=""/>
                   <wp:cNvGraphicFramePr>
                     <a:graphicFrameLocks xmlns:a="http://schemas.openxmlformats.org/drawingml/2006/main" noChangeAspect="1"/>
                   </wp:cNvGraphicFramePr>
@@ -2609,7 +2556,7 @@
                     <a:graphicData uri="http://schemas.openxmlformats.org/drawingml/2006/picture">
                       <pic:pic xmlns:pic="http://schemas.openxmlformats.org/drawingml/2006/picture">
                         <pic:nvPicPr>
-                          <pic:cNvPr id="4" name="Imagen1" descr=""/>
+                          <pic:cNvPr id="4" name="Imagen12" descr=""/>
                           <pic:cNvPicPr>
                             <a:picLocks noChangeAspect="1" noChangeArrowheads="1"/>
                           </pic:cNvPicPr>
@@ -2623,7 +2570,7 @@
                         <pic:spPr bwMode="auto">
                           <a:xfrm>
                             <a:off x="0" y="0"/>
-                            <a:ext cx="3536315" cy="4033520"/>
+                            <a:ext cx="3535680" cy="3516630"/>
                           </a:xfrm>
                           <a:prstGeom prst="rect">
                             <a:avLst/>
@@ -2640,26 +2587,67 @@
             <w:pPr>
               <w:pStyle w:val="Header"/>
               <w:widowControl/>
-              <w:spacing w:before="0" w:after="0"/>
-              <w:ind w:hanging="0" w:left="0"/>
-              <w:jc w:val="left"/>
-              <w:rPr>
-                <w:rFonts w:ascii="Arial" w:hAnsi="Arial" w:cs="Arial"/>
-                <w:b/>
-                <w:bCs/>
-                <w:color w:val="008000"/>
-                <w:sz w:val="18"/>
-                <w:szCs w:val="18"/>
-              </w:rPr>
-            </w:pPr>
-            <w:r>
-              <w:rPr>
-                <w:rFonts w:cs="Arial" w:ascii="Arial" w:hAnsi="Arial"/>
-                <w:b/>
-                <w:bCs/>
-                <w:color w:val="008000"/>
-                <w:sz w:val="18"/>
-                <w:szCs w:val="18"/>
+              <w:suppressAutoHyphens w:val="true"/>
+              <w:overflowPunct w:val="true"/>
+              <w:bidi w:val="0"/>
+              <w:spacing w:before="0" w:after="0"/>
+              <w:jc w:val="both"/>
+              <w:textAlignment w:val="baseline"/>
+              <w:rPr>
+                <w:rFonts w:ascii="Arial" w:hAnsi="Arial" w:eastAsia="Times New Roman" w:cs="Arial"/>
+                <w:b/>
+                <w:bCs/>
+                <w:color w:val="auto"/>
+                <w:kern w:val="0"/>
+                <w:sz w:val="18"/>
+                <w:szCs w:val="18"/>
+                <w:lang w:val="es-SV" w:eastAsia="en-US" w:bidi="ar-SA"/>
+              </w:rPr>
+            </w:pPr>
+            <w:r>
+              <w:rPr>
+                <w:rFonts w:eastAsia="Times New Roman" w:cs="Arial" w:ascii="Arial" w:hAnsi="Arial"/>
+                <w:b/>
+                <w:bCs/>
+                <w:color w:val="auto"/>
+                <w:kern w:val="0"/>
+                <w:sz w:val="18"/>
+                <w:szCs w:val="18"/>
+                <w:lang w:val="es-SV" w:eastAsia="en-US" w:bidi="ar-SA"/>
+              </w:rPr>
+            </w:r>
+          </w:p>
+          <w:p>
+            <w:pPr>
+              <w:pStyle w:val="Header"/>
+              <w:widowControl/>
+              <w:suppressAutoHyphens w:val="true"/>
+              <w:overflowPunct w:val="true"/>
+              <w:bidi w:val="0"/>
+              <w:spacing w:before="0" w:after="0"/>
+              <w:jc w:val="both"/>
+              <w:textAlignment w:val="baseline"/>
+              <w:rPr>
+                <w:rFonts w:ascii="Arial" w:hAnsi="Arial" w:eastAsia="Times New Roman" w:cs="Arial"/>
+                <w:b/>
+                <w:bCs/>
+                <w:color w:val="auto"/>
+                <w:kern w:val="0"/>
+                <w:sz w:val="18"/>
+                <w:szCs w:val="18"/>
+                <w:lang w:val="es-SV" w:eastAsia="en-US" w:bidi="ar-SA"/>
+              </w:rPr>
+            </w:pPr>
+            <w:r>
+              <w:rPr>
+                <w:rFonts w:eastAsia="Times New Roman" w:cs="Arial" w:ascii="Arial" w:hAnsi="Arial"/>
+                <w:b/>
+                <w:bCs/>
+                <w:color w:val="auto"/>
+                <w:kern w:val="0"/>
+                <w:sz w:val="18"/>
+                <w:szCs w:val="18"/>
+                <w:lang w:val="es-SV" w:eastAsia="en-US" w:bidi="ar-SA"/>
               </w:rPr>
             </w:r>
           </w:p>
@@ -2699,7 +2687,34 @@
                 <w:szCs w:val="18"/>
                 <w:lang w:val="es-SV" w:eastAsia="en-US" w:bidi="ar-SA"/>
               </w:rPr>
-              <w:t>Response del api (00):</w:t>
+              <w:t xml:space="preserve">Prueba de Billetera ApplePay - 50110030273) con único </w:t>
+            </w:r>
+            <w:r>
+              <w:rPr>
+                <w:rFonts w:eastAsia="Times New Roman" w:cs="Arial" w:ascii="Consolas" w:hAnsi="Consolas"/>
+                <w:b/>
+                <w:bCs/>
+                <w:color w:val="2A00FF"/>
+                <w:kern w:val="0"/>
+                <w:sz w:val="20"/>
+                <w:szCs w:val="18"/>
+                <w:shd w:fill="E8F2FE" w:val="clear"/>
+                <w:lang w:val="es-SV" w:eastAsia="en-US" w:bidi="ar-SA"/>
+              </w:rPr>
+              <w:t>4915667</w:t>
+            </w:r>
+            <w:r>
+              <w:rPr>
+                <w:rFonts w:eastAsia="Times New Roman" w:cs="Arial" w:ascii="Arial" w:hAnsi="Arial"/>
+                <w:b/>
+                <w:bCs/>
+                <w:color w:val="000000"/>
+                <w:kern w:val="0"/>
+                <w:sz w:val="18"/>
+                <w:szCs w:val="18"/>
+                <w:lang w:val="es-SV" w:eastAsia="en-US" w:bidi="ar-SA"/>
+              </w:rPr>
+              <w:t xml:space="preserve">  MasterCard:</w:t>
             </w:r>
           </w:p>
           <w:p>
@@ -2716,7 +2731,7 @@
                 <w:rFonts w:ascii="Arial" w:hAnsi="Arial" w:eastAsia="Times New Roman" w:cs="Arial"/>
                 <w:b/>
                 <w:bCs/>
-                <w:color w:val="008000"/>
+                <w:color w:val="auto"/>
                 <w:kern w:val="0"/>
                 <w:sz w:val="18"/>
                 <w:szCs w:val="18"/>
@@ -2728,7 +2743,7 @@
                 <w:rFonts w:eastAsia="Times New Roman" w:cs="Arial" w:ascii="Arial" w:hAnsi="Arial"/>
                 <w:b/>
                 <w:bCs/>
-                <w:color w:val="008000"/>
+                <w:color w:val="auto"/>
                 <w:kern w:val="0"/>
                 <w:sz w:val="18"/>
                 <w:szCs w:val="18"/>
@@ -2768,51 +2783,6 @@
                 <w:szCs w:val="18"/>
                 <w:lang w:val="es-SV" w:eastAsia="en-US" w:bidi="ar-SA"/>
               </w:rPr>
-              <w:drawing>
-                <wp:anchor behindDoc="0" distT="0" distB="0" distL="0" distR="0" simplePos="0" locked="0" layoutInCell="0" allowOverlap="1" relativeHeight="26">
-                  <wp:simplePos x="0" y="0"/>
-                  <wp:positionH relativeFrom="column">
-                    <wp:align>center</wp:align>
-                  </wp:positionH>
-                  <wp:positionV relativeFrom="paragraph">
-                    <wp:posOffset>635</wp:posOffset>
-                  </wp:positionV>
-                  <wp:extent cx="3536315" cy="601980"/>
-                  <wp:effectExtent l="0" t="0" r="0" b="0"/>
-                  <wp:wrapSquare wrapText="largest"/>
-                  <wp:docPr id="5" name="Imagen11 Copia 1" descr=""/>
-                  <wp:cNvGraphicFramePr>
-                    <a:graphicFrameLocks xmlns:a="http://schemas.openxmlformats.org/drawingml/2006/main" noChangeAspect="1"/>
-                  </wp:cNvGraphicFramePr>
-                  <a:graphic xmlns:a="http://schemas.openxmlformats.org/drawingml/2006/main">
-                    <a:graphicData uri="http://schemas.openxmlformats.org/drawingml/2006/picture">
-                      <pic:pic xmlns:pic="http://schemas.openxmlformats.org/drawingml/2006/picture">
-                        <pic:nvPicPr>
-                          <pic:cNvPr id="5" name="Imagen11 Copia 1" descr=""/>
-                          <pic:cNvPicPr>
-                            <a:picLocks noChangeAspect="1" noChangeArrowheads="1"/>
-                          </pic:cNvPicPr>
-                        </pic:nvPicPr>
-                        <pic:blipFill>
-                          <a:blip r:embed="rId6"/>
-                          <a:stretch>
-                            <a:fillRect/>
-                          </a:stretch>
-                        </pic:blipFill>
-                        <pic:spPr bwMode="auto">
-                          <a:xfrm>
-                            <a:off x="0" y="0"/>
-                            <a:ext cx="3536315" cy="601980"/>
-                          </a:xfrm>
-                          <a:prstGeom prst="rect">
-                            <a:avLst/>
-                          </a:prstGeom>
-                        </pic:spPr>
-                      </pic:pic>
-                    </a:graphicData>
-                  </a:graphic>
-                </wp:anchor>
-              </w:drawing>
             </w:r>
           </w:p>
           <w:p>
@@ -2863,182 +2833,29 @@
               <w:spacing w:before="0" w:after="0"/>
               <w:jc w:val="both"/>
               <w:textAlignment w:val="baseline"/>
-              <w:rPr/>
-            </w:pPr>
-            <w:r>
-              <w:rPr>
-                <w:rFonts w:eastAsia="Times New Roman" w:cs="Arial" w:ascii="Arial" w:hAnsi="Arial"/>
-                <w:b/>
-                <w:bCs/>
-                <w:color w:val="auto"/>
+              <w:rPr>
+                <w:rFonts w:ascii="Arial" w:hAnsi="Arial" w:eastAsia="Times New Roman" w:cs="Arial"/>
+                <w:b/>
+                <w:bCs/>
+                <w:color w:val="000000"/>
                 <w:kern w:val="0"/>
                 <w:sz w:val="18"/>
                 <w:szCs w:val="18"/>
                 <w:lang w:val="es-SV" w:eastAsia="en-US" w:bidi="ar-SA"/>
               </w:rPr>
-              <w:t>Verificación de que el registro de la digitalización se encuentre creado  con el estatus CREATED en la tabla</w:t>
-            </w:r>
-            <w:r>
-              <w:rPr>
-                <w:rFonts w:eastAsia="Times New Roman"/>
-                <w:b/>
-                <w:color w:val="auto"/>
-                <w:kern w:val="0"/>
+            </w:pPr>
+            <w:r>
+              <w:rPr>
+                <w:rFonts w:eastAsia="Times New Roman" w:cs="Arial" w:ascii="Arial" w:hAnsi="Arial"/>
+                <w:b/>
+                <w:bCs/>
+                <w:color w:val="000000"/>
+                <w:kern w:val="0"/>
+                <w:sz w:val="18"/>
+                <w:szCs w:val="18"/>
                 <w:lang w:val="es-SV" w:eastAsia="en-US" w:bidi="ar-SA"/>
               </w:rPr>
-              <w:t xml:space="preserve"> (</w:t>
-            </w:r>
-            <w:r>
-              <w:rPr>
-                <w:rFonts w:ascii="Consolas" w:hAnsi="Consolas"/>
-                <w:color w:val="000080"/>
-                <w:sz w:val="20"/>
-                <w:shd w:fill="F0D8A8" w:val="clear"/>
-              </w:rPr>
-              <w:t>TOKENIZATION_REGISTRO_VALIDATION)</w:t>
-            </w:r>
-            <w:r>
-              <w:rPr>
-                <w:rFonts w:eastAsia="Times New Roman"/>
-                <w:b/>
-                <w:color w:val="auto"/>
-                <w:kern w:val="0"/>
-                <w:lang w:val="es-SV" w:eastAsia="en-US" w:bidi="ar-SA"/>
-              </w:rPr>
-              <w:t>:</w:t>
-            </w:r>
-          </w:p>
-          <w:p>
-            <w:pPr>
-              <w:pStyle w:val="Header"/>
-              <w:widowControl/>
-              <w:spacing w:before="0" w:after="0"/>
-              <w:jc w:val="left"/>
-              <w:rPr>
-                <w:rFonts w:ascii="Arial" w:hAnsi="Arial" w:cs="Arial"/>
-                <w:bCs/>
-                <w:sz w:val="18"/>
-                <w:szCs w:val="18"/>
-              </w:rPr>
-            </w:pPr>
-            <w:r>
-              <w:rPr>
-                <w:rFonts w:cs="Arial" w:ascii="Arial" w:hAnsi="Arial"/>
-                <w:bCs/>
-                <w:sz w:val="18"/>
-                <w:szCs w:val="18"/>
-              </w:rPr>
-            </w:r>
-          </w:p>
-          <w:p>
-            <w:pPr>
-              <w:pStyle w:val="Header"/>
-              <w:widowControl/>
-              <w:spacing w:before="0" w:after="0"/>
-              <w:jc w:val="left"/>
-              <w:rPr>
-                <w:rFonts w:ascii="Arial" w:hAnsi="Arial" w:cs="Arial"/>
-                <w:bCs/>
-                <w:sz w:val="18"/>
-                <w:szCs w:val="18"/>
-              </w:rPr>
-            </w:pPr>
-            <w:r>
-              <w:rPr>
-                <w:rFonts w:cs="Arial" w:ascii="Arial" w:hAnsi="Arial"/>
-                <w:bCs/>
-                <w:sz w:val="18"/>
-                <w:szCs w:val="18"/>
-              </w:rPr>
-            </w:r>
-          </w:p>
-          <w:p>
-            <w:pPr>
-              <w:pStyle w:val="Header"/>
-              <w:widowControl/>
-              <w:spacing w:before="0" w:after="0"/>
-              <w:jc w:val="left"/>
-              <w:rPr>
-                <w:rFonts w:ascii="Arial" w:hAnsi="Arial" w:cs="Arial"/>
-                <w:bCs/>
-                <w:sz w:val="18"/>
-                <w:szCs w:val="18"/>
-              </w:rPr>
-            </w:pPr>
-            <w:r>
-              <w:rPr>
-                <w:rFonts w:cs="Arial" w:ascii="Arial" w:hAnsi="Arial"/>
-                <w:bCs/>
-                <w:sz w:val="18"/>
-                <w:szCs w:val="18"/>
-              </w:rPr>
-              <w:drawing>
-                <wp:anchor behindDoc="0" distT="0" distB="0" distL="0" distR="0" simplePos="0" locked="0" layoutInCell="0" allowOverlap="1" relativeHeight="17">
-                  <wp:simplePos x="0" y="0"/>
-                  <wp:positionH relativeFrom="column">
-                    <wp:align>center</wp:align>
-                  </wp:positionH>
-                  <wp:positionV relativeFrom="paragraph">
-                    <wp:posOffset>635</wp:posOffset>
-                  </wp:positionV>
-                  <wp:extent cx="3536315" cy="567055"/>
-                  <wp:effectExtent l="0" t="0" r="0" b="0"/>
-                  <wp:wrapSquare wrapText="largest"/>
-                  <wp:docPr id="6" name="Imagen2" descr=""/>
-                  <wp:cNvGraphicFramePr>
-                    <a:graphicFrameLocks xmlns:a="http://schemas.openxmlformats.org/drawingml/2006/main" noChangeAspect="1"/>
-                  </wp:cNvGraphicFramePr>
-                  <a:graphic xmlns:a="http://schemas.openxmlformats.org/drawingml/2006/main">
-                    <a:graphicData uri="http://schemas.openxmlformats.org/drawingml/2006/picture">
-                      <pic:pic xmlns:pic="http://schemas.openxmlformats.org/drawingml/2006/picture">
-                        <pic:nvPicPr>
-                          <pic:cNvPr id="6" name="Imagen2" descr=""/>
-                          <pic:cNvPicPr>
-                            <a:picLocks noChangeAspect="1" noChangeArrowheads="1"/>
-                          </pic:cNvPicPr>
-                        </pic:nvPicPr>
-                        <pic:blipFill>
-                          <a:blip r:embed="rId7"/>
-                          <a:stretch>
-                            <a:fillRect/>
-                          </a:stretch>
-                        </pic:blipFill>
-                        <pic:spPr bwMode="auto">
-                          <a:xfrm>
-                            <a:off x="0" y="0"/>
-                            <a:ext cx="3536315" cy="567055"/>
-                          </a:xfrm>
-                          <a:prstGeom prst="rect">
-                            <a:avLst/>
-                          </a:prstGeom>
-                        </pic:spPr>
-                      </pic:pic>
-                    </a:graphicData>
-                  </a:graphic>
-                </wp:anchor>
-              </w:drawing>
-            </w:r>
-          </w:p>
-          <w:p>
-            <w:pPr>
-              <w:pStyle w:val="Header"/>
-              <w:widowControl/>
-              <w:spacing w:before="0" w:after="0"/>
-              <w:jc w:val="left"/>
-              <w:rPr>
-                <w:rFonts w:ascii="Arial" w:hAnsi="Arial" w:cs="Arial"/>
-                <w:bCs/>
-                <w:sz w:val="18"/>
-                <w:szCs w:val="18"/>
-              </w:rPr>
-            </w:pPr>
-            <w:r>
-              <w:rPr>
-                <w:rFonts w:cs="Arial" w:ascii="Arial" w:hAnsi="Arial"/>
-                <w:bCs/>
-                <w:sz w:val="18"/>
-                <w:szCs w:val="18"/>
-              </w:rPr>
+              <w:t>Response del api (00):</w:t>
             </w:r>
           </w:p>
           <w:p>
@@ -3049,117 +2866,149 @@
               <w:overflowPunct w:val="true"/>
               <w:bidi w:val="0"/>
               <w:spacing w:before="0" w:after="0"/>
+              <w:jc w:val="both"/>
+              <w:textAlignment w:val="baseline"/>
+              <w:rPr>
+                <w:rFonts w:ascii="Arial" w:hAnsi="Arial" w:eastAsia="Times New Roman" w:cs="Arial"/>
+                <w:b/>
+                <w:bCs/>
+                <w:color w:val="008000"/>
+                <w:kern w:val="0"/>
+                <w:sz w:val="18"/>
+                <w:szCs w:val="18"/>
+                <w:lang w:val="es-SV" w:eastAsia="en-US" w:bidi="ar-SA"/>
+              </w:rPr>
+            </w:pPr>
+            <w:r>
+              <w:rPr>
+                <w:rFonts w:eastAsia="Times New Roman" w:cs="Arial" w:ascii="Arial" w:hAnsi="Arial"/>
+                <w:b/>
+                <w:bCs/>
+                <w:color w:val="008000"/>
+                <w:kern w:val="0"/>
+                <w:sz w:val="18"/>
+                <w:szCs w:val="18"/>
+                <w:lang w:val="es-SV" w:eastAsia="en-US" w:bidi="ar-SA"/>
+              </w:rPr>
+            </w:r>
+          </w:p>
+          <w:p>
+            <w:pPr>
+              <w:pStyle w:val="Header"/>
+              <w:widowControl/>
+              <w:suppressAutoHyphens w:val="true"/>
+              <w:overflowPunct w:val="true"/>
+              <w:bidi w:val="0"/>
+              <w:spacing w:before="0" w:after="0"/>
+              <w:jc w:val="both"/>
+              <w:textAlignment w:val="baseline"/>
+              <w:rPr>
+                <w:rFonts w:ascii="Arial" w:hAnsi="Arial" w:eastAsia="Times New Roman" w:cs="Arial"/>
+                <w:b/>
+                <w:bCs/>
+                <w:color w:val="auto"/>
+                <w:kern w:val="0"/>
+                <w:sz w:val="18"/>
+                <w:szCs w:val="18"/>
+                <w:lang w:val="es-SV" w:eastAsia="en-US" w:bidi="ar-SA"/>
+              </w:rPr>
+            </w:pPr>
+            <w:r>
+              <w:rPr>
+                <w:rFonts w:eastAsia="Times New Roman" w:cs="Arial" w:ascii="Arial" w:hAnsi="Arial"/>
+                <w:b/>
+                <w:bCs/>
+                <w:color w:val="auto"/>
+                <w:kern w:val="0"/>
+                <w:sz w:val="18"/>
+                <w:szCs w:val="18"/>
+                <w:lang w:val="es-SV" w:eastAsia="en-US" w:bidi="ar-SA"/>
+              </w:rPr>
+            </w:r>
+          </w:p>
+          <w:p>
+            <w:pPr>
+              <w:pStyle w:val="Header"/>
+              <w:widowControl/>
+              <w:suppressAutoHyphens w:val="true"/>
+              <w:overflowPunct w:val="true"/>
+              <w:bidi w:val="0"/>
+              <w:spacing w:before="0" w:after="0"/>
+              <w:jc w:val="both"/>
+              <w:textAlignment w:val="baseline"/>
+              <w:rPr>
+                <w:rFonts w:ascii="Arial" w:hAnsi="Arial" w:eastAsia="Times New Roman" w:cs="Arial"/>
+                <w:b/>
+                <w:bCs/>
+                <w:color w:val="auto"/>
+                <w:kern w:val="0"/>
+                <w:sz w:val="18"/>
+                <w:szCs w:val="18"/>
+                <w:lang w:val="es-SV" w:eastAsia="en-US" w:bidi="ar-SA"/>
+              </w:rPr>
+            </w:pPr>
+            <w:r>
+              <w:rPr>
+                <w:rFonts w:eastAsia="Times New Roman" w:cs="Arial" w:ascii="Arial" w:hAnsi="Arial"/>
+                <w:b/>
+                <w:bCs/>
+                <w:color w:val="auto"/>
+                <w:kern w:val="0"/>
+                <w:sz w:val="18"/>
+                <w:szCs w:val="18"/>
+                <w:lang w:val="es-SV" w:eastAsia="en-US" w:bidi="ar-SA"/>
+              </w:rPr>
+            </w:r>
+          </w:p>
+          <w:p>
+            <w:pPr>
+              <w:pStyle w:val="Header"/>
+              <w:widowControl/>
+              <w:suppressAutoHyphens w:val="true"/>
+              <w:overflowPunct w:val="true"/>
+              <w:bidi w:val="0"/>
+              <w:spacing w:before="0" w:after="0"/>
+              <w:jc w:val="both"/>
+              <w:textAlignment w:val="baseline"/>
+              <w:rPr>
+                <w:rFonts w:ascii="Arial" w:hAnsi="Arial" w:eastAsia="Times New Roman" w:cs="Arial"/>
+                <w:bCs/>
+                <w:kern w:val="0"/>
+                <w:sz w:val="18"/>
+                <w:szCs w:val="18"/>
+                <w:lang w:bidi="ar-SA"/>
+              </w:rPr>
+            </w:pPr>
+            <w:r>
+              <w:rPr>
+                <w:rFonts w:eastAsia="Times New Roman" w:cs="Arial" w:ascii="Arial" w:hAnsi="Arial"/>
+                <w:bCs/>
+                <w:kern w:val="0"/>
+                <w:sz w:val="18"/>
+                <w:szCs w:val="18"/>
+                <w:lang w:bidi="ar-SA"/>
+              </w:rPr>
+            </w:r>
+          </w:p>
+          <w:p>
+            <w:pPr>
+              <w:pStyle w:val="Header"/>
+              <w:widowControl/>
+              <w:spacing w:before="0" w:after="0"/>
               <w:jc w:val="left"/>
-              <w:textAlignment w:val="baseline"/>
               <w:rPr>
                 <w:rFonts w:ascii="Arial" w:hAnsi="Arial" w:eastAsia="Times New Roman" w:cs="Arial"/>
-                <w:b/>
                 <w:bCs/>
                 <w:color w:val="000000"/>
                 <w:kern w:val="0"/>
                 <w:sz w:val="18"/>
                 <w:szCs w:val="18"/>
-                <w:lang w:val="es-SV" w:eastAsia="en-US" w:bidi="ar-SA"/>
-              </w:rPr>
-            </w:pPr>
-            <w:r>
-              <w:rPr>
-                <w:rFonts w:eastAsia="Times New Roman" w:cs="Arial" w:ascii="Arial" w:hAnsi="Arial"/>
-                <w:b/>
-                <w:bCs/>
-                <w:color w:val="000000"/>
-                <w:kern w:val="0"/>
-                <w:sz w:val="18"/>
-                <w:szCs w:val="18"/>
-                <w:lang w:val="es-SV" w:eastAsia="en-US" w:bidi="ar-SA"/>
-              </w:rPr>
-            </w:r>
-          </w:p>
-          <w:p>
-            <w:pPr>
-              <w:pStyle w:val="Header"/>
-              <w:widowControl/>
-              <w:spacing w:before="0" w:after="0"/>
-              <w:ind w:hanging="0" w:left="720"/>
-              <w:jc w:val="left"/>
-              <w:rPr>
-                <w:rFonts w:ascii="Arial" w:hAnsi="Arial" w:eastAsia="Times New Roman" w:cs="Arial"/>
-                <w:b/>
-                <w:bCs/>
-                <w:color w:val="FF0000"/>
-                <w:kern w:val="0"/>
-                <w:sz w:val="18"/>
-                <w:szCs w:val="18"/>
                 <w:lang w:bidi="ar-SA"/>
               </w:rPr>
             </w:pPr>
             <w:r>
               <w:rPr>
                 <w:rFonts w:eastAsia="Times New Roman" w:cs="Arial" w:ascii="Arial" w:hAnsi="Arial"/>
-                <w:b/>
-                <w:bCs/>
-                <w:color w:val="FF0000"/>
-                <w:kern w:val="0"/>
-                <w:sz w:val="18"/>
-                <w:szCs w:val="18"/>
-                <w:lang w:bidi="ar-SA"/>
-              </w:rPr>
-              <w:t>-: Api Pruebas de NO afectación a wallets de VISA :-</w:t>
-            </w:r>
-          </w:p>
-          <w:p>
-            <w:pPr>
-              <w:pStyle w:val="Header"/>
-              <w:widowControl/>
-              <w:spacing w:before="0" w:after="0"/>
-              <w:ind w:hanging="0" w:left="720"/>
-              <w:jc w:val="left"/>
-              <w:rPr>
-                <w:rFonts w:ascii="Arial" w:hAnsi="Arial" w:eastAsia="Times New Roman" w:cs="Arial"/>
-                <w:b/>
-                <w:bCs/>
-                <w:color w:val="000000"/>
-                <w:kern w:val="0"/>
-                <w:sz w:val="18"/>
-                <w:szCs w:val="18"/>
-                <w:lang w:bidi="ar-SA"/>
-              </w:rPr>
-            </w:pPr>
-            <w:r>
-              <w:rPr>
-                <w:rFonts w:eastAsia="Times New Roman" w:cs="Arial" w:ascii="Arial" w:hAnsi="Arial"/>
-                <w:b/>
-                <w:bCs/>
-                <w:color w:val="000000"/>
-                <w:kern w:val="0"/>
-                <w:sz w:val="18"/>
-                <w:szCs w:val="18"/>
-                <w:lang w:bidi="ar-SA"/>
-              </w:rPr>
-            </w:r>
-          </w:p>
-          <w:p>
-            <w:pPr>
-              <w:pStyle w:val="Header"/>
-              <w:widowControl/>
-              <w:spacing w:before="0" w:after="0"/>
-              <w:ind w:hanging="0" w:left="720"/>
-              <w:jc w:val="left"/>
-              <w:rPr>
-                <w:rFonts w:ascii="Arial" w:hAnsi="Arial" w:eastAsia="Times New Roman" w:cs="Arial"/>
-                <w:b/>
-                <w:bCs/>
-                <w:color w:val="000000"/>
-                <w:kern w:val="0"/>
-                <w:sz w:val="18"/>
-                <w:szCs w:val="18"/>
-                <w:lang w:bidi="ar-SA"/>
-              </w:rPr>
-            </w:pPr>
-            <w:r>
-              <w:rPr>
-                <w:rFonts w:eastAsia="Times New Roman" w:cs="Arial" w:ascii="Arial" w:hAnsi="Arial"/>
-                <w:b/>
                 <w:bCs/>
                 <w:color w:val="000000"/>
                 <w:kern w:val="0"/>
@@ -3205,16 +3054,19 @@
                 <w:szCs w:val="18"/>
                 <w:lang w:val="es-SV" w:eastAsia="en-US" w:bidi="ar-SA"/>
               </w:rPr>
-              <w:t>Prueba de Billetera GooglePay - 50120834693) con tokenRefId de VISA:</w:t>
-            </w:r>
-          </w:p>
-          <w:p>
-            <w:pPr>
-              <w:pStyle w:val="Header"/>
-              <w:widowControl/>
-              <w:spacing w:before="0" w:after="0"/>
-              <w:ind w:hanging="0" w:left="720"/>
+              <w:t>Prueba de Billetera GooglePay - 50120834693) con tokenRefId de MasterCard:</w:t>
+            </w:r>
+          </w:p>
+          <w:p>
+            <w:pPr>
+              <w:pStyle w:val="Header"/>
+              <w:widowControl/>
+              <w:suppressAutoHyphens w:val="true"/>
+              <w:overflowPunct w:val="true"/>
+              <w:bidi w:val="0"/>
+              <w:spacing w:before="0" w:after="0"/>
               <w:jc w:val="left"/>
+              <w:textAlignment w:val="baseline"/>
               <w:rPr>
                 <w:rFonts w:ascii="Arial" w:hAnsi="Arial" w:eastAsia="Times New Roman" w:cs="Arial"/>
                 <w:b/>
@@ -3223,7 +3075,7 @@
                 <w:kern w:val="0"/>
                 <w:sz w:val="18"/>
                 <w:szCs w:val="18"/>
-                <w:lang w:bidi="ar-SA"/>
+                <w:lang w:val="es-SV" w:eastAsia="en-US" w:bidi="ar-SA"/>
               </w:rPr>
             </w:pPr>
             <w:r>
@@ -3235,145 +3087,60 @@
                 <w:kern w:val="0"/>
                 <w:sz w:val="18"/>
                 <w:szCs w:val="18"/>
-                <w:lang w:bidi="ar-SA"/>
-              </w:rPr>
-            </w:r>
-          </w:p>
-          <w:p>
-            <w:pPr>
-              <w:pStyle w:val="Header"/>
-              <w:widowControl/>
-              <w:spacing w:before="0" w:after="0"/>
-              <w:ind w:hanging="0" w:left="720"/>
+                <w:lang w:val="es-SV" w:eastAsia="en-US" w:bidi="ar-SA"/>
+              </w:rPr>
+            </w:r>
+          </w:p>
+          <w:p>
+            <w:pPr>
+              <w:pStyle w:val="Header"/>
+              <w:widowControl/>
+              <w:suppressAutoHyphens w:val="true"/>
+              <w:overflowPunct w:val="true"/>
+              <w:bidi w:val="0"/>
+              <w:spacing w:before="0" w:after="0"/>
               <w:jc w:val="left"/>
-              <w:rPr>
-                <w:rFonts w:ascii="Arial" w:hAnsi="Arial" w:eastAsia="Times New Roman" w:cs="Arial"/>
-                <w:b/>
-                <w:bCs/>
-                <w:color w:val="000000"/>
-                <w:kern w:val="0"/>
-                <w:sz w:val="18"/>
-                <w:szCs w:val="18"/>
-                <w:lang w:bidi="ar-SA"/>
-              </w:rPr>
-            </w:pPr>
-            <w:r>
-              <w:rPr>
-                <w:rFonts w:eastAsia="Times New Roman" w:cs="Arial" w:ascii="Arial" w:hAnsi="Arial"/>
-                <w:b/>
-                <w:bCs/>
-                <w:color w:val="000000"/>
-                <w:kern w:val="0"/>
-                <w:sz w:val="18"/>
-                <w:szCs w:val="18"/>
-                <w:lang w:bidi="ar-SA"/>
-              </w:rPr>
-            </w:r>
-          </w:p>
-          <w:p>
-            <w:pPr>
-              <w:pStyle w:val="Header"/>
-              <w:widowControl/>
-              <w:spacing w:before="0" w:after="0"/>
-              <w:ind w:hanging="0" w:left="720"/>
+              <w:textAlignment w:val="baseline"/>
+              <w:rPr>
+                <w:rFonts w:ascii="Arial" w:hAnsi="Arial" w:cs="Arial"/>
+                <w:bCs/>
+                <w:sz w:val="18"/>
+                <w:szCs w:val="18"/>
+              </w:rPr>
+            </w:pPr>
+            <w:r>
+              <w:rPr>
+                <w:rFonts w:cs="Arial" w:ascii="Arial" w:hAnsi="Arial"/>
+                <w:bCs/>
+                <w:sz w:val="18"/>
+                <w:szCs w:val="18"/>
+              </w:rPr>
+            </w:r>
+          </w:p>
+          <w:p>
+            <w:pPr>
+              <w:pStyle w:val="Header"/>
+              <w:widowControl/>
+              <w:spacing w:before="0" w:after="0"/>
+              <w:ind w:hanging="0" w:left="0"/>
               <w:jc w:val="left"/>
               <w:rPr>
-                <w:rFonts w:ascii="Arial" w:hAnsi="Arial" w:eastAsia="Times New Roman" w:cs="Arial"/>
-                <w:b/>
-                <w:bCs/>
-                <w:color w:val="000000"/>
-                <w:kern w:val="0"/>
-                <w:sz w:val="18"/>
-                <w:szCs w:val="18"/>
-                <w:lang w:bidi="ar-SA"/>
-              </w:rPr>
-            </w:pPr>
-            <w:r>
-              <w:rPr>
-                <w:rFonts w:eastAsia="Times New Roman" w:cs="Arial" w:ascii="Arial" w:hAnsi="Arial"/>
-                <w:b/>
-                <w:bCs/>
-                <w:color w:val="000000"/>
-                <w:kern w:val="0"/>
-                <w:sz w:val="18"/>
-                <w:szCs w:val="18"/>
-                <w:lang w:bidi="ar-SA"/>
-              </w:rPr>
-              <w:drawing>
-                <wp:anchor behindDoc="0" distT="0" distB="0" distL="0" distR="0" simplePos="0" locked="0" layoutInCell="0" allowOverlap="1" relativeHeight="24">
-                  <wp:simplePos x="0" y="0"/>
-                  <wp:positionH relativeFrom="column">
-                    <wp:align>center</wp:align>
-                  </wp:positionH>
-                  <wp:positionV relativeFrom="paragraph">
-                    <wp:posOffset>635</wp:posOffset>
-                  </wp:positionV>
-                  <wp:extent cx="3079115" cy="3501390"/>
-                  <wp:effectExtent l="0" t="0" r="0" b="0"/>
-                  <wp:wrapSquare wrapText="largest"/>
-                  <wp:docPr id="7" name="Imagen7" descr=""/>
-                  <wp:cNvGraphicFramePr>
-                    <a:graphicFrameLocks xmlns:a="http://schemas.openxmlformats.org/drawingml/2006/main" noChangeAspect="1"/>
-                  </wp:cNvGraphicFramePr>
-                  <a:graphic xmlns:a="http://schemas.openxmlformats.org/drawingml/2006/main">
-                    <a:graphicData uri="http://schemas.openxmlformats.org/drawingml/2006/picture">
-                      <pic:pic xmlns:pic="http://schemas.openxmlformats.org/drawingml/2006/picture">
-                        <pic:nvPicPr>
-                          <pic:cNvPr id="7" name="Imagen7" descr=""/>
-                          <pic:cNvPicPr>
-                            <a:picLocks noChangeAspect="1" noChangeArrowheads="1"/>
-                          </pic:cNvPicPr>
-                        </pic:nvPicPr>
-                        <pic:blipFill>
-                          <a:blip r:embed="rId8"/>
-                          <a:stretch>
-                            <a:fillRect/>
-                          </a:stretch>
-                        </pic:blipFill>
-                        <pic:spPr bwMode="auto">
-                          <a:xfrm>
-                            <a:off x="0" y="0"/>
-                            <a:ext cx="3079115" cy="3501390"/>
-                          </a:xfrm>
-                          <a:prstGeom prst="rect">
-                            <a:avLst/>
-                          </a:prstGeom>
-                        </pic:spPr>
-                      </pic:pic>
-                    </a:graphicData>
-                  </a:graphic>
-                </wp:anchor>
-              </w:drawing>
-            </w:r>
-          </w:p>
-          <w:p>
-            <w:pPr>
-              <w:pStyle w:val="Header"/>
-              <w:widowControl/>
-              <w:spacing w:before="0" w:after="0"/>
-              <w:ind w:hanging="0" w:left="720"/>
-              <w:jc w:val="left"/>
-              <w:rPr>
-                <w:rFonts w:ascii="Arial" w:hAnsi="Arial" w:eastAsia="Times New Roman" w:cs="Arial"/>
-                <w:b/>
-                <w:bCs/>
-                <w:color w:val="000000"/>
-                <w:kern w:val="0"/>
-                <w:sz w:val="18"/>
-                <w:szCs w:val="18"/>
-                <w:lang w:bidi="ar-SA"/>
-              </w:rPr>
-            </w:pPr>
-            <w:r>
-              <w:rPr>
-                <w:rFonts w:eastAsia="Times New Roman" w:cs="Arial" w:ascii="Arial" w:hAnsi="Arial"/>
-                <w:b/>
-                <w:bCs/>
-                <w:color w:val="000000"/>
-                <w:kern w:val="0"/>
-                <w:sz w:val="18"/>
-                <w:szCs w:val="18"/>
-                <w:lang w:bidi="ar-SA"/>
+                <w:rFonts w:ascii="Arial" w:hAnsi="Arial" w:cs="Arial"/>
+                <w:b/>
+                <w:bCs/>
+                <w:color w:val="008000"/>
+                <w:sz w:val="18"/>
+                <w:szCs w:val="18"/>
+              </w:rPr>
+            </w:pPr>
+            <w:r>
+              <w:rPr>
+                <w:rFonts w:cs="Arial" w:ascii="Arial" w:hAnsi="Arial"/>
+                <w:b/>
+                <w:bCs/>
+                <w:color w:val="008000"/>
+                <w:sz w:val="18"/>
+                <w:szCs w:val="18"/>
               </w:rPr>
             </w:r>
           </w:p>
@@ -3424,13 +3191,13 @@
               <w:overflowPunct w:val="true"/>
               <w:bidi w:val="0"/>
               <w:spacing w:before="0" w:after="0"/>
-              <w:jc w:val="left"/>
+              <w:jc w:val="both"/>
               <w:textAlignment w:val="baseline"/>
               <w:rPr>
                 <w:rFonts w:ascii="Arial" w:hAnsi="Arial" w:eastAsia="Times New Roman" w:cs="Arial"/>
                 <w:b/>
                 <w:bCs/>
-                <w:color w:val="000000"/>
+                <w:color w:val="008000"/>
                 <w:kern w:val="0"/>
                 <w:sz w:val="18"/>
                 <w:szCs w:val="18"/>
@@ -3442,7 +3209,7 @@
                 <w:rFonts w:eastAsia="Times New Roman" w:cs="Arial" w:ascii="Arial" w:hAnsi="Arial"/>
                 <w:b/>
                 <w:bCs/>
-                <w:color w:val="000000"/>
+                <w:color w:val="008000"/>
                 <w:kern w:val="0"/>
                 <w:sz w:val="18"/>
                 <w:szCs w:val="18"/>
@@ -3458,13 +3225,13 @@
               <w:overflowPunct w:val="true"/>
               <w:bidi w:val="0"/>
               <w:spacing w:before="0" w:after="0"/>
-              <w:jc w:val="left"/>
+              <w:jc w:val="both"/>
               <w:textAlignment w:val="baseline"/>
               <w:rPr>
                 <w:rFonts w:ascii="Arial" w:hAnsi="Arial" w:eastAsia="Times New Roman" w:cs="Arial"/>
                 <w:b/>
                 <w:bCs/>
-                <w:color w:val="000000"/>
+                <w:color w:val="auto"/>
                 <w:kern w:val="0"/>
                 <w:sz w:val="18"/>
                 <w:szCs w:val="18"/>
@@ -3476,57 +3243,12 @@
                 <w:rFonts w:eastAsia="Times New Roman" w:cs="Arial" w:ascii="Arial" w:hAnsi="Arial"/>
                 <w:b/>
                 <w:bCs/>
-                <w:color w:val="000000"/>
+                <w:color w:val="auto"/>
                 <w:kern w:val="0"/>
                 <w:sz w:val="18"/>
                 <w:szCs w:val="18"/>
                 <w:lang w:val="es-SV" w:eastAsia="en-US" w:bidi="ar-SA"/>
               </w:rPr>
-              <w:drawing>
-                <wp:anchor behindDoc="0" distT="0" distB="0" distL="0" distR="0" simplePos="0" locked="0" layoutInCell="0" allowOverlap="1" relativeHeight="22">
-                  <wp:simplePos x="0" y="0"/>
-                  <wp:positionH relativeFrom="column">
-                    <wp:align>center</wp:align>
-                  </wp:positionH>
-                  <wp:positionV relativeFrom="paragraph">
-                    <wp:posOffset>635</wp:posOffset>
-                  </wp:positionV>
-                  <wp:extent cx="3536315" cy="601980"/>
-                  <wp:effectExtent l="0" t="0" r="0" b="0"/>
-                  <wp:wrapSquare wrapText="largest"/>
-                  <wp:docPr id="8" name="Imagen11 Copia 1 Copia 1" descr=""/>
-                  <wp:cNvGraphicFramePr>
-                    <a:graphicFrameLocks xmlns:a="http://schemas.openxmlformats.org/drawingml/2006/main" noChangeAspect="1"/>
-                  </wp:cNvGraphicFramePr>
-                  <a:graphic xmlns:a="http://schemas.openxmlformats.org/drawingml/2006/main">
-                    <a:graphicData uri="http://schemas.openxmlformats.org/drawingml/2006/picture">
-                      <pic:pic xmlns:pic="http://schemas.openxmlformats.org/drawingml/2006/picture">
-                        <pic:nvPicPr>
-                          <pic:cNvPr id="8" name="Imagen11 Copia 1 Copia 1" descr=""/>
-                          <pic:cNvPicPr>
-                            <a:picLocks noChangeAspect="1" noChangeArrowheads="1"/>
-                          </pic:cNvPicPr>
-                        </pic:nvPicPr>
-                        <pic:blipFill>
-                          <a:blip r:embed="rId9"/>
-                          <a:stretch>
-                            <a:fillRect/>
-                          </a:stretch>
-                        </pic:blipFill>
-                        <pic:spPr bwMode="auto">
-                          <a:xfrm>
-                            <a:off x="0" y="0"/>
-                            <a:ext cx="3536315" cy="601980"/>
-                          </a:xfrm>
-                          <a:prstGeom prst="rect">
-                            <a:avLst/>
-                          </a:prstGeom>
-                        </pic:spPr>
-                      </pic:pic>
-                    </a:graphicData>
-                  </a:graphic>
-                </wp:anchor>
-              </w:drawing>
             </w:r>
           </w:p>
           <w:p>
@@ -3537,2744 +3259,99 @@
               <w:overflowPunct w:val="true"/>
               <w:bidi w:val="0"/>
               <w:spacing w:before="0" w:after="0"/>
+              <w:jc w:val="both"/>
+              <w:textAlignment w:val="baseline"/>
+              <w:rPr>
+                <w:rFonts w:ascii="Arial" w:hAnsi="Arial" w:eastAsia="Times New Roman" w:cs="Arial"/>
+                <w:b/>
+                <w:bCs/>
+                <w:color w:val="auto"/>
+                <w:kern w:val="0"/>
+                <w:sz w:val="18"/>
+                <w:szCs w:val="18"/>
+                <w:lang w:val="es-SV" w:eastAsia="en-US" w:bidi="ar-SA"/>
+              </w:rPr>
+            </w:pPr>
+            <w:r>
+              <w:rPr>
+                <w:rFonts w:eastAsia="Times New Roman" w:cs="Arial" w:ascii="Arial" w:hAnsi="Arial"/>
+                <w:b/>
+                <w:bCs/>
+                <w:color w:val="auto"/>
+                <w:kern w:val="0"/>
+                <w:sz w:val="18"/>
+                <w:szCs w:val="18"/>
+                <w:lang w:val="es-SV" w:eastAsia="en-US" w:bidi="ar-SA"/>
+              </w:rPr>
+            </w:r>
+          </w:p>
+          <w:p>
+            <w:pPr>
+              <w:pStyle w:val="Header"/>
+              <w:widowControl/>
+              <w:spacing w:before="0" w:after="0"/>
               <w:jc w:val="left"/>
-              <w:textAlignment w:val="baseline"/>
-              <w:rPr>
-                <w:rFonts w:ascii="Arial" w:hAnsi="Arial" w:eastAsia="Times New Roman" w:cs="Arial"/>
-                <w:b/>
-                <w:bCs/>
-                <w:color w:val="000000"/>
-                <w:kern w:val="0"/>
-                <w:sz w:val="18"/>
-                <w:szCs w:val="18"/>
-                <w:lang w:val="es-SV" w:eastAsia="en-US" w:bidi="ar-SA"/>
-              </w:rPr>
-            </w:pPr>
-            <w:r>
-              <w:rPr>
-                <w:rFonts w:eastAsia="Times New Roman" w:cs="Arial" w:ascii="Arial" w:hAnsi="Arial"/>
-                <w:b/>
-                <w:bCs/>
-                <w:color w:val="000000"/>
-                <w:kern w:val="0"/>
-                <w:sz w:val="18"/>
-                <w:szCs w:val="18"/>
-                <w:lang w:val="es-SV" w:eastAsia="en-US" w:bidi="ar-SA"/>
-              </w:rPr>
-            </w:r>
-          </w:p>
-          <w:p>
-            <w:pPr>
-              <w:pStyle w:val="Header"/>
-              <w:widowControl/>
-              <w:numPr>
-                <w:ilvl w:val="0"/>
-                <w:numId w:val="3"/>
-              </w:numPr>
+              <w:rPr>
+                <w:rFonts w:ascii="Arial" w:hAnsi="Arial" w:cs="Arial"/>
+                <w:bCs/>
+                <w:sz w:val="18"/>
+                <w:szCs w:val="18"/>
+              </w:rPr>
+            </w:pPr>
+            <w:r>
+              <w:rPr>
+                <w:rFonts w:cs="Arial" w:ascii="Arial" w:hAnsi="Arial"/>
+                <w:bCs/>
+                <w:sz w:val="18"/>
+                <w:szCs w:val="18"/>
+              </w:rPr>
+            </w:r>
+          </w:p>
+          <w:p>
+            <w:pPr>
+              <w:pStyle w:val="Header"/>
+              <w:widowControl/>
               <w:suppressAutoHyphens w:val="true"/>
               <w:overflowPunct w:val="true"/>
               <w:bidi w:val="0"/>
               <w:spacing w:before="0" w:after="0"/>
-              <w:jc w:val="both"/>
-              <w:textAlignment w:val="baseline"/>
-              <w:rPr/>
-            </w:pPr>
-            <w:r>
-              <w:rPr>
-                <w:rFonts w:eastAsia="Times New Roman" w:cs="Arial" w:ascii="Arial" w:hAnsi="Arial"/>
-                <w:b/>
-                <w:bCs/>
-                <w:color w:val="auto"/>
-                <w:kern w:val="0"/>
-                <w:sz w:val="18"/>
-                <w:szCs w:val="18"/>
-                <w:lang w:val="es-SV" w:eastAsia="en-US" w:bidi="ar-SA"/>
-              </w:rPr>
-              <w:t>Verificación de que el registro de la digitalización se encuentre creado  con el estatus CREATED en la tabla</w:t>
-            </w:r>
-            <w:r>
-              <w:rPr>
-                <w:rFonts w:eastAsia="Times New Roman" w:cs="Arial" w:ascii="Arial" w:hAnsi="Arial"/>
-                <w:b/>
-                <w:bCs/>
-                <w:color w:val="000000"/>
-                <w:kern w:val="0"/>
-                <w:sz w:val="18"/>
-                <w:szCs w:val="18"/>
-                <w:lang w:val="es-SV" w:eastAsia="en-US" w:bidi="ar-SA"/>
-              </w:rPr>
-              <w:t xml:space="preserve"> (</w:t>
-            </w:r>
-            <w:r>
-              <w:rPr>
-                <w:rFonts w:eastAsia="Times New Roman" w:cs="Times New Roman" w:ascii="Consolas" w:hAnsi="Consolas"/>
-                <w:color w:val="000080"/>
-                <w:kern w:val="0"/>
-                <w:sz w:val="20"/>
-                <w:szCs w:val="20"/>
-                <w:shd w:fill="F0D8A8" w:val="clear"/>
-                <w:lang w:val="es-SV" w:eastAsia="en-US" w:bidi="ar-SA"/>
-              </w:rPr>
-              <w:t>TOKENIZATION_REGISTRO_VALIDATION</w:t>
-            </w:r>
-            <w:r>
-              <w:rPr>
-                <w:rFonts w:eastAsia="Times New Roman" w:cs="Arial" w:ascii="Arial" w:hAnsi="Arial"/>
-                <w:b/>
-                <w:bCs/>
-                <w:color w:val="000000"/>
-                <w:kern w:val="0"/>
-                <w:sz w:val="18"/>
-                <w:szCs w:val="18"/>
-                <w:lang w:val="es-SV" w:eastAsia="en-US" w:bidi="ar-SA"/>
-              </w:rPr>
-              <w:t>):</w:t>
-            </w:r>
-          </w:p>
-          <w:p>
-            <w:pPr>
-              <w:pStyle w:val="Header"/>
-              <w:widowControl/>
-              <w:suppressAutoHyphens w:val="true"/>
-              <w:overflowPunct w:val="true"/>
-              <w:bidi w:val="0"/>
-              <w:spacing w:before="0" w:after="0"/>
               <w:jc w:val="left"/>
               <w:textAlignment w:val="baseline"/>
               <w:rPr>
-                <w:rFonts w:ascii="Arial" w:hAnsi="Arial" w:eastAsia="Times New Roman" w:cs="Arial"/>
-                <w:b/>
-                <w:bCs/>
-                <w:color w:val="000000"/>
-                <w:kern w:val="0"/>
-                <w:sz w:val="18"/>
-                <w:szCs w:val="18"/>
-                <w:lang w:val="es-SV" w:eastAsia="en-US" w:bidi="ar-SA"/>
-              </w:rPr>
-            </w:pPr>
-            <w:r>
-              <w:rPr>
-                <w:rFonts w:eastAsia="Times New Roman" w:cs="Arial" w:ascii="Arial" w:hAnsi="Arial"/>
-                <w:b/>
-                <w:bCs/>
-                <w:color w:val="000000"/>
-                <w:kern w:val="0"/>
-                <w:sz w:val="18"/>
-                <w:szCs w:val="18"/>
-                <w:lang w:val="es-SV" w:eastAsia="en-US" w:bidi="ar-SA"/>
-              </w:rPr>
-            </w:r>
-          </w:p>
-          <w:p>
-            <w:pPr>
-              <w:pStyle w:val="Header"/>
-              <w:widowControl/>
-              <w:suppressAutoHyphens w:val="true"/>
-              <w:overflowPunct w:val="true"/>
-              <w:bidi w:val="0"/>
+                <w:rFonts w:ascii="Arial" w:hAnsi="Arial" w:cs="Arial"/>
+                <w:bCs/>
+                <w:sz w:val="18"/>
+                <w:szCs w:val="18"/>
+              </w:rPr>
+            </w:pPr>
+            <w:r>
+              <w:rPr>
+                <w:rFonts w:cs="Arial" w:ascii="Arial" w:hAnsi="Arial"/>
+                <w:bCs/>
+                <w:sz w:val="18"/>
+                <w:szCs w:val="18"/>
+              </w:rPr>
+            </w:r>
+          </w:p>
+          <w:p>
+            <w:pPr>
+              <w:pStyle w:val="Header"/>
+              <w:widowControl/>
               <w:spacing w:before="0" w:after="0"/>
               <w:jc w:val="left"/>
-              <w:textAlignment w:val="baseline"/>
-              <w:rPr>
-                <w:rFonts w:ascii="Arial" w:hAnsi="Arial" w:eastAsia="Times New Roman" w:cs="Arial"/>
-                <w:b/>
-                <w:bCs/>
-                <w:color w:val="000000"/>
-                <w:kern w:val="0"/>
-                <w:sz w:val="18"/>
-                <w:szCs w:val="18"/>
-                <w:lang w:val="es-SV" w:eastAsia="en-US" w:bidi="ar-SA"/>
-              </w:rPr>
-            </w:pPr>
-            <w:r>
-              <w:rPr>
-                <w:rFonts w:eastAsia="Times New Roman" w:cs="Arial" w:ascii="Arial" w:hAnsi="Arial"/>
-                <w:b/>
-                <w:bCs/>
-                <w:color w:val="000000"/>
-                <w:kern w:val="0"/>
-                <w:sz w:val="18"/>
-                <w:szCs w:val="18"/>
-                <w:lang w:val="es-SV" w:eastAsia="en-US" w:bidi="ar-SA"/>
-              </w:rPr>
-              <w:drawing>
-                <wp:anchor behindDoc="0" distT="0" distB="0" distL="0" distR="0" simplePos="0" locked="0" layoutInCell="0" allowOverlap="1" relativeHeight="18">
-                  <wp:simplePos x="0" y="0"/>
-                  <wp:positionH relativeFrom="column">
-                    <wp:align>center</wp:align>
-                  </wp:positionH>
-                  <wp:positionV relativeFrom="paragraph">
-                    <wp:posOffset>635</wp:posOffset>
-                  </wp:positionV>
-                  <wp:extent cx="3536315" cy="643255"/>
-                  <wp:effectExtent l="0" t="0" r="0" b="0"/>
-                  <wp:wrapSquare wrapText="largest"/>
-                  <wp:docPr id="9" name="Imagen8" descr=""/>
-                  <wp:cNvGraphicFramePr>
-                    <a:graphicFrameLocks xmlns:a="http://schemas.openxmlformats.org/drawingml/2006/main" noChangeAspect="1"/>
-                  </wp:cNvGraphicFramePr>
-                  <a:graphic xmlns:a="http://schemas.openxmlformats.org/drawingml/2006/main">
-                    <a:graphicData uri="http://schemas.openxmlformats.org/drawingml/2006/picture">
-                      <pic:pic xmlns:pic="http://schemas.openxmlformats.org/drawingml/2006/picture">
-                        <pic:nvPicPr>
-                          <pic:cNvPr id="9" name="Imagen8" descr=""/>
-                          <pic:cNvPicPr>
-                            <a:picLocks noChangeAspect="1" noChangeArrowheads="1"/>
-                          </pic:cNvPicPr>
-                        </pic:nvPicPr>
-                        <pic:blipFill>
-                          <a:blip r:embed="rId10"/>
-                          <a:stretch>
-                            <a:fillRect/>
-                          </a:stretch>
-                        </pic:blipFill>
-                        <pic:spPr bwMode="auto">
-                          <a:xfrm>
-                            <a:off x="0" y="0"/>
-                            <a:ext cx="3536315" cy="643255"/>
-                          </a:xfrm>
-                          <a:prstGeom prst="rect">
-                            <a:avLst/>
-                          </a:prstGeom>
-                        </pic:spPr>
-                      </pic:pic>
-                    </a:graphicData>
-                  </a:graphic>
-                </wp:anchor>
-              </w:drawing>
-            </w:r>
-          </w:p>
-          <w:p>
-            <w:pPr>
-              <w:pStyle w:val="Header"/>
-              <w:widowControl/>
-              <w:suppressAutoHyphens w:val="true"/>
-              <w:overflowPunct w:val="true"/>
-              <w:bidi w:val="0"/>
-              <w:spacing w:before="0" w:after="0"/>
-              <w:jc w:val="left"/>
-              <w:textAlignment w:val="baseline"/>
-              <w:rPr>
-                <w:rFonts w:ascii="Arial" w:hAnsi="Arial" w:eastAsia="Times New Roman" w:cs="Arial"/>
-                <w:b/>
-                <w:bCs/>
-                <w:color w:val="000000"/>
-                <w:kern w:val="0"/>
-                <w:sz w:val="18"/>
-                <w:szCs w:val="18"/>
-                <w:lang w:val="es-SV" w:eastAsia="en-US" w:bidi="ar-SA"/>
-              </w:rPr>
-            </w:pPr>
-            <w:r>
-              <w:rPr>
-                <w:rFonts w:eastAsia="Times New Roman" w:cs="Arial" w:ascii="Arial" w:hAnsi="Arial"/>
-                <w:b/>
-                <w:bCs/>
-                <w:color w:val="000000"/>
-                <w:kern w:val="0"/>
-                <w:sz w:val="18"/>
-                <w:szCs w:val="18"/>
-                <w:lang w:val="es-SV" w:eastAsia="en-US" w:bidi="ar-SA"/>
-              </w:rPr>
-            </w:r>
-          </w:p>
-          <w:p>
-            <w:pPr>
-              <w:pStyle w:val="Header"/>
-              <w:widowControl/>
-              <w:suppressAutoHyphens w:val="true"/>
-              <w:overflowPunct w:val="true"/>
-              <w:bidi w:val="0"/>
-              <w:spacing w:before="0" w:after="0"/>
-              <w:jc w:val="left"/>
-              <w:textAlignment w:val="baseline"/>
-              <w:rPr>
-                <w:rFonts w:ascii="Arial" w:hAnsi="Arial" w:eastAsia="Times New Roman" w:cs="Arial"/>
-                <w:b/>
-                <w:bCs/>
-                <w:color w:val="000000"/>
-                <w:kern w:val="0"/>
-                <w:sz w:val="18"/>
-                <w:szCs w:val="18"/>
-                <w:lang w:val="es-SV" w:eastAsia="en-US" w:bidi="ar-SA"/>
-              </w:rPr>
-            </w:pPr>
-            <w:r>
-              <w:rPr>
-                <w:rFonts w:eastAsia="Times New Roman" w:cs="Arial" w:ascii="Arial" w:hAnsi="Arial"/>
-                <w:b/>
-                <w:bCs/>
-                <w:color w:val="000000"/>
-                <w:kern w:val="0"/>
-                <w:sz w:val="18"/>
-                <w:szCs w:val="18"/>
-                <w:lang w:val="es-SV" w:eastAsia="en-US" w:bidi="ar-SA"/>
-              </w:rPr>
-            </w:r>
-          </w:p>
-          <w:p>
-            <w:pPr>
-              <w:pStyle w:val="Header"/>
-              <w:widowControl/>
-              <w:numPr>
-                <w:ilvl w:val="0"/>
-                <w:numId w:val="2"/>
-              </w:numPr>
-              <w:suppressAutoHyphens w:val="true"/>
-              <w:overflowPunct w:val="true"/>
-              <w:bidi w:val="0"/>
-              <w:spacing w:before="0" w:after="0"/>
-              <w:jc w:val="both"/>
-              <w:textAlignment w:val="baseline"/>
-              <w:rPr>
-                <w:rFonts w:ascii="Arial" w:hAnsi="Arial" w:eastAsia="Times New Roman" w:cs="Arial"/>
-                <w:b/>
-                <w:bCs/>
-                <w:color w:val="000000"/>
-                <w:kern w:val="0"/>
-                <w:sz w:val="18"/>
-                <w:szCs w:val="18"/>
-                <w:lang w:val="es-SV" w:eastAsia="en-US" w:bidi="ar-SA"/>
-              </w:rPr>
-            </w:pPr>
-            <w:r>
-              <w:rPr>
-                <w:rFonts w:eastAsia="Times New Roman" w:cs="Arial" w:ascii="Arial" w:hAnsi="Arial"/>
-                <w:b/>
-                <w:bCs/>
-                <w:color w:val="000000"/>
-                <w:kern w:val="0"/>
-                <w:sz w:val="18"/>
-                <w:szCs w:val="18"/>
-                <w:lang w:val="es-SV" w:eastAsia="en-US" w:bidi="ar-SA"/>
-              </w:rPr>
-              <w:t>Prueba de Billetera ApplePay - 50110030273) con tokenRefId de VISA:</w:t>
-            </w:r>
-          </w:p>
-          <w:p>
-            <w:pPr>
-              <w:pStyle w:val="Header"/>
-              <w:widowControl/>
-              <w:suppressAutoHyphens w:val="true"/>
-              <w:overflowPunct w:val="true"/>
-              <w:bidi w:val="0"/>
-              <w:spacing w:before="0" w:after="0"/>
-              <w:jc w:val="left"/>
-              <w:textAlignment w:val="baseline"/>
-              <w:rPr>
-                <w:rFonts w:ascii="Arial" w:hAnsi="Arial" w:eastAsia="Times New Roman" w:cs="Arial"/>
-                <w:b/>
-                <w:bCs/>
-                <w:color w:val="000000"/>
-                <w:kern w:val="0"/>
-                <w:sz w:val="18"/>
-                <w:szCs w:val="18"/>
-                <w:lang w:val="es-SV" w:eastAsia="en-US" w:bidi="ar-SA"/>
-              </w:rPr>
-            </w:pPr>
-            <w:r>
-              <w:rPr>
-                <w:rFonts w:eastAsia="Times New Roman" w:cs="Arial" w:ascii="Arial" w:hAnsi="Arial"/>
-                <w:b/>
-                <w:bCs/>
-                <w:color w:val="000000"/>
-                <w:kern w:val="0"/>
-                <w:sz w:val="18"/>
-                <w:szCs w:val="18"/>
-                <w:lang w:val="es-SV" w:eastAsia="en-US" w:bidi="ar-SA"/>
-              </w:rPr>
-            </w:r>
-          </w:p>
-          <w:p>
-            <w:pPr>
-              <w:pStyle w:val="Header"/>
-              <w:widowControl/>
-              <w:suppressAutoHyphens w:val="true"/>
-              <w:overflowPunct w:val="true"/>
-              <w:bidi w:val="0"/>
-              <w:spacing w:before="0" w:after="0"/>
-              <w:jc w:val="left"/>
-              <w:textAlignment w:val="baseline"/>
-              <w:rPr>
-                <w:rFonts w:ascii="Arial" w:hAnsi="Arial" w:eastAsia="Times New Roman" w:cs="Arial"/>
-                <w:b/>
-                <w:bCs/>
-                <w:color w:val="000000"/>
-                <w:kern w:val="0"/>
-                <w:sz w:val="18"/>
-                <w:szCs w:val="18"/>
-                <w:lang w:val="es-SV" w:eastAsia="en-US" w:bidi="ar-SA"/>
-              </w:rPr>
-            </w:pPr>
-            <w:r>
-              <w:rPr>
-                <w:rFonts w:eastAsia="Times New Roman" w:cs="Arial" w:ascii="Arial" w:hAnsi="Arial"/>
-                <w:b/>
-                <w:bCs/>
-                <w:color w:val="000000"/>
-                <w:kern w:val="0"/>
-                <w:sz w:val="18"/>
-                <w:szCs w:val="18"/>
-                <w:lang w:val="es-SV" w:eastAsia="en-US" w:bidi="ar-SA"/>
-              </w:rPr>
-              <w:drawing>
-                <wp:anchor behindDoc="0" distT="0" distB="0" distL="0" distR="0" simplePos="0" locked="0" layoutInCell="0" allowOverlap="1" relativeHeight="21">
-                  <wp:simplePos x="0" y="0"/>
-                  <wp:positionH relativeFrom="column">
-                    <wp:align>center</wp:align>
-                  </wp:positionH>
-                  <wp:positionV relativeFrom="paragraph">
-                    <wp:posOffset>635</wp:posOffset>
-                  </wp:positionV>
-                  <wp:extent cx="3536315" cy="4008755"/>
-                  <wp:effectExtent l="0" t="0" r="0" b="0"/>
-                  <wp:wrapSquare wrapText="largest"/>
-                  <wp:docPr id="10" name="Imagen9" descr=""/>
-                  <wp:cNvGraphicFramePr>
-                    <a:graphicFrameLocks xmlns:a="http://schemas.openxmlformats.org/drawingml/2006/main" noChangeAspect="1"/>
-                  </wp:cNvGraphicFramePr>
-                  <a:graphic xmlns:a="http://schemas.openxmlformats.org/drawingml/2006/main">
-                    <a:graphicData uri="http://schemas.openxmlformats.org/drawingml/2006/picture">
-                      <pic:pic xmlns:pic="http://schemas.openxmlformats.org/drawingml/2006/picture">
-                        <pic:nvPicPr>
-                          <pic:cNvPr id="10" name="Imagen9" descr=""/>
-                          <pic:cNvPicPr>
-                            <a:picLocks noChangeAspect="1" noChangeArrowheads="1"/>
-                          </pic:cNvPicPr>
-                        </pic:nvPicPr>
-                        <pic:blipFill>
-                          <a:blip r:embed="rId11"/>
-                          <a:stretch>
-                            <a:fillRect/>
-                          </a:stretch>
-                        </pic:blipFill>
-                        <pic:spPr bwMode="auto">
-                          <a:xfrm>
-                            <a:off x="0" y="0"/>
-                            <a:ext cx="3536315" cy="4008755"/>
-                          </a:xfrm>
-                          <a:prstGeom prst="rect">
-                            <a:avLst/>
-                          </a:prstGeom>
-                        </pic:spPr>
-                      </pic:pic>
-                    </a:graphicData>
-                  </a:graphic>
-                </wp:anchor>
-              </w:drawing>
-            </w:r>
-          </w:p>
-          <w:p>
-            <w:pPr>
-              <w:pStyle w:val="Header"/>
-              <w:widowControl/>
-              <w:suppressAutoHyphens w:val="true"/>
-              <w:overflowPunct w:val="true"/>
-              <w:bidi w:val="0"/>
-              <w:spacing w:before="0" w:after="0"/>
-              <w:jc w:val="left"/>
-              <w:textAlignment w:val="baseline"/>
-              <w:rPr>
-                <w:rFonts w:ascii="Arial" w:hAnsi="Arial" w:eastAsia="Times New Roman" w:cs="Arial"/>
-                <w:b/>
-                <w:bCs/>
-                <w:color w:val="000000"/>
-                <w:kern w:val="0"/>
-                <w:sz w:val="18"/>
-                <w:szCs w:val="18"/>
-                <w:lang w:val="es-SV" w:eastAsia="en-US" w:bidi="ar-SA"/>
-              </w:rPr>
-            </w:pPr>
-            <w:r>
-              <w:rPr>
-                <w:rFonts w:eastAsia="Times New Roman" w:cs="Arial" w:ascii="Arial" w:hAnsi="Arial"/>
-                <w:b/>
-                <w:bCs/>
-                <w:color w:val="000000"/>
-                <w:kern w:val="0"/>
-                <w:sz w:val="18"/>
-                <w:szCs w:val="18"/>
-                <w:lang w:val="es-SV" w:eastAsia="en-US" w:bidi="ar-SA"/>
-              </w:rPr>
-            </w:r>
-          </w:p>
-          <w:p>
-            <w:pPr>
-              <w:pStyle w:val="Header"/>
-              <w:widowControl/>
-              <w:numPr>
-                <w:ilvl w:val="0"/>
-                <w:numId w:val="3"/>
-              </w:numPr>
-              <w:suppressAutoHyphens w:val="true"/>
-              <w:overflowPunct w:val="true"/>
-              <w:bidi w:val="0"/>
-              <w:spacing w:before="0" w:after="0"/>
-              <w:jc w:val="both"/>
-              <w:textAlignment w:val="baseline"/>
-              <w:rPr>
-                <w:rFonts w:ascii="Arial" w:hAnsi="Arial" w:eastAsia="Times New Roman" w:cs="Arial"/>
-                <w:b/>
-                <w:bCs/>
-                <w:color w:val="000000"/>
-                <w:kern w:val="0"/>
-                <w:sz w:val="18"/>
-                <w:szCs w:val="18"/>
-                <w:lang w:val="es-SV" w:eastAsia="en-US" w:bidi="ar-SA"/>
-              </w:rPr>
-            </w:pPr>
-            <w:r>
-              <w:rPr>
-                <w:rFonts w:eastAsia="Times New Roman" w:cs="Arial" w:ascii="Arial" w:hAnsi="Arial"/>
-                <w:b/>
-                <w:bCs/>
-                <w:color w:val="000000"/>
-                <w:kern w:val="0"/>
-                <w:sz w:val="18"/>
-                <w:szCs w:val="18"/>
-                <w:lang w:val="es-SV" w:eastAsia="en-US" w:bidi="ar-SA"/>
-              </w:rPr>
-              <w:t>Response del api (00):</w:t>
-            </w:r>
-          </w:p>
-          <w:p>
-            <w:pPr>
-              <w:pStyle w:val="Header"/>
-              <w:widowControl/>
-              <w:suppressAutoHyphens w:val="true"/>
-              <w:overflowPunct w:val="true"/>
-              <w:bidi w:val="0"/>
-              <w:spacing w:before="0" w:after="0"/>
-              <w:jc w:val="left"/>
-              <w:textAlignment w:val="baseline"/>
-              <w:rPr>
-                <w:rFonts w:ascii="Arial" w:hAnsi="Arial" w:eastAsia="Times New Roman" w:cs="Arial"/>
-                <w:b/>
-                <w:bCs/>
-                <w:color w:val="000000"/>
-                <w:kern w:val="0"/>
-                <w:sz w:val="18"/>
-                <w:szCs w:val="18"/>
-                <w:lang w:val="es-SV" w:eastAsia="en-US" w:bidi="ar-SA"/>
-              </w:rPr>
-            </w:pPr>
-            <w:r>
-              <w:rPr>
-                <w:rFonts w:eastAsia="Times New Roman" w:cs="Arial" w:ascii="Arial" w:hAnsi="Arial"/>
-                <w:b/>
-                <w:bCs/>
-                <w:color w:val="000000"/>
-                <w:kern w:val="0"/>
-                <w:sz w:val="18"/>
-                <w:szCs w:val="18"/>
-                <w:lang w:val="es-SV" w:eastAsia="en-US" w:bidi="ar-SA"/>
-              </w:rPr>
-            </w:r>
-          </w:p>
-          <w:p>
-            <w:pPr>
-              <w:pStyle w:val="Header"/>
-              <w:widowControl/>
-              <w:suppressAutoHyphens w:val="true"/>
-              <w:overflowPunct w:val="true"/>
-              <w:bidi w:val="0"/>
-              <w:spacing w:before="0" w:after="0"/>
-              <w:jc w:val="left"/>
-              <w:textAlignment w:val="baseline"/>
-              <w:rPr>
-                <w:rFonts w:ascii="Arial" w:hAnsi="Arial" w:eastAsia="Times New Roman" w:cs="Arial"/>
-                <w:b/>
-                <w:bCs/>
-                <w:color w:val="000000"/>
-                <w:kern w:val="0"/>
-                <w:sz w:val="18"/>
-                <w:szCs w:val="18"/>
-                <w:lang w:val="es-SV" w:eastAsia="en-US" w:bidi="ar-SA"/>
-              </w:rPr>
-            </w:pPr>
-            <w:r>
-              <w:rPr>
-                <w:rFonts w:eastAsia="Times New Roman" w:cs="Arial" w:ascii="Arial" w:hAnsi="Arial"/>
-                <w:b/>
-                <w:bCs/>
-                <w:color w:val="000000"/>
-                <w:kern w:val="0"/>
-                <w:sz w:val="18"/>
-                <w:szCs w:val="18"/>
-                <w:lang w:val="es-SV" w:eastAsia="en-US" w:bidi="ar-SA"/>
-              </w:rPr>
-              <w:drawing>
-                <wp:anchor behindDoc="0" distT="0" distB="0" distL="0" distR="0" simplePos="0" locked="0" layoutInCell="0" allowOverlap="1" relativeHeight="23">
-                  <wp:simplePos x="0" y="0"/>
-                  <wp:positionH relativeFrom="column">
-                    <wp:align>center</wp:align>
-                  </wp:positionH>
-                  <wp:positionV relativeFrom="paragraph">
-                    <wp:posOffset>635</wp:posOffset>
-                  </wp:positionV>
-                  <wp:extent cx="3536315" cy="601980"/>
-                  <wp:effectExtent l="0" t="0" r="0" b="0"/>
-                  <wp:wrapSquare wrapText="largest"/>
-                  <wp:docPr id="11" name="Imagen11 Copia 1 Copia 1 Copia 1" descr=""/>
-                  <wp:cNvGraphicFramePr>
-                    <a:graphicFrameLocks xmlns:a="http://schemas.openxmlformats.org/drawingml/2006/main" noChangeAspect="1"/>
-                  </wp:cNvGraphicFramePr>
-                  <a:graphic xmlns:a="http://schemas.openxmlformats.org/drawingml/2006/main">
-                    <a:graphicData uri="http://schemas.openxmlformats.org/drawingml/2006/picture">
-                      <pic:pic xmlns:pic="http://schemas.openxmlformats.org/drawingml/2006/picture">
-                        <pic:nvPicPr>
-                          <pic:cNvPr id="11" name="Imagen11 Copia 1 Copia 1 Copia 1" descr=""/>
-                          <pic:cNvPicPr>
-                            <a:picLocks noChangeAspect="1" noChangeArrowheads="1"/>
-                          </pic:cNvPicPr>
-                        </pic:nvPicPr>
-                        <pic:blipFill>
-                          <a:blip r:embed="rId12"/>
-                          <a:stretch>
-                            <a:fillRect/>
-                          </a:stretch>
-                        </pic:blipFill>
-                        <pic:spPr bwMode="auto">
-                          <a:xfrm>
-                            <a:off x="0" y="0"/>
-                            <a:ext cx="3536315" cy="601980"/>
-                          </a:xfrm>
-                          <a:prstGeom prst="rect">
-                            <a:avLst/>
-                          </a:prstGeom>
-                        </pic:spPr>
-                      </pic:pic>
-                    </a:graphicData>
-                  </a:graphic>
-                </wp:anchor>
-              </w:drawing>
-            </w:r>
-          </w:p>
-          <w:p>
-            <w:pPr>
-              <w:pStyle w:val="Header"/>
-              <w:widowControl/>
-              <w:suppressAutoHyphens w:val="true"/>
-              <w:overflowPunct w:val="true"/>
-              <w:bidi w:val="0"/>
-              <w:spacing w:before="0" w:after="0"/>
-              <w:jc w:val="left"/>
-              <w:textAlignment w:val="baseline"/>
-              <w:rPr>
-                <w:rFonts w:ascii="Arial" w:hAnsi="Arial" w:eastAsia="Times New Roman" w:cs="Arial"/>
-                <w:b/>
-                <w:bCs/>
-                <w:color w:val="000000"/>
-                <w:kern w:val="0"/>
-                <w:sz w:val="18"/>
-                <w:szCs w:val="18"/>
-                <w:lang w:val="es-SV" w:eastAsia="en-US" w:bidi="ar-SA"/>
-              </w:rPr>
-            </w:pPr>
-            <w:r>
-              <w:rPr>
-                <w:rFonts w:eastAsia="Times New Roman" w:cs="Arial" w:ascii="Arial" w:hAnsi="Arial"/>
-                <w:b/>
-                <w:bCs/>
-                <w:color w:val="000000"/>
-                <w:kern w:val="0"/>
-                <w:sz w:val="18"/>
-                <w:szCs w:val="18"/>
-                <w:lang w:val="es-SV" w:eastAsia="en-US" w:bidi="ar-SA"/>
-              </w:rPr>
-            </w:r>
-          </w:p>
-          <w:p>
-            <w:pPr>
-              <w:pStyle w:val="Header"/>
-              <w:widowControl/>
-              <w:numPr>
-                <w:ilvl w:val="0"/>
-                <w:numId w:val="3"/>
-              </w:numPr>
-              <w:suppressAutoHyphens w:val="true"/>
-              <w:overflowPunct w:val="true"/>
-              <w:bidi w:val="0"/>
-              <w:spacing w:before="0" w:after="0"/>
-              <w:jc w:val="both"/>
-              <w:textAlignment w:val="baseline"/>
-              <w:rPr/>
-            </w:pPr>
-            <w:r>
-              <w:rPr>
-                <w:rFonts w:eastAsia="Times New Roman" w:cs="Arial" w:ascii="Arial" w:hAnsi="Arial"/>
-                <w:b/>
-                <w:bCs/>
-                <w:color w:val="auto"/>
-                <w:kern w:val="0"/>
-                <w:sz w:val="18"/>
-                <w:szCs w:val="18"/>
-                <w:lang w:val="es-SV" w:eastAsia="en-US" w:bidi="ar-SA"/>
-              </w:rPr>
-              <w:t>Verificación de que el registro de la digitalización se encuentre creado  con el estatus CREATED en la tabla</w:t>
-            </w:r>
-            <w:r>
-              <w:rPr>
-                <w:rFonts w:eastAsia="Times New Roman" w:cs="Arial" w:ascii="Arial" w:hAnsi="Arial"/>
-                <w:b/>
-                <w:bCs/>
-                <w:color w:val="000000"/>
-                <w:kern w:val="0"/>
-                <w:sz w:val="18"/>
-                <w:szCs w:val="18"/>
-                <w:lang w:val="es-SV" w:eastAsia="en-US" w:bidi="ar-SA"/>
-              </w:rPr>
-              <w:t xml:space="preserve"> (</w:t>
-            </w:r>
-            <w:r>
-              <w:rPr>
-                <w:rFonts w:eastAsia="Times New Roman" w:cs="Times New Roman" w:ascii="Consolas" w:hAnsi="Consolas"/>
-                <w:color w:val="000080"/>
-                <w:kern w:val="0"/>
-                <w:sz w:val="20"/>
-                <w:szCs w:val="20"/>
-                <w:shd w:fill="F0D8A8" w:val="clear"/>
-                <w:lang w:val="es-SV" w:eastAsia="en-US" w:bidi="ar-SA"/>
-              </w:rPr>
-              <w:t>TOKENIZATION_REGISTRO_VALIDATION</w:t>
-            </w:r>
-            <w:r>
-              <w:rPr>
-                <w:rFonts w:eastAsia="Times New Roman" w:cs="Arial" w:ascii="Arial" w:hAnsi="Arial"/>
-                <w:b/>
-                <w:bCs/>
-                <w:color w:val="000000"/>
-                <w:kern w:val="0"/>
-                <w:sz w:val="18"/>
-                <w:szCs w:val="18"/>
-                <w:lang w:val="es-SV" w:eastAsia="en-US" w:bidi="ar-SA"/>
-              </w:rPr>
-              <w:t>):</w:t>
-            </w:r>
-          </w:p>
-          <w:p>
-            <w:pPr>
-              <w:pStyle w:val="Header"/>
-              <w:widowControl/>
-              <w:suppressAutoHyphens w:val="true"/>
-              <w:overflowPunct w:val="true"/>
-              <w:bidi w:val="0"/>
-              <w:spacing w:before="0" w:after="0"/>
-              <w:jc w:val="left"/>
-              <w:textAlignment w:val="baseline"/>
-              <w:rPr>
-                <w:rFonts w:ascii="Arial" w:hAnsi="Arial" w:eastAsia="Times New Roman" w:cs="Arial"/>
-                <w:b/>
-                <w:bCs/>
-                <w:color w:val="000000"/>
-                <w:kern w:val="0"/>
-                <w:sz w:val="18"/>
-                <w:szCs w:val="18"/>
-                <w:lang w:val="es-SV" w:eastAsia="en-US" w:bidi="ar-SA"/>
-              </w:rPr>
-            </w:pPr>
-            <w:r>
-              <w:rPr>
-                <w:rFonts w:eastAsia="Times New Roman" w:cs="Arial" w:ascii="Arial" w:hAnsi="Arial"/>
-                <w:b/>
-                <w:bCs/>
-                <w:color w:val="000000"/>
-                <w:kern w:val="0"/>
-                <w:sz w:val="18"/>
-                <w:szCs w:val="18"/>
-                <w:lang w:val="es-SV" w:eastAsia="en-US" w:bidi="ar-SA"/>
-              </w:rPr>
-            </w:r>
-          </w:p>
-          <w:p>
-            <w:pPr>
-              <w:pStyle w:val="Header"/>
-              <w:widowControl/>
-              <w:suppressAutoHyphens w:val="true"/>
-              <w:overflowPunct w:val="true"/>
-              <w:bidi w:val="0"/>
-              <w:spacing w:before="0" w:after="0"/>
-              <w:jc w:val="left"/>
-              <w:textAlignment w:val="baseline"/>
-              <w:rPr>
-                <w:rFonts w:ascii="Arial" w:hAnsi="Arial" w:eastAsia="Times New Roman" w:cs="Arial"/>
-                <w:b/>
-                <w:bCs/>
-                <w:color w:val="000000"/>
-                <w:kern w:val="0"/>
-                <w:sz w:val="18"/>
-                <w:szCs w:val="18"/>
-                <w:lang w:val="es-SV" w:eastAsia="en-US" w:bidi="ar-SA"/>
-              </w:rPr>
-            </w:pPr>
-            <w:r>
-              <w:rPr>
-                <w:rFonts w:eastAsia="Times New Roman" w:cs="Arial" w:ascii="Arial" w:hAnsi="Arial"/>
-                <w:b/>
-                <w:bCs/>
-                <w:color w:val="000000"/>
-                <w:kern w:val="0"/>
-                <w:sz w:val="18"/>
-                <w:szCs w:val="18"/>
-                <w:lang w:val="es-SV" w:eastAsia="en-US" w:bidi="ar-SA"/>
-              </w:rPr>
-              <w:drawing>
-                <wp:anchor behindDoc="0" distT="0" distB="0" distL="0" distR="0" simplePos="0" locked="0" layoutInCell="0" allowOverlap="1" relativeHeight="13">
-                  <wp:simplePos x="0" y="0"/>
-                  <wp:positionH relativeFrom="column">
-                    <wp:align>center</wp:align>
-                  </wp:positionH>
-                  <wp:positionV relativeFrom="paragraph">
-                    <wp:posOffset>635</wp:posOffset>
-                  </wp:positionV>
-                  <wp:extent cx="3536315" cy="612140"/>
-                  <wp:effectExtent l="0" t="0" r="0" b="0"/>
-                  <wp:wrapSquare wrapText="largest"/>
-                  <wp:docPr id="12" name="Imagen13" descr=""/>
-                  <wp:cNvGraphicFramePr>
-                    <a:graphicFrameLocks xmlns:a="http://schemas.openxmlformats.org/drawingml/2006/main" noChangeAspect="1"/>
-                  </wp:cNvGraphicFramePr>
-                  <a:graphic xmlns:a="http://schemas.openxmlformats.org/drawingml/2006/main">
-                    <a:graphicData uri="http://schemas.openxmlformats.org/drawingml/2006/picture">
-                      <pic:pic xmlns:pic="http://schemas.openxmlformats.org/drawingml/2006/picture">
-                        <pic:nvPicPr>
-                          <pic:cNvPr id="12" name="Imagen13" descr=""/>
-                          <pic:cNvPicPr>
-                            <a:picLocks noChangeAspect="1" noChangeArrowheads="1"/>
-                          </pic:cNvPicPr>
-                        </pic:nvPicPr>
-                        <pic:blipFill>
-                          <a:blip r:embed="rId13"/>
-                          <a:stretch>
-                            <a:fillRect/>
-                          </a:stretch>
-                        </pic:blipFill>
-                        <pic:spPr bwMode="auto">
-                          <a:xfrm>
-                            <a:off x="0" y="0"/>
-                            <a:ext cx="3536315" cy="612140"/>
-                          </a:xfrm>
-                          <a:prstGeom prst="rect">
-                            <a:avLst/>
-                          </a:prstGeom>
-                        </pic:spPr>
-                      </pic:pic>
-                    </a:graphicData>
-                  </a:graphic>
-                </wp:anchor>
-              </w:drawing>
-            </w:r>
-          </w:p>
-          <w:p>
-            <w:pPr>
-              <w:pStyle w:val="Header"/>
-              <w:widowControl/>
-              <w:suppressAutoHyphens w:val="true"/>
-              <w:overflowPunct w:val="true"/>
-              <w:bidi w:val="0"/>
-              <w:spacing w:before="0" w:after="0"/>
-              <w:jc w:val="left"/>
-              <w:textAlignment w:val="baseline"/>
-              <w:rPr>
-                <w:rFonts w:ascii="Arial" w:hAnsi="Arial" w:eastAsia="Times New Roman" w:cs="Arial"/>
-                <w:b/>
-                <w:bCs/>
-                <w:color w:val="000000"/>
-                <w:kern w:val="0"/>
-                <w:sz w:val="18"/>
-                <w:szCs w:val="18"/>
-                <w:lang w:val="es-SV" w:eastAsia="en-US" w:bidi="ar-SA"/>
-              </w:rPr>
-            </w:pPr>
-            <w:r>
-              <w:rPr>
-                <w:rFonts w:eastAsia="Times New Roman" w:cs="Arial" w:ascii="Arial" w:hAnsi="Arial"/>
-                <w:b/>
-                <w:bCs/>
-                <w:color w:val="000000"/>
-                <w:kern w:val="0"/>
-                <w:sz w:val="18"/>
-                <w:szCs w:val="18"/>
-                <w:lang w:val="es-SV" w:eastAsia="en-US" w:bidi="ar-SA"/>
-              </w:rPr>
-            </w:r>
-          </w:p>
-          <w:p>
-            <w:pPr>
-              <w:pStyle w:val="Header"/>
-              <w:widowControl/>
-              <w:spacing w:before="0" w:after="0"/>
-              <w:ind w:hanging="0" w:left="720"/>
-              <w:jc w:val="left"/>
-              <w:rPr>
-                <w:rFonts w:ascii="Georgia" w:hAnsi="Georgia" w:eastAsia="Times New Roman" w:cs="Arial"/>
-                <w:b/>
-                <w:bCs/>
-                <w:color w:val="000000"/>
-                <w:kern w:val="0"/>
-                <w:sz w:val="20"/>
-                <w:szCs w:val="20"/>
-                <w:lang w:bidi="ar-SA"/>
-              </w:rPr>
-            </w:pPr>
-            <w:r>
-              <w:rPr>
-                <w:rFonts w:eastAsia="Times New Roman" w:cs="Arial" w:ascii="Georgia" w:hAnsi="Georgia"/>
-                <w:b/>
-                <w:bCs/>
-                <w:color w:val="000000"/>
-                <w:kern w:val="0"/>
-                <w:sz w:val="20"/>
-                <w:szCs w:val="20"/>
-                <w:lang w:bidi="ar-SA"/>
-              </w:rPr>
-              <w:t>-: Api LifeCycleNotification :-</w:t>
-            </w:r>
-          </w:p>
-          <w:p>
-            <w:pPr>
-              <w:pStyle w:val="Header"/>
-              <w:widowControl/>
-              <w:spacing w:before="0" w:after="0"/>
-              <w:ind w:hanging="0" w:left="720"/>
-              <w:jc w:val="left"/>
-              <w:rPr>
-                <w:rFonts w:ascii="Arial" w:hAnsi="Arial" w:eastAsia="Times New Roman" w:cs="Arial"/>
-                <w:b/>
-                <w:bCs/>
-                <w:kern w:val="0"/>
-                <w:sz w:val="18"/>
-                <w:szCs w:val="18"/>
-                <w:lang w:bidi="ar-SA"/>
-              </w:rPr>
-            </w:pPr>
-            <w:r>
-              <w:rPr>
-                <w:rFonts w:eastAsia="Times New Roman" w:cs="Arial" w:ascii="Arial" w:hAnsi="Arial"/>
-                <w:b/>
-                <w:bCs/>
-                <w:kern w:val="0"/>
-                <w:sz w:val="18"/>
-                <w:szCs w:val="18"/>
-                <w:lang w:bidi="ar-SA"/>
-              </w:rPr>
-            </w:r>
-          </w:p>
-          <w:p>
-            <w:pPr>
-              <w:pStyle w:val="Header"/>
-              <w:widowControl/>
-              <w:numPr>
-                <w:ilvl w:val="0"/>
-                <w:numId w:val="3"/>
-              </w:numPr>
-              <w:suppressAutoHyphens w:val="true"/>
-              <w:overflowPunct w:val="true"/>
-              <w:bidi w:val="0"/>
-              <w:spacing w:before="0" w:after="0"/>
-              <w:jc w:val="both"/>
-              <w:textAlignment w:val="baseline"/>
-              <w:rPr/>
-            </w:pPr>
-            <w:r>
-              <w:rPr>
-                <w:rFonts w:eastAsia="Times New Roman" w:cs="Arial" w:ascii="Arial" w:hAnsi="Arial"/>
-                <w:b/>
-                <w:bCs/>
-                <w:color w:val="000000"/>
-                <w:kern w:val="0"/>
-                <w:sz w:val="18"/>
-                <w:szCs w:val="18"/>
-                <w:lang w:val="es-SV" w:eastAsia="en-US" w:bidi="ar-SA"/>
-              </w:rPr>
-              <w:t>Se realiza la parametrización de los nuevos TokenRequestorId para MDES:</w:t>
-            </w:r>
-          </w:p>
-          <w:p>
-            <w:pPr>
-              <w:pStyle w:val="Header"/>
-              <w:widowControl/>
-              <w:suppressAutoHyphens w:val="true"/>
-              <w:overflowPunct w:val="true"/>
-              <w:bidi w:val="0"/>
-              <w:spacing w:before="0" w:after="0"/>
-              <w:jc w:val="both"/>
-              <w:textAlignment w:val="baseline"/>
-              <w:rPr>
-                <w:rFonts w:ascii="Arial" w:hAnsi="Arial" w:eastAsia="Times New Roman" w:cs="Arial"/>
-                <w:b/>
-                <w:bCs/>
-                <w:color w:val="000000"/>
-                <w:kern w:val="0"/>
-                <w:sz w:val="18"/>
-                <w:szCs w:val="18"/>
-                <w:lang w:val="es-SV" w:eastAsia="en-US" w:bidi="ar-SA"/>
-              </w:rPr>
-            </w:pPr>
-            <w:r>
-              <w:rPr>
-                <w:rFonts w:eastAsia="Times New Roman" w:cs="Arial" w:ascii="Arial" w:hAnsi="Arial"/>
-                <w:b/>
-                <w:bCs/>
-                <w:color w:val="000000"/>
-                <w:kern w:val="0"/>
-                <w:sz w:val="18"/>
-                <w:szCs w:val="18"/>
-                <w:lang w:val="es-SV" w:eastAsia="en-US" w:bidi="ar-SA"/>
-              </w:rPr>
-            </w:r>
-          </w:p>
-          <w:p>
-            <w:pPr>
-              <w:pStyle w:val="Header"/>
-              <w:widowControl/>
-              <w:numPr>
-                <w:ilvl w:val="1"/>
-                <w:numId w:val="3"/>
-              </w:numPr>
-              <w:suppressAutoHyphens w:val="true"/>
-              <w:overflowPunct w:val="true"/>
-              <w:bidi w:val="0"/>
-              <w:spacing w:before="0" w:after="0"/>
-              <w:jc w:val="both"/>
-              <w:textAlignment w:val="baseline"/>
-              <w:rPr>
-                <w:rFonts w:ascii="Arial" w:hAnsi="Arial" w:eastAsia="Times New Roman" w:cs="Arial"/>
-                <w:b/>
-                <w:bCs/>
-                <w:color w:val="000080"/>
-                <w:kern w:val="0"/>
-                <w:sz w:val="18"/>
-                <w:szCs w:val="18"/>
-                <w:lang w:val="es-SV" w:eastAsia="en-US" w:bidi="ar-SA"/>
-              </w:rPr>
-            </w:pPr>
-            <w:r>
-              <w:rPr>
-                <w:rFonts w:eastAsia="Times New Roman" w:cs="Arial" w:ascii="Arial" w:hAnsi="Arial"/>
-                <w:b/>
-                <w:bCs/>
-                <w:color w:val="000080"/>
-                <w:kern w:val="0"/>
-                <w:sz w:val="18"/>
-                <w:szCs w:val="18"/>
-                <w:lang w:val="es-SV" w:eastAsia="en-US" w:bidi="ar-SA"/>
-              </w:rPr>
-              <w:t>ApplePay - 50110030273</w:t>
-            </w:r>
-          </w:p>
-          <w:p>
-            <w:pPr>
-              <w:pStyle w:val="Header"/>
-              <w:widowControl/>
-              <w:numPr>
-                <w:ilvl w:val="1"/>
-                <w:numId w:val="3"/>
-              </w:numPr>
-              <w:suppressAutoHyphens w:val="true"/>
-              <w:overflowPunct w:val="true"/>
-              <w:bidi w:val="0"/>
-              <w:spacing w:before="0" w:after="0"/>
-              <w:jc w:val="both"/>
-              <w:textAlignment w:val="baseline"/>
-              <w:rPr>
-                <w:rFonts w:ascii="Arial" w:hAnsi="Arial" w:eastAsia="Times New Roman" w:cs="Arial"/>
-                <w:b/>
-                <w:bCs/>
-                <w:color w:val="000080"/>
-                <w:kern w:val="0"/>
-                <w:sz w:val="18"/>
-                <w:szCs w:val="18"/>
-                <w:lang w:val="es-SV" w:eastAsia="en-US" w:bidi="ar-SA"/>
-              </w:rPr>
-            </w:pPr>
-            <w:r>
-              <w:rPr>
-                <w:rFonts w:eastAsia="Times New Roman" w:cs="Arial" w:ascii="Arial" w:hAnsi="Arial"/>
-                <w:b/>
-                <w:bCs/>
-                <w:color w:val="000080"/>
-                <w:kern w:val="0"/>
-                <w:sz w:val="18"/>
-                <w:szCs w:val="18"/>
-                <w:lang w:val="es-SV" w:eastAsia="en-US" w:bidi="ar-SA"/>
-              </w:rPr>
-              <w:t>GooglePay - 50120834693</w:t>
-            </w:r>
-          </w:p>
-          <w:p>
-            <w:pPr>
-              <w:pStyle w:val="Header"/>
-              <w:widowControl/>
-              <w:suppressAutoHyphens w:val="true"/>
-              <w:overflowPunct w:val="true"/>
-              <w:bidi w:val="0"/>
-              <w:spacing w:before="0" w:after="0"/>
-              <w:jc w:val="both"/>
-              <w:textAlignment w:val="baseline"/>
-              <w:rPr>
-                <w:rFonts w:ascii="Arial" w:hAnsi="Arial" w:eastAsia="Times New Roman" w:cs="Arial"/>
-                <w:b/>
-                <w:bCs/>
-                <w:color w:val="000000"/>
-                <w:kern w:val="0"/>
-                <w:sz w:val="18"/>
-                <w:szCs w:val="18"/>
-                <w:lang w:val="es-SV" w:eastAsia="en-US" w:bidi="ar-SA"/>
-              </w:rPr>
-            </w:pPr>
-            <w:r>
-              <w:rPr>
-                <w:rFonts w:eastAsia="Times New Roman" w:cs="Arial" w:ascii="Arial" w:hAnsi="Arial"/>
-                <w:b/>
-                <w:bCs/>
-                <w:color w:val="000000"/>
-                <w:kern w:val="0"/>
-                <w:sz w:val="18"/>
-                <w:szCs w:val="18"/>
-                <w:lang w:val="es-SV" w:eastAsia="en-US" w:bidi="ar-SA"/>
-              </w:rPr>
-            </w:r>
-          </w:p>
-          <w:p>
-            <w:pPr>
-              <w:pStyle w:val="Header"/>
-              <w:widowControl/>
-              <w:suppressAutoHyphens w:val="true"/>
-              <w:overflowPunct w:val="true"/>
-              <w:bidi w:val="0"/>
-              <w:spacing w:before="0" w:after="0"/>
-              <w:jc w:val="both"/>
-              <w:textAlignment w:val="baseline"/>
-              <w:rPr>
-                <w:rFonts w:ascii="Arial" w:hAnsi="Arial" w:eastAsia="Times New Roman" w:cs="Arial"/>
-                <w:b/>
-                <w:bCs/>
-                <w:color w:val="000000"/>
-                <w:kern w:val="0"/>
-                <w:sz w:val="18"/>
-                <w:szCs w:val="18"/>
-                <w:lang w:val="es-SV" w:eastAsia="en-US" w:bidi="ar-SA"/>
-              </w:rPr>
-            </w:pPr>
-            <w:r>
-              <w:rPr>
-                <w:rFonts w:eastAsia="Times New Roman" w:cs="Arial" w:ascii="Arial" w:hAnsi="Arial"/>
-                <w:b/>
-                <w:bCs/>
-                <w:color w:val="000000"/>
-                <w:kern w:val="0"/>
-                <w:sz w:val="18"/>
-                <w:szCs w:val="18"/>
-                <w:lang w:val="es-SV" w:eastAsia="en-US" w:bidi="ar-SA"/>
-              </w:rPr>
-            </w:r>
-          </w:p>
-          <w:p>
-            <w:pPr>
-              <w:pStyle w:val="Header"/>
-              <w:widowControl/>
-              <w:numPr>
-                <w:ilvl w:val="0"/>
-                <w:numId w:val="3"/>
-              </w:numPr>
-              <w:suppressAutoHyphens w:val="true"/>
-              <w:overflowPunct w:val="true"/>
-              <w:bidi w:val="0"/>
-              <w:spacing w:before="0" w:after="0"/>
-              <w:jc w:val="both"/>
-              <w:textAlignment w:val="baseline"/>
-              <w:rPr>
-                <w:rFonts w:ascii="Arial" w:hAnsi="Arial" w:eastAsia="Times New Roman" w:cs="Arial"/>
-                <w:b/>
-                <w:bCs/>
-                <w:color w:val="000000"/>
-                <w:kern w:val="0"/>
-                <w:sz w:val="18"/>
-                <w:szCs w:val="18"/>
-                <w:lang w:val="es-SV" w:eastAsia="en-US" w:bidi="ar-SA"/>
-              </w:rPr>
-            </w:pPr>
-            <w:r>
-              <w:rPr>
-                <w:rFonts w:eastAsia="Times New Roman" w:cs="Arial" w:ascii="Arial" w:hAnsi="Arial"/>
-                <w:b/>
-                <w:bCs/>
-                <w:color w:val="000000"/>
-                <w:kern w:val="0"/>
-                <w:sz w:val="18"/>
-                <w:szCs w:val="18"/>
-                <w:lang w:val="es-SV" w:eastAsia="en-US" w:bidi="ar-SA"/>
-              </w:rPr>
-              <w:t>Prueba de Billetera ApplePay - 50110030273) con tokenRefId de MasterCard:</w:t>
-            </w:r>
-          </w:p>
-          <w:p>
-            <w:pPr>
-              <w:pStyle w:val="Header"/>
-              <w:widowControl/>
-              <w:suppressAutoHyphens w:val="true"/>
-              <w:overflowPunct w:val="true"/>
-              <w:bidi w:val="0"/>
-              <w:spacing w:before="0" w:after="0"/>
-              <w:jc w:val="both"/>
-              <w:textAlignment w:val="baseline"/>
-              <w:rPr>
-                <w:rFonts w:ascii="Arial" w:hAnsi="Arial" w:eastAsia="Times New Roman" w:cs="Arial"/>
-                <w:b/>
-                <w:bCs/>
-                <w:color w:val="000000"/>
-                <w:kern w:val="0"/>
-                <w:sz w:val="18"/>
-                <w:szCs w:val="18"/>
-                <w:lang w:val="es-SV" w:eastAsia="en-US" w:bidi="ar-SA"/>
-              </w:rPr>
-            </w:pPr>
-            <w:r>
-              <w:rPr>
-                <w:rFonts w:eastAsia="Times New Roman" w:cs="Arial" w:ascii="Arial" w:hAnsi="Arial"/>
-                <w:b/>
-                <w:bCs/>
-                <w:color w:val="000000"/>
-                <w:kern w:val="0"/>
-                <w:sz w:val="18"/>
-                <w:szCs w:val="18"/>
-                <w:lang w:val="es-SV" w:eastAsia="en-US" w:bidi="ar-SA"/>
-              </w:rPr>
-            </w:r>
-          </w:p>
-          <w:p>
-            <w:pPr>
-              <w:pStyle w:val="Header"/>
-              <w:widowControl/>
-              <w:suppressAutoHyphens w:val="true"/>
-              <w:overflowPunct w:val="true"/>
-              <w:bidi w:val="0"/>
-              <w:spacing w:before="0" w:after="0"/>
-              <w:jc w:val="both"/>
-              <w:textAlignment w:val="baseline"/>
-              <w:rPr>
-                <w:rFonts w:ascii="Arial" w:hAnsi="Arial" w:eastAsia="Times New Roman" w:cs="Arial"/>
-                <w:b/>
-                <w:bCs/>
-                <w:color w:val="000000"/>
-                <w:kern w:val="0"/>
-                <w:sz w:val="18"/>
-                <w:szCs w:val="18"/>
-                <w:lang w:val="es-SV" w:eastAsia="en-US" w:bidi="ar-SA"/>
-              </w:rPr>
-            </w:pPr>
-            <w:r>
-              <w:rPr>
-                <w:rFonts w:eastAsia="Times New Roman" w:cs="Arial" w:ascii="Arial" w:hAnsi="Arial"/>
-                <w:b/>
-                <w:bCs/>
-                <w:color w:val="000000"/>
-                <w:kern w:val="0"/>
-                <w:sz w:val="18"/>
-                <w:szCs w:val="18"/>
-                <w:lang w:val="es-SV" w:eastAsia="en-US" w:bidi="ar-SA"/>
-              </w:rPr>
-              <w:drawing>
-                <wp:anchor behindDoc="0" distT="0" distB="0" distL="0" distR="0" simplePos="0" locked="0" layoutInCell="0" allowOverlap="1" relativeHeight="15">
-                  <wp:simplePos x="0" y="0"/>
-                  <wp:positionH relativeFrom="column">
-                    <wp:align>center</wp:align>
-                  </wp:positionH>
-                  <wp:positionV relativeFrom="paragraph">
-                    <wp:posOffset>635</wp:posOffset>
-                  </wp:positionV>
-                  <wp:extent cx="3536315" cy="2251710"/>
-                  <wp:effectExtent l="0" t="0" r="0" b="0"/>
-                  <wp:wrapSquare wrapText="largest"/>
-                  <wp:docPr id="13" name="Imagen14" descr=""/>
-                  <wp:cNvGraphicFramePr>
-                    <a:graphicFrameLocks xmlns:a="http://schemas.openxmlformats.org/drawingml/2006/main" noChangeAspect="1"/>
-                  </wp:cNvGraphicFramePr>
-                  <a:graphic xmlns:a="http://schemas.openxmlformats.org/drawingml/2006/main">
-                    <a:graphicData uri="http://schemas.openxmlformats.org/drawingml/2006/picture">
-                      <pic:pic xmlns:pic="http://schemas.openxmlformats.org/drawingml/2006/picture">
-                        <pic:nvPicPr>
-                          <pic:cNvPr id="13" name="Imagen14" descr=""/>
-                          <pic:cNvPicPr>
-                            <a:picLocks noChangeAspect="1" noChangeArrowheads="1"/>
-                          </pic:cNvPicPr>
-                        </pic:nvPicPr>
-                        <pic:blipFill>
-                          <a:blip r:embed="rId14"/>
-                          <a:stretch>
-                            <a:fillRect/>
-                          </a:stretch>
-                        </pic:blipFill>
-                        <pic:spPr bwMode="auto">
-                          <a:xfrm>
-                            <a:off x="0" y="0"/>
-                            <a:ext cx="3536315" cy="2251710"/>
-                          </a:xfrm>
-                          <a:prstGeom prst="rect">
-                            <a:avLst/>
-                          </a:prstGeom>
-                        </pic:spPr>
-                      </pic:pic>
-                    </a:graphicData>
-                  </a:graphic>
-                </wp:anchor>
-              </w:drawing>
-            </w:r>
-          </w:p>
-          <w:p>
-            <w:pPr>
-              <w:pStyle w:val="Header"/>
-              <w:widowControl/>
-              <w:suppressAutoHyphens w:val="true"/>
-              <w:overflowPunct w:val="true"/>
-              <w:bidi w:val="0"/>
-              <w:spacing w:before="0" w:after="0"/>
-              <w:jc w:val="both"/>
-              <w:textAlignment w:val="baseline"/>
-              <w:rPr>
-                <w:rFonts w:ascii="Arial" w:hAnsi="Arial" w:eastAsia="Times New Roman" w:cs="Arial"/>
-                <w:b/>
-                <w:bCs/>
-                <w:color w:val="000000"/>
-                <w:kern w:val="0"/>
-                <w:sz w:val="18"/>
-                <w:szCs w:val="18"/>
-                <w:lang w:val="es-SV" w:eastAsia="en-US" w:bidi="ar-SA"/>
-              </w:rPr>
-            </w:pPr>
-            <w:r>
-              <w:rPr>
-                <w:rFonts w:eastAsia="Times New Roman" w:cs="Arial" w:ascii="Arial" w:hAnsi="Arial"/>
-                <w:b/>
-                <w:bCs/>
-                <w:color w:val="000000"/>
-                <w:kern w:val="0"/>
-                <w:sz w:val="18"/>
-                <w:szCs w:val="18"/>
-                <w:lang w:val="es-SV" w:eastAsia="en-US" w:bidi="ar-SA"/>
-              </w:rPr>
-            </w:r>
-          </w:p>
-          <w:p>
-            <w:pPr>
-              <w:pStyle w:val="Header"/>
-              <w:widowControl/>
-              <w:numPr>
-                <w:ilvl w:val="0"/>
-                <w:numId w:val="3"/>
-              </w:numPr>
-              <w:suppressAutoHyphens w:val="true"/>
-              <w:overflowPunct w:val="true"/>
-              <w:bidi w:val="0"/>
-              <w:spacing w:before="0" w:after="0"/>
-              <w:jc w:val="both"/>
-              <w:textAlignment w:val="baseline"/>
-              <w:rPr>
-                <w:rFonts w:ascii="Arial" w:hAnsi="Arial" w:eastAsia="Times New Roman" w:cs="Arial"/>
-                <w:b/>
-                <w:bCs/>
-                <w:color w:val="000000"/>
-                <w:kern w:val="0"/>
-                <w:sz w:val="18"/>
-                <w:szCs w:val="18"/>
-                <w:lang w:val="es-SV" w:eastAsia="en-US" w:bidi="ar-SA"/>
-              </w:rPr>
-            </w:pPr>
-            <w:r>
-              <w:rPr>
-                <w:rFonts w:eastAsia="Times New Roman" w:cs="Arial" w:ascii="Arial" w:hAnsi="Arial"/>
-                <w:b/>
-                <w:bCs/>
-                <w:color w:val="000000"/>
-                <w:kern w:val="0"/>
-                <w:sz w:val="18"/>
-                <w:szCs w:val="18"/>
-                <w:lang w:val="es-SV" w:eastAsia="en-US" w:bidi="ar-SA"/>
-              </w:rPr>
-              <w:t>Response del api (00):</w:t>
-            </w:r>
-          </w:p>
-          <w:p>
-            <w:pPr>
-              <w:pStyle w:val="Header"/>
-              <w:widowControl/>
-              <w:suppressAutoHyphens w:val="true"/>
-              <w:overflowPunct w:val="true"/>
-              <w:bidi w:val="0"/>
-              <w:spacing w:before="0" w:after="0"/>
-              <w:jc w:val="both"/>
-              <w:textAlignment w:val="baseline"/>
-              <w:rPr>
-                <w:rFonts w:ascii="Arial" w:hAnsi="Arial" w:eastAsia="Times New Roman" w:cs="Arial"/>
-                <w:b/>
-                <w:bCs/>
-                <w:color w:val="000000"/>
-                <w:kern w:val="0"/>
-                <w:sz w:val="18"/>
-                <w:szCs w:val="18"/>
-                <w:lang w:val="es-SV" w:eastAsia="en-US" w:bidi="ar-SA"/>
-              </w:rPr>
-            </w:pPr>
-            <w:r>
-              <w:rPr>
-                <w:rFonts w:eastAsia="Times New Roman" w:cs="Arial" w:ascii="Arial" w:hAnsi="Arial"/>
-                <w:b/>
-                <w:bCs/>
-                <w:color w:val="000000"/>
-                <w:kern w:val="0"/>
-                <w:sz w:val="18"/>
-                <w:szCs w:val="18"/>
-                <w:lang w:val="es-SV" w:eastAsia="en-US" w:bidi="ar-SA"/>
-              </w:rPr>
-            </w:r>
-          </w:p>
-          <w:p>
-            <w:pPr>
-              <w:pStyle w:val="Header"/>
-              <w:widowControl/>
-              <w:suppressAutoHyphens w:val="true"/>
-              <w:overflowPunct w:val="true"/>
-              <w:bidi w:val="0"/>
-              <w:spacing w:before="0" w:after="0"/>
-              <w:jc w:val="both"/>
-              <w:textAlignment w:val="baseline"/>
-              <w:rPr>
-                <w:rFonts w:ascii="Arial" w:hAnsi="Arial" w:eastAsia="Times New Roman" w:cs="Arial"/>
-                <w:b/>
-                <w:bCs/>
-                <w:color w:val="000000"/>
-                <w:kern w:val="0"/>
-                <w:sz w:val="18"/>
-                <w:szCs w:val="18"/>
-                <w:lang w:val="es-SV" w:eastAsia="en-US" w:bidi="ar-SA"/>
-              </w:rPr>
-            </w:pPr>
-            <w:r>
-              <w:rPr>
-                <w:rFonts w:eastAsia="Times New Roman" w:cs="Arial" w:ascii="Arial" w:hAnsi="Arial"/>
-                <w:b/>
-                <w:bCs/>
-                <w:color w:val="000000"/>
-                <w:kern w:val="0"/>
-                <w:sz w:val="18"/>
-                <w:szCs w:val="18"/>
-                <w:lang w:val="es-SV" w:eastAsia="en-US" w:bidi="ar-SA"/>
-              </w:rPr>
-              <w:drawing>
-                <wp:anchor behindDoc="0" distT="0" distB="0" distL="0" distR="0" simplePos="0" locked="0" layoutInCell="0" allowOverlap="1" relativeHeight="14">
-                  <wp:simplePos x="0" y="0"/>
-                  <wp:positionH relativeFrom="column">
-                    <wp:align>center</wp:align>
-                  </wp:positionH>
-                  <wp:positionV relativeFrom="paragraph">
-                    <wp:posOffset>635</wp:posOffset>
-                  </wp:positionV>
-                  <wp:extent cx="3536315" cy="638810"/>
-                  <wp:effectExtent l="0" t="0" r="0" b="0"/>
-                  <wp:wrapSquare wrapText="largest"/>
-                  <wp:docPr id="14" name="Imagen16" descr=""/>
-                  <wp:cNvGraphicFramePr>
-                    <a:graphicFrameLocks xmlns:a="http://schemas.openxmlformats.org/drawingml/2006/main" noChangeAspect="1"/>
-                  </wp:cNvGraphicFramePr>
-                  <a:graphic xmlns:a="http://schemas.openxmlformats.org/drawingml/2006/main">
-                    <a:graphicData uri="http://schemas.openxmlformats.org/drawingml/2006/picture">
-                      <pic:pic xmlns:pic="http://schemas.openxmlformats.org/drawingml/2006/picture">
-                        <pic:nvPicPr>
-                          <pic:cNvPr id="14" name="Imagen16" descr=""/>
-                          <pic:cNvPicPr>
-                            <a:picLocks noChangeAspect="1" noChangeArrowheads="1"/>
-                          </pic:cNvPicPr>
-                        </pic:nvPicPr>
-                        <pic:blipFill>
-                          <a:blip r:embed="rId15"/>
-                          <a:stretch>
-                            <a:fillRect/>
-                          </a:stretch>
-                        </pic:blipFill>
-                        <pic:spPr bwMode="auto">
-                          <a:xfrm>
-                            <a:off x="0" y="0"/>
-                            <a:ext cx="3536315" cy="638810"/>
-                          </a:xfrm>
-                          <a:prstGeom prst="rect">
-                            <a:avLst/>
-                          </a:prstGeom>
-                        </pic:spPr>
-                      </pic:pic>
-                    </a:graphicData>
-                  </a:graphic>
-                </wp:anchor>
-              </w:drawing>
-            </w:r>
-          </w:p>
-          <w:p>
-            <w:pPr>
-              <w:pStyle w:val="Header"/>
-              <w:widowControl/>
-              <w:suppressAutoHyphens w:val="true"/>
-              <w:overflowPunct w:val="true"/>
-              <w:bidi w:val="0"/>
-              <w:spacing w:before="0" w:after="0"/>
-              <w:jc w:val="both"/>
-              <w:textAlignment w:val="baseline"/>
-              <w:rPr>
-                <w:rFonts w:ascii="Arial" w:hAnsi="Arial" w:eastAsia="Times New Roman" w:cs="Arial"/>
-                <w:b/>
-                <w:bCs/>
-                <w:color w:val="000000"/>
-                <w:kern w:val="0"/>
-                <w:sz w:val="18"/>
-                <w:szCs w:val="18"/>
-                <w:lang w:val="es-SV" w:eastAsia="en-US" w:bidi="ar-SA"/>
-              </w:rPr>
-            </w:pPr>
-            <w:r>
-              <w:rPr>
-                <w:rFonts w:eastAsia="Times New Roman" w:cs="Arial" w:ascii="Arial" w:hAnsi="Arial"/>
-                <w:b/>
-                <w:bCs/>
-                <w:color w:val="000000"/>
-                <w:kern w:val="0"/>
-                <w:sz w:val="18"/>
-                <w:szCs w:val="18"/>
-                <w:lang w:val="es-SV" w:eastAsia="en-US" w:bidi="ar-SA"/>
-              </w:rPr>
-            </w:r>
-          </w:p>
-          <w:p>
-            <w:pPr>
-              <w:pStyle w:val="Header"/>
-              <w:widowControl/>
-              <w:numPr>
-                <w:ilvl w:val="0"/>
-                <w:numId w:val="3"/>
-              </w:numPr>
-              <w:suppressAutoHyphens w:val="true"/>
-              <w:overflowPunct w:val="true"/>
-              <w:bidi w:val="0"/>
-              <w:spacing w:before="0" w:after="0"/>
-              <w:jc w:val="both"/>
-              <w:textAlignment w:val="baseline"/>
-              <w:rPr/>
-            </w:pPr>
-            <w:r>
-              <w:rPr>
-                <w:rFonts w:eastAsia="Times New Roman" w:cs="Arial" w:ascii="Arial" w:hAnsi="Arial"/>
-                <w:b/>
-                <w:bCs/>
-                <w:color w:val="000000"/>
-                <w:kern w:val="0"/>
-                <w:sz w:val="18"/>
-                <w:szCs w:val="18"/>
-                <w:lang w:val="es-SV" w:eastAsia="en-US" w:bidi="ar-SA"/>
-              </w:rPr>
-              <w:t>Verificación de que el registro de la digitalización se encuentre creado  con el estatus ACTIVATED en la tabla</w:t>
-            </w:r>
-            <w:r>
-              <w:rPr/>
-              <w:t xml:space="preserve"> (</w:t>
-            </w:r>
-            <w:r>
-              <w:rPr>
-                <w:rFonts w:cs="Times New Roman" w:ascii="Consolas" w:hAnsi="Consolas"/>
-                <w:color w:val="000080"/>
-                <w:sz w:val="20"/>
-                <w:szCs w:val="20"/>
-                <w:shd w:fill="F0D8A8" w:val="clear"/>
-              </w:rPr>
-              <w:t>TOKENIZATION_REGISTRO_VALIDATION</w:t>
-            </w:r>
-            <w:r>
-              <w:rPr/>
-              <w:t>):</w:t>
-            </w:r>
-          </w:p>
-          <w:p>
-            <w:pPr>
-              <w:pStyle w:val="Header"/>
-              <w:widowControl/>
-              <w:suppressAutoHyphens w:val="true"/>
-              <w:overflowPunct w:val="true"/>
-              <w:bidi w:val="0"/>
-              <w:spacing w:before="0" w:after="0"/>
-              <w:jc w:val="both"/>
-              <w:textAlignment w:val="baseline"/>
-              <w:rPr>
-                <w:rFonts w:ascii="Arial" w:hAnsi="Arial" w:eastAsia="Times New Roman" w:cs="Arial"/>
-                <w:b/>
-                <w:bCs/>
-                <w:color w:val="000000"/>
-                <w:kern w:val="0"/>
-                <w:sz w:val="18"/>
-                <w:szCs w:val="18"/>
-                <w:lang w:val="es-SV" w:eastAsia="en-US" w:bidi="ar-SA"/>
-              </w:rPr>
-            </w:pPr>
-            <w:r>
-              <w:rPr>
-                <w:rFonts w:eastAsia="Times New Roman" w:cs="Arial" w:ascii="Arial" w:hAnsi="Arial"/>
-                <w:b/>
-                <w:bCs/>
-                <w:color w:val="000000"/>
-                <w:kern w:val="0"/>
-                <w:sz w:val="18"/>
-                <w:szCs w:val="18"/>
-                <w:lang w:val="es-SV" w:eastAsia="en-US" w:bidi="ar-SA"/>
-              </w:rPr>
-            </w:r>
-          </w:p>
-          <w:p>
-            <w:pPr>
-              <w:pStyle w:val="Header"/>
-              <w:widowControl/>
-              <w:suppressAutoHyphens w:val="true"/>
-              <w:overflowPunct w:val="true"/>
-              <w:bidi w:val="0"/>
-              <w:spacing w:before="0" w:after="0"/>
-              <w:jc w:val="both"/>
-              <w:textAlignment w:val="baseline"/>
-              <w:rPr>
-                <w:rFonts w:ascii="Arial" w:hAnsi="Arial" w:eastAsia="Times New Roman" w:cs="Arial"/>
-                <w:b/>
-                <w:bCs/>
-                <w:color w:val="000000"/>
-                <w:kern w:val="0"/>
-                <w:sz w:val="18"/>
-                <w:szCs w:val="18"/>
-                <w:lang w:val="es-SV" w:eastAsia="en-US" w:bidi="ar-SA"/>
-              </w:rPr>
-            </w:pPr>
-            <w:r>
-              <w:rPr>
-                <w:rFonts w:eastAsia="Times New Roman" w:cs="Arial" w:ascii="Arial" w:hAnsi="Arial"/>
-                <w:b/>
-                <w:bCs/>
-                <w:color w:val="000000"/>
-                <w:kern w:val="0"/>
-                <w:sz w:val="18"/>
-                <w:szCs w:val="18"/>
-                <w:lang w:val="es-SV" w:eastAsia="en-US" w:bidi="ar-SA"/>
-              </w:rPr>
-            </w:r>
-          </w:p>
-          <w:p>
-            <w:pPr>
-              <w:pStyle w:val="Header"/>
-              <w:widowControl/>
-              <w:suppressAutoHyphens w:val="true"/>
-              <w:overflowPunct w:val="true"/>
-              <w:bidi w:val="0"/>
-              <w:spacing w:before="0" w:after="0"/>
-              <w:jc w:val="both"/>
-              <w:textAlignment w:val="baseline"/>
-              <w:rPr>
-                <w:rFonts w:ascii="Arial" w:hAnsi="Arial" w:eastAsia="Times New Roman" w:cs="Arial"/>
-                <w:b/>
-                <w:bCs/>
-                <w:color w:val="000000"/>
-                <w:kern w:val="0"/>
-                <w:sz w:val="18"/>
-                <w:szCs w:val="18"/>
-                <w:lang w:val="es-SV" w:eastAsia="en-US" w:bidi="ar-SA"/>
-              </w:rPr>
-            </w:pPr>
-            <w:r>
-              <w:rPr>
-                <w:rFonts w:eastAsia="Times New Roman" w:cs="Arial" w:ascii="Arial" w:hAnsi="Arial"/>
-                <w:b/>
-                <w:bCs/>
-                <w:color w:val="000000"/>
-                <w:kern w:val="0"/>
-                <w:sz w:val="18"/>
-                <w:szCs w:val="18"/>
-                <w:lang w:val="es-SV" w:eastAsia="en-US" w:bidi="ar-SA"/>
-              </w:rPr>
-              <w:drawing>
-                <wp:anchor behindDoc="0" distT="0" distB="0" distL="0" distR="0" simplePos="0" locked="0" layoutInCell="0" allowOverlap="1" relativeHeight="11">
-                  <wp:simplePos x="0" y="0"/>
-                  <wp:positionH relativeFrom="column">
-                    <wp:align>center</wp:align>
-                  </wp:positionH>
-                  <wp:positionV relativeFrom="paragraph">
-                    <wp:posOffset>635</wp:posOffset>
-                  </wp:positionV>
-                  <wp:extent cx="3536315" cy="647700"/>
-                  <wp:effectExtent l="0" t="0" r="0" b="0"/>
-                  <wp:wrapSquare wrapText="largest"/>
-                  <wp:docPr id="15" name="Imagen15" descr=""/>
-                  <wp:cNvGraphicFramePr>
-                    <a:graphicFrameLocks xmlns:a="http://schemas.openxmlformats.org/drawingml/2006/main" noChangeAspect="1"/>
-                  </wp:cNvGraphicFramePr>
-                  <a:graphic xmlns:a="http://schemas.openxmlformats.org/drawingml/2006/main">
-                    <a:graphicData uri="http://schemas.openxmlformats.org/drawingml/2006/picture">
-                      <pic:pic xmlns:pic="http://schemas.openxmlformats.org/drawingml/2006/picture">
-                        <pic:nvPicPr>
-                          <pic:cNvPr id="15" name="Imagen15" descr=""/>
-                          <pic:cNvPicPr>
-                            <a:picLocks noChangeAspect="1" noChangeArrowheads="1"/>
-                          </pic:cNvPicPr>
-                        </pic:nvPicPr>
-                        <pic:blipFill>
-                          <a:blip r:embed="rId16"/>
-                          <a:stretch>
-                            <a:fillRect/>
-                          </a:stretch>
-                        </pic:blipFill>
-                        <pic:spPr bwMode="auto">
-                          <a:xfrm>
-                            <a:off x="0" y="0"/>
-                            <a:ext cx="3536315" cy="647700"/>
-                          </a:xfrm>
-                          <a:prstGeom prst="rect">
-                            <a:avLst/>
-                          </a:prstGeom>
-                        </pic:spPr>
-                      </pic:pic>
-                    </a:graphicData>
-                  </a:graphic>
-                </wp:anchor>
-              </w:drawing>
-            </w:r>
-          </w:p>
-          <w:p>
-            <w:pPr>
-              <w:pStyle w:val="Header"/>
-              <w:widowControl/>
-              <w:suppressAutoHyphens w:val="true"/>
-              <w:overflowPunct w:val="true"/>
-              <w:bidi w:val="0"/>
-              <w:spacing w:before="0" w:after="0"/>
-              <w:jc w:val="both"/>
-              <w:textAlignment w:val="baseline"/>
-              <w:rPr>
-                <w:rFonts w:ascii="Arial" w:hAnsi="Arial" w:eastAsia="Times New Roman" w:cs="Arial"/>
-                <w:b/>
-                <w:bCs/>
-                <w:color w:val="000000"/>
-                <w:kern w:val="0"/>
-                <w:sz w:val="18"/>
-                <w:szCs w:val="18"/>
-                <w:lang w:val="es-SV" w:eastAsia="en-US" w:bidi="ar-SA"/>
-              </w:rPr>
-            </w:pPr>
-            <w:r>
-              <w:rPr>
-                <w:rFonts w:eastAsia="Times New Roman" w:cs="Arial" w:ascii="Arial" w:hAnsi="Arial"/>
-                <w:b/>
-                <w:bCs/>
-                <w:color w:val="000000"/>
-                <w:kern w:val="0"/>
-                <w:sz w:val="18"/>
-                <w:szCs w:val="18"/>
-                <w:lang w:val="es-SV" w:eastAsia="en-US" w:bidi="ar-SA"/>
-              </w:rPr>
-            </w:r>
-          </w:p>
-          <w:p>
-            <w:pPr>
-              <w:pStyle w:val="Header"/>
-              <w:widowControl/>
-              <w:numPr>
-                <w:ilvl w:val="0"/>
-                <w:numId w:val="3"/>
-              </w:numPr>
-              <w:suppressAutoHyphens w:val="true"/>
-              <w:overflowPunct w:val="true"/>
-              <w:bidi w:val="0"/>
-              <w:spacing w:before="0" w:after="0"/>
-              <w:jc w:val="both"/>
-              <w:textAlignment w:val="baseline"/>
-              <w:rPr>
-                <w:rFonts w:ascii="Arial" w:hAnsi="Arial" w:eastAsia="Times New Roman" w:cs="Arial"/>
-                <w:b/>
-                <w:bCs/>
-                <w:color w:val="000000"/>
-                <w:kern w:val="0"/>
-                <w:sz w:val="18"/>
-                <w:szCs w:val="18"/>
-                <w:lang w:val="es-SV" w:eastAsia="en-US" w:bidi="ar-SA"/>
-              </w:rPr>
-            </w:pPr>
-            <w:r>
-              <w:rPr>
-                <w:rFonts w:eastAsia="Times New Roman" w:cs="Arial" w:ascii="Arial" w:hAnsi="Arial"/>
-                <w:b/>
-                <w:bCs/>
-                <w:color w:val="000000"/>
-                <w:kern w:val="0"/>
-                <w:sz w:val="18"/>
-                <w:szCs w:val="18"/>
-                <w:lang w:val="es-SV" w:eastAsia="en-US" w:bidi="ar-SA"/>
-              </w:rPr>
-              <w:t>Recepción de Correo ApplePay</w:t>
-            </w:r>
-          </w:p>
-          <w:p>
-            <w:pPr>
-              <w:pStyle w:val="Header"/>
-              <w:widowControl/>
-              <w:suppressAutoHyphens w:val="true"/>
-              <w:overflowPunct w:val="true"/>
-              <w:bidi w:val="0"/>
-              <w:spacing w:before="0" w:after="0"/>
-              <w:jc w:val="both"/>
-              <w:textAlignment w:val="baseline"/>
-              <w:rPr>
-                <w:rFonts w:ascii="Arial" w:hAnsi="Arial" w:eastAsia="Times New Roman" w:cs="Arial"/>
-                <w:b/>
-                <w:bCs/>
-                <w:color w:val="000000"/>
-                <w:kern w:val="0"/>
-                <w:sz w:val="18"/>
-                <w:szCs w:val="18"/>
-                <w:lang w:val="es-SV" w:eastAsia="en-US" w:bidi="ar-SA"/>
-              </w:rPr>
-            </w:pPr>
-            <w:r>
-              <w:rPr>
-                <w:rFonts w:eastAsia="Times New Roman" w:cs="Arial" w:ascii="Arial" w:hAnsi="Arial"/>
-                <w:b/>
-                <w:bCs/>
-                <w:color w:val="000000"/>
-                <w:kern w:val="0"/>
-                <w:sz w:val="18"/>
-                <w:szCs w:val="18"/>
-                <w:lang w:val="es-SV" w:eastAsia="en-US" w:bidi="ar-SA"/>
-              </w:rPr>
-              <w:drawing>
-                <wp:anchor behindDoc="0" distT="0" distB="0" distL="0" distR="0" simplePos="0" locked="0" layoutInCell="0" allowOverlap="1" relativeHeight="28">
-                  <wp:simplePos x="0" y="0"/>
-                  <wp:positionH relativeFrom="column">
-                    <wp:align>center</wp:align>
-                  </wp:positionH>
-                  <wp:positionV relativeFrom="paragraph">
-                    <wp:posOffset>635</wp:posOffset>
-                  </wp:positionV>
-                  <wp:extent cx="3535680" cy="3792220"/>
-                  <wp:effectExtent l="0" t="0" r="0" b="0"/>
-                  <wp:wrapSquare wrapText="largest"/>
-                  <wp:docPr id="16" name="Imagen19" descr=""/>
-                  <wp:cNvGraphicFramePr>
-                    <a:graphicFrameLocks xmlns:a="http://schemas.openxmlformats.org/drawingml/2006/main" noChangeAspect="1"/>
-                  </wp:cNvGraphicFramePr>
-                  <a:graphic xmlns:a="http://schemas.openxmlformats.org/drawingml/2006/main">
-                    <a:graphicData uri="http://schemas.openxmlformats.org/drawingml/2006/picture">
-                      <pic:pic xmlns:pic="http://schemas.openxmlformats.org/drawingml/2006/picture">
-                        <pic:nvPicPr>
-                          <pic:cNvPr id="16" name="Imagen19" descr=""/>
-                          <pic:cNvPicPr>
-                            <a:picLocks noChangeAspect="1" noChangeArrowheads="1"/>
-                          </pic:cNvPicPr>
-                        </pic:nvPicPr>
-                        <pic:blipFill>
-                          <a:blip r:embed="rId17"/>
-                          <a:stretch>
-                            <a:fillRect/>
-                          </a:stretch>
-                        </pic:blipFill>
-                        <pic:spPr bwMode="auto">
-                          <a:xfrm>
-                            <a:off x="0" y="0"/>
-                            <a:ext cx="3535680" cy="3792220"/>
-                          </a:xfrm>
-                          <a:prstGeom prst="rect">
-                            <a:avLst/>
-                          </a:prstGeom>
-                        </pic:spPr>
-                      </pic:pic>
-                    </a:graphicData>
-                  </a:graphic>
-                </wp:anchor>
-              </w:drawing>
-            </w:r>
-          </w:p>
-          <w:p>
-            <w:pPr>
-              <w:pStyle w:val="Header"/>
-              <w:widowControl/>
-              <w:suppressAutoHyphens w:val="true"/>
-              <w:overflowPunct w:val="true"/>
-              <w:bidi w:val="0"/>
-              <w:spacing w:before="0" w:after="0"/>
-              <w:jc w:val="both"/>
-              <w:textAlignment w:val="baseline"/>
-              <w:rPr>
-                <w:rFonts w:ascii="Arial" w:hAnsi="Arial" w:eastAsia="Times New Roman" w:cs="Arial"/>
-                <w:b/>
-                <w:bCs/>
-                <w:color w:val="000000"/>
-                <w:kern w:val="0"/>
-                <w:sz w:val="18"/>
-                <w:szCs w:val="18"/>
-                <w:lang w:val="es-SV" w:eastAsia="en-US" w:bidi="ar-SA"/>
-              </w:rPr>
-            </w:pPr>
-            <w:r>
-              <w:rPr>
-                <w:rFonts w:eastAsia="Times New Roman" w:cs="Arial" w:ascii="Arial" w:hAnsi="Arial"/>
-                <w:b/>
-                <w:bCs/>
-                <w:color w:val="000000"/>
-                <w:kern w:val="0"/>
-                <w:sz w:val="18"/>
-                <w:szCs w:val="18"/>
-                <w:lang w:val="es-SV" w:eastAsia="en-US" w:bidi="ar-SA"/>
-              </w:rPr>
-            </w:r>
-          </w:p>
-          <w:p>
-            <w:pPr>
-              <w:pStyle w:val="Header"/>
-              <w:widowControl/>
-              <w:suppressAutoHyphens w:val="true"/>
-              <w:overflowPunct w:val="true"/>
-              <w:bidi w:val="0"/>
-              <w:spacing w:before="0" w:after="0"/>
-              <w:jc w:val="both"/>
-              <w:textAlignment w:val="baseline"/>
-              <w:rPr>
-                <w:rFonts w:ascii="Arial" w:hAnsi="Arial" w:eastAsia="Times New Roman" w:cs="Arial"/>
-                <w:b/>
-                <w:bCs/>
-                <w:color w:val="000000"/>
-                <w:kern w:val="0"/>
-                <w:sz w:val="18"/>
-                <w:szCs w:val="18"/>
-                <w:lang w:val="es-SV" w:eastAsia="en-US" w:bidi="ar-SA"/>
-              </w:rPr>
-            </w:pPr>
-            <w:r>
-              <w:rPr>
-                <w:rFonts w:eastAsia="Times New Roman" w:cs="Arial" w:ascii="Arial" w:hAnsi="Arial"/>
-                <w:b/>
-                <w:bCs/>
-                <w:color w:val="000000"/>
-                <w:kern w:val="0"/>
-                <w:sz w:val="18"/>
-                <w:szCs w:val="18"/>
-                <w:lang w:val="es-SV" w:eastAsia="en-US" w:bidi="ar-SA"/>
-              </w:rPr>
-            </w:r>
-          </w:p>
-          <w:p>
-            <w:pPr>
-              <w:pStyle w:val="Header"/>
-              <w:widowControl/>
-              <w:suppressAutoHyphens w:val="true"/>
-              <w:overflowPunct w:val="true"/>
-              <w:bidi w:val="0"/>
-              <w:spacing w:before="0" w:after="0"/>
-              <w:jc w:val="both"/>
-              <w:textAlignment w:val="baseline"/>
-              <w:rPr>
-                <w:rFonts w:ascii="Arial" w:hAnsi="Arial" w:eastAsia="Times New Roman" w:cs="Arial"/>
-                <w:b/>
-                <w:bCs/>
-                <w:color w:val="000000"/>
-                <w:kern w:val="0"/>
-                <w:sz w:val="18"/>
-                <w:szCs w:val="18"/>
-                <w:lang w:val="es-SV" w:eastAsia="en-US" w:bidi="ar-SA"/>
-              </w:rPr>
-            </w:pPr>
-            <w:r>
-              <w:rPr>
-                <w:rFonts w:eastAsia="Times New Roman" w:cs="Arial" w:ascii="Arial" w:hAnsi="Arial"/>
-                <w:b/>
-                <w:bCs/>
-                <w:color w:val="000000"/>
-                <w:kern w:val="0"/>
-                <w:sz w:val="18"/>
-                <w:szCs w:val="18"/>
-                <w:lang w:val="es-SV" w:eastAsia="en-US" w:bidi="ar-SA"/>
-              </w:rPr>
-            </w:r>
-          </w:p>
-          <w:p>
-            <w:pPr>
-              <w:pStyle w:val="Header"/>
-              <w:widowControl/>
-              <w:numPr>
-                <w:ilvl w:val="0"/>
-                <w:numId w:val="3"/>
-              </w:numPr>
-              <w:suppressAutoHyphens w:val="true"/>
-              <w:overflowPunct w:val="true"/>
-              <w:bidi w:val="0"/>
-              <w:spacing w:before="0" w:after="0"/>
-              <w:jc w:val="both"/>
-              <w:textAlignment w:val="baseline"/>
-              <w:rPr>
-                <w:rFonts w:ascii="Arial" w:hAnsi="Arial" w:eastAsia="Times New Roman" w:cs="Arial"/>
-                <w:b/>
-                <w:bCs/>
-                <w:color w:val="000000"/>
-                <w:kern w:val="0"/>
-                <w:sz w:val="18"/>
-                <w:szCs w:val="18"/>
-                <w:lang w:val="es-SV" w:eastAsia="en-US" w:bidi="ar-SA"/>
-              </w:rPr>
-            </w:pPr>
-            <w:r>
-              <w:rPr>
-                <w:rFonts w:eastAsia="Times New Roman" w:cs="Arial" w:ascii="Arial" w:hAnsi="Arial"/>
-                <w:b/>
-                <w:bCs/>
-                <w:color w:val="000000"/>
-                <w:kern w:val="0"/>
-                <w:sz w:val="18"/>
-                <w:szCs w:val="18"/>
-                <w:lang w:val="es-SV" w:eastAsia="en-US" w:bidi="ar-SA"/>
-              </w:rPr>
-              <w:t>Prueba de Billetera GooglePay - 50120834693) con tokenRefId de MasterCard:</w:t>
-            </w:r>
-          </w:p>
-          <w:p>
-            <w:pPr>
-              <w:pStyle w:val="Header"/>
-              <w:widowControl/>
-              <w:suppressAutoHyphens w:val="true"/>
-              <w:overflowPunct w:val="true"/>
-              <w:bidi w:val="0"/>
-              <w:spacing w:before="0" w:after="0"/>
-              <w:jc w:val="both"/>
-              <w:textAlignment w:val="baseline"/>
-              <w:rPr>
-                <w:rFonts w:ascii="Arial" w:hAnsi="Arial" w:eastAsia="Times New Roman" w:cs="Arial"/>
-                <w:b/>
-                <w:bCs/>
-                <w:color w:val="000000"/>
-                <w:kern w:val="0"/>
-                <w:sz w:val="18"/>
-                <w:szCs w:val="18"/>
-                <w:lang w:val="es-SV" w:eastAsia="en-US" w:bidi="ar-SA"/>
-              </w:rPr>
-            </w:pPr>
-            <w:r>
-              <w:rPr>
-                <w:rFonts w:eastAsia="Times New Roman" w:cs="Arial" w:ascii="Arial" w:hAnsi="Arial"/>
-                <w:b/>
-                <w:bCs/>
-                <w:color w:val="000000"/>
-                <w:kern w:val="0"/>
-                <w:sz w:val="18"/>
-                <w:szCs w:val="18"/>
-                <w:lang w:val="es-SV" w:eastAsia="en-US" w:bidi="ar-SA"/>
-              </w:rPr>
-            </w:r>
-          </w:p>
-          <w:p>
-            <w:pPr>
-              <w:pStyle w:val="Header"/>
-              <w:widowControl/>
-              <w:suppressAutoHyphens w:val="true"/>
-              <w:overflowPunct w:val="true"/>
-              <w:bidi w:val="0"/>
-              <w:spacing w:before="0" w:after="0"/>
-              <w:jc w:val="both"/>
-              <w:textAlignment w:val="baseline"/>
-              <w:rPr>
-                <w:rFonts w:ascii="Arial" w:hAnsi="Arial" w:eastAsia="Times New Roman" w:cs="Arial"/>
-                <w:b/>
-                <w:bCs/>
-                <w:color w:val="000000"/>
-                <w:kern w:val="0"/>
-                <w:sz w:val="18"/>
-                <w:szCs w:val="18"/>
-                <w:lang w:val="es-SV" w:eastAsia="en-US" w:bidi="ar-SA"/>
-              </w:rPr>
-            </w:pPr>
-            <w:r>
-              <w:rPr>
-                <w:rFonts w:eastAsia="Times New Roman" w:cs="Arial" w:ascii="Arial" w:hAnsi="Arial"/>
-                <w:b/>
-                <w:bCs/>
-                <w:color w:val="000000"/>
-                <w:kern w:val="0"/>
-                <w:sz w:val="18"/>
-                <w:szCs w:val="18"/>
-                <w:lang w:val="es-SV" w:eastAsia="en-US" w:bidi="ar-SA"/>
-              </w:rPr>
-              <w:drawing>
-                <wp:anchor behindDoc="0" distT="0" distB="0" distL="0" distR="0" simplePos="0" locked="0" layoutInCell="0" allowOverlap="1" relativeHeight="20">
-                  <wp:simplePos x="0" y="0"/>
-                  <wp:positionH relativeFrom="column">
-                    <wp:align>center</wp:align>
-                  </wp:positionH>
-                  <wp:positionV relativeFrom="paragraph">
-                    <wp:posOffset>635</wp:posOffset>
-                  </wp:positionV>
-                  <wp:extent cx="3536315" cy="2180590"/>
-                  <wp:effectExtent l="0" t="0" r="0" b="0"/>
-                  <wp:wrapSquare wrapText="largest"/>
-                  <wp:docPr id="17" name="Imagen17" descr=""/>
-                  <wp:cNvGraphicFramePr>
-                    <a:graphicFrameLocks xmlns:a="http://schemas.openxmlformats.org/drawingml/2006/main" noChangeAspect="1"/>
-                  </wp:cNvGraphicFramePr>
-                  <a:graphic xmlns:a="http://schemas.openxmlformats.org/drawingml/2006/main">
-                    <a:graphicData uri="http://schemas.openxmlformats.org/drawingml/2006/picture">
-                      <pic:pic xmlns:pic="http://schemas.openxmlformats.org/drawingml/2006/picture">
-                        <pic:nvPicPr>
-                          <pic:cNvPr id="17" name="Imagen17" descr=""/>
-                          <pic:cNvPicPr>
-                            <a:picLocks noChangeAspect="1" noChangeArrowheads="1"/>
-                          </pic:cNvPicPr>
-                        </pic:nvPicPr>
-                        <pic:blipFill>
-                          <a:blip r:embed="rId18"/>
-                          <a:stretch>
-                            <a:fillRect/>
-                          </a:stretch>
-                        </pic:blipFill>
-                        <pic:spPr bwMode="auto">
-                          <a:xfrm>
-                            <a:off x="0" y="0"/>
-                            <a:ext cx="3536315" cy="2180590"/>
-                          </a:xfrm>
-                          <a:prstGeom prst="rect">
-                            <a:avLst/>
-                          </a:prstGeom>
-                        </pic:spPr>
-                      </pic:pic>
-                    </a:graphicData>
-                  </a:graphic>
-                </wp:anchor>
-              </w:drawing>
-            </w:r>
-          </w:p>
-          <w:p>
-            <w:pPr>
-              <w:pStyle w:val="Header"/>
-              <w:widowControl/>
-              <w:suppressAutoHyphens w:val="true"/>
-              <w:overflowPunct w:val="true"/>
-              <w:bidi w:val="0"/>
-              <w:spacing w:before="0" w:after="0"/>
-              <w:jc w:val="both"/>
-              <w:textAlignment w:val="baseline"/>
-              <w:rPr>
-                <w:rFonts w:ascii="Arial" w:hAnsi="Arial" w:eastAsia="Times New Roman" w:cs="Arial"/>
-                <w:b/>
-                <w:bCs/>
-                <w:color w:val="000000"/>
-                <w:kern w:val="0"/>
-                <w:sz w:val="18"/>
-                <w:szCs w:val="18"/>
-                <w:lang w:val="es-SV" w:eastAsia="en-US" w:bidi="ar-SA"/>
-              </w:rPr>
-            </w:pPr>
-            <w:r>
-              <w:rPr>
-                <w:rFonts w:eastAsia="Times New Roman" w:cs="Arial" w:ascii="Arial" w:hAnsi="Arial"/>
-                <w:b/>
-                <w:bCs/>
-                <w:color w:val="000000"/>
-                <w:kern w:val="0"/>
-                <w:sz w:val="18"/>
-                <w:szCs w:val="18"/>
-                <w:lang w:val="es-SV" w:eastAsia="en-US" w:bidi="ar-SA"/>
-              </w:rPr>
-            </w:r>
-          </w:p>
-          <w:p>
-            <w:pPr>
-              <w:pStyle w:val="Header"/>
-              <w:widowControl/>
-              <w:numPr>
-                <w:ilvl w:val="0"/>
-                <w:numId w:val="3"/>
-              </w:numPr>
-              <w:suppressAutoHyphens w:val="true"/>
-              <w:overflowPunct w:val="true"/>
-              <w:bidi w:val="0"/>
-              <w:spacing w:before="0" w:after="0"/>
-              <w:jc w:val="both"/>
-              <w:textAlignment w:val="baseline"/>
-              <w:rPr>
-                <w:rFonts w:ascii="Arial" w:hAnsi="Arial" w:eastAsia="Times New Roman" w:cs="Arial"/>
-                <w:b/>
-                <w:bCs/>
-                <w:color w:val="000000"/>
-                <w:kern w:val="0"/>
-                <w:sz w:val="18"/>
-                <w:szCs w:val="18"/>
-                <w:lang w:val="es-SV" w:eastAsia="en-US" w:bidi="ar-SA"/>
-              </w:rPr>
-            </w:pPr>
-            <w:r>
-              <w:rPr>
-                <w:rFonts w:eastAsia="Times New Roman" w:cs="Arial" w:ascii="Arial" w:hAnsi="Arial"/>
-                <w:b/>
-                <w:bCs/>
-                <w:color w:val="000000"/>
-                <w:kern w:val="0"/>
-                <w:sz w:val="18"/>
-                <w:szCs w:val="18"/>
-                <w:lang w:val="es-SV" w:eastAsia="en-US" w:bidi="ar-SA"/>
-              </w:rPr>
-              <w:t>Response del api (00):</w:t>
-            </w:r>
-          </w:p>
-          <w:p>
-            <w:pPr>
-              <w:pStyle w:val="Header"/>
-              <w:widowControl/>
-              <w:suppressAutoHyphens w:val="true"/>
-              <w:overflowPunct w:val="true"/>
-              <w:bidi w:val="0"/>
-              <w:spacing w:before="0" w:after="0"/>
-              <w:jc w:val="both"/>
-              <w:textAlignment w:val="baseline"/>
-              <w:rPr>
-                <w:rFonts w:ascii="Arial" w:hAnsi="Arial" w:eastAsia="Times New Roman" w:cs="Arial"/>
-                <w:b/>
-                <w:bCs/>
-                <w:color w:val="000000"/>
-                <w:kern w:val="0"/>
-                <w:sz w:val="18"/>
-                <w:szCs w:val="18"/>
-                <w:lang w:val="es-SV" w:eastAsia="en-US" w:bidi="ar-SA"/>
-              </w:rPr>
-            </w:pPr>
-            <w:r>
-              <w:rPr>
-                <w:rFonts w:eastAsia="Times New Roman" w:cs="Arial" w:ascii="Arial" w:hAnsi="Arial"/>
-                <w:b/>
-                <w:bCs/>
-                <w:color w:val="000000"/>
-                <w:kern w:val="0"/>
-                <w:sz w:val="18"/>
-                <w:szCs w:val="18"/>
-                <w:lang w:val="es-SV" w:eastAsia="en-US" w:bidi="ar-SA"/>
-              </w:rPr>
-            </w:r>
-          </w:p>
-          <w:p>
-            <w:pPr>
-              <w:pStyle w:val="Header"/>
-              <w:widowControl/>
-              <w:suppressAutoHyphens w:val="true"/>
-              <w:overflowPunct w:val="true"/>
-              <w:bidi w:val="0"/>
-              <w:spacing w:before="0" w:after="0"/>
-              <w:jc w:val="both"/>
-              <w:textAlignment w:val="baseline"/>
-              <w:rPr>
-                <w:rFonts w:ascii="Arial" w:hAnsi="Arial" w:eastAsia="Times New Roman" w:cs="Arial"/>
-                <w:b/>
-                <w:bCs/>
-                <w:color w:val="000000"/>
-                <w:kern w:val="0"/>
-                <w:sz w:val="18"/>
-                <w:szCs w:val="18"/>
-                <w:lang w:val="es-SV" w:eastAsia="en-US" w:bidi="ar-SA"/>
-              </w:rPr>
-            </w:pPr>
-            <w:r>
-              <w:rPr>
-                <w:rFonts w:eastAsia="Times New Roman" w:cs="Arial" w:ascii="Arial" w:hAnsi="Arial"/>
-                <w:b/>
-                <w:bCs/>
-                <w:color w:val="000000"/>
-                <w:kern w:val="0"/>
-                <w:sz w:val="18"/>
-                <w:szCs w:val="18"/>
-                <w:lang w:val="es-SV" w:eastAsia="en-US" w:bidi="ar-SA"/>
-              </w:rPr>
-              <w:drawing>
-                <wp:anchor behindDoc="0" distT="0" distB="0" distL="0" distR="0" simplePos="0" locked="0" layoutInCell="0" allowOverlap="1" relativeHeight="19">
-                  <wp:simplePos x="0" y="0"/>
-                  <wp:positionH relativeFrom="column">
-                    <wp:align>center</wp:align>
-                  </wp:positionH>
-                  <wp:positionV relativeFrom="paragraph">
-                    <wp:posOffset>635</wp:posOffset>
-                  </wp:positionV>
-                  <wp:extent cx="3536315" cy="638810"/>
-                  <wp:effectExtent l="0" t="0" r="0" b="0"/>
-                  <wp:wrapSquare wrapText="largest"/>
-                  <wp:docPr id="18" name="Imagen16 Copia 1" descr=""/>
-                  <wp:cNvGraphicFramePr>
-                    <a:graphicFrameLocks xmlns:a="http://schemas.openxmlformats.org/drawingml/2006/main" noChangeAspect="1"/>
-                  </wp:cNvGraphicFramePr>
-                  <a:graphic xmlns:a="http://schemas.openxmlformats.org/drawingml/2006/main">
-                    <a:graphicData uri="http://schemas.openxmlformats.org/drawingml/2006/picture">
-                      <pic:pic xmlns:pic="http://schemas.openxmlformats.org/drawingml/2006/picture">
-                        <pic:nvPicPr>
-                          <pic:cNvPr id="18" name="Imagen16 Copia 1" descr=""/>
-                          <pic:cNvPicPr>
-                            <a:picLocks noChangeAspect="1" noChangeArrowheads="1"/>
-                          </pic:cNvPicPr>
-                        </pic:nvPicPr>
-                        <pic:blipFill>
-                          <a:blip r:embed="rId19"/>
-                          <a:stretch>
-                            <a:fillRect/>
-                          </a:stretch>
-                        </pic:blipFill>
-                        <pic:spPr bwMode="auto">
-                          <a:xfrm>
-                            <a:off x="0" y="0"/>
-                            <a:ext cx="3536315" cy="638810"/>
-                          </a:xfrm>
-                          <a:prstGeom prst="rect">
-                            <a:avLst/>
-                          </a:prstGeom>
-                        </pic:spPr>
-                      </pic:pic>
-                    </a:graphicData>
-                  </a:graphic>
-                </wp:anchor>
-              </w:drawing>
-            </w:r>
-          </w:p>
-          <w:p>
-            <w:pPr>
-              <w:pStyle w:val="Header"/>
-              <w:widowControl/>
-              <w:suppressAutoHyphens w:val="true"/>
-              <w:overflowPunct w:val="true"/>
-              <w:bidi w:val="0"/>
-              <w:spacing w:before="0" w:after="0"/>
-              <w:jc w:val="both"/>
-              <w:textAlignment w:val="baseline"/>
-              <w:rPr>
-                <w:rFonts w:ascii="Arial" w:hAnsi="Arial" w:eastAsia="Times New Roman" w:cs="Arial"/>
-                <w:b/>
-                <w:bCs/>
-                <w:color w:val="000000"/>
-                <w:kern w:val="0"/>
-                <w:sz w:val="18"/>
-                <w:szCs w:val="18"/>
-                <w:lang w:val="es-SV" w:eastAsia="en-US" w:bidi="ar-SA"/>
-              </w:rPr>
-            </w:pPr>
-            <w:r>
-              <w:rPr>
-                <w:rFonts w:eastAsia="Times New Roman" w:cs="Arial" w:ascii="Arial" w:hAnsi="Arial"/>
-                <w:b/>
-                <w:bCs/>
-                <w:color w:val="000000"/>
-                <w:kern w:val="0"/>
-                <w:sz w:val="18"/>
-                <w:szCs w:val="18"/>
-                <w:lang w:val="es-SV" w:eastAsia="en-US" w:bidi="ar-SA"/>
-              </w:rPr>
-            </w:r>
-          </w:p>
-          <w:p>
-            <w:pPr>
-              <w:pStyle w:val="Header"/>
-              <w:widowControl/>
-              <w:numPr>
-                <w:ilvl w:val="0"/>
-                <w:numId w:val="3"/>
-              </w:numPr>
-              <w:suppressAutoHyphens w:val="true"/>
-              <w:overflowPunct w:val="true"/>
-              <w:bidi w:val="0"/>
-              <w:spacing w:before="0" w:after="0"/>
-              <w:jc w:val="both"/>
-              <w:textAlignment w:val="baseline"/>
-              <w:rPr/>
-            </w:pPr>
-            <w:r>
-              <w:rPr>
-                <w:rFonts w:eastAsia="Times New Roman" w:cs="Arial" w:ascii="Arial" w:hAnsi="Arial"/>
-                <w:b/>
-                <w:bCs/>
-                <w:color w:val="000000"/>
-                <w:kern w:val="0"/>
-                <w:sz w:val="18"/>
-                <w:szCs w:val="18"/>
-                <w:lang w:val="es-SV" w:eastAsia="en-US" w:bidi="ar-SA"/>
-              </w:rPr>
-              <w:t>Verificación de que el registro de la digitalización se encuentre creado  con el estatus ACTIVATED en la tabla</w:t>
-            </w:r>
-            <w:r>
-              <w:rPr/>
-              <w:t xml:space="preserve"> (</w:t>
-            </w:r>
-            <w:r>
-              <w:rPr>
-                <w:rFonts w:cs="Times New Roman" w:ascii="Consolas" w:hAnsi="Consolas"/>
-                <w:color w:val="000080"/>
-                <w:sz w:val="20"/>
-                <w:szCs w:val="20"/>
-                <w:shd w:fill="F0D8A8" w:val="clear"/>
-              </w:rPr>
-              <w:t>TOKENIZATION_REGISTRO_VALIDATION</w:t>
-            </w:r>
-            <w:r>
-              <w:rPr/>
-              <w:t>):</w:t>
-            </w:r>
-          </w:p>
-          <w:p>
-            <w:pPr>
-              <w:pStyle w:val="Header"/>
-              <w:widowControl/>
-              <w:suppressAutoHyphens w:val="true"/>
-              <w:overflowPunct w:val="true"/>
-              <w:bidi w:val="0"/>
-              <w:spacing w:before="0" w:after="0"/>
-              <w:jc w:val="both"/>
-              <w:textAlignment w:val="baseline"/>
-              <w:rPr>
-                <w:rFonts w:ascii="Arial" w:hAnsi="Arial" w:eastAsia="Times New Roman" w:cs="Arial"/>
-                <w:b/>
-                <w:bCs/>
-                <w:color w:val="000000"/>
-                <w:kern w:val="0"/>
-                <w:sz w:val="18"/>
-                <w:szCs w:val="18"/>
-                <w:lang w:val="es-SV" w:eastAsia="en-US" w:bidi="ar-SA"/>
-              </w:rPr>
-            </w:pPr>
-            <w:r>
-              <w:rPr>
-                <w:rFonts w:eastAsia="Times New Roman" w:cs="Arial" w:ascii="Arial" w:hAnsi="Arial"/>
-                <w:b/>
-                <w:bCs/>
-                <w:color w:val="000000"/>
-                <w:kern w:val="0"/>
-                <w:sz w:val="18"/>
-                <w:szCs w:val="18"/>
-                <w:lang w:val="es-SV" w:eastAsia="en-US" w:bidi="ar-SA"/>
-              </w:rPr>
-            </w:r>
-          </w:p>
-          <w:p>
-            <w:pPr>
-              <w:pStyle w:val="Header"/>
-              <w:widowControl/>
-              <w:suppressAutoHyphens w:val="true"/>
-              <w:overflowPunct w:val="true"/>
-              <w:bidi w:val="0"/>
-              <w:spacing w:before="0" w:after="0"/>
-              <w:jc w:val="both"/>
-              <w:textAlignment w:val="baseline"/>
-              <w:rPr>
-                <w:rFonts w:ascii="Arial" w:hAnsi="Arial" w:eastAsia="Times New Roman" w:cs="Arial"/>
-                <w:b/>
-                <w:bCs/>
-                <w:color w:val="000000"/>
-                <w:kern w:val="0"/>
-                <w:sz w:val="18"/>
-                <w:szCs w:val="18"/>
-                <w:lang w:val="es-SV" w:eastAsia="en-US" w:bidi="ar-SA"/>
-              </w:rPr>
-            </w:pPr>
-            <w:r>
-              <w:rPr>
-                <w:rFonts w:eastAsia="Times New Roman" w:cs="Arial" w:ascii="Arial" w:hAnsi="Arial"/>
-                <w:b/>
-                <w:bCs/>
-                <w:color w:val="000000"/>
-                <w:kern w:val="0"/>
-                <w:sz w:val="18"/>
-                <w:szCs w:val="18"/>
-                <w:lang w:val="es-SV" w:eastAsia="en-US" w:bidi="ar-SA"/>
-              </w:rPr>
-              <w:drawing>
-                <wp:anchor behindDoc="0" distT="0" distB="0" distL="0" distR="0" simplePos="0" locked="0" layoutInCell="0" allowOverlap="1" relativeHeight="25">
-                  <wp:simplePos x="0" y="0"/>
-                  <wp:positionH relativeFrom="column">
-                    <wp:align>center</wp:align>
-                  </wp:positionH>
-                  <wp:positionV relativeFrom="paragraph">
-                    <wp:posOffset>635</wp:posOffset>
-                  </wp:positionV>
-                  <wp:extent cx="3536315" cy="532130"/>
-                  <wp:effectExtent l="0" t="0" r="0" b="0"/>
-                  <wp:wrapSquare wrapText="largest"/>
-                  <wp:docPr id="19" name="Imagen18" descr=""/>
-                  <wp:cNvGraphicFramePr>
-                    <a:graphicFrameLocks xmlns:a="http://schemas.openxmlformats.org/drawingml/2006/main" noChangeAspect="1"/>
-                  </wp:cNvGraphicFramePr>
-                  <a:graphic xmlns:a="http://schemas.openxmlformats.org/drawingml/2006/main">
-                    <a:graphicData uri="http://schemas.openxmlformats.org/drawingml/2006/picture">
-                      <pic:pic xmlns:pic="http://schemas.openxmlformats.org/drawingml/2006/picture">
-                        <pic:nvPicPr>
-                          <pic:cNvPr id="19" name="Imagen18" descr=""/>
-                          <pic:cNvPicPr>
-                            <a:picLocks noChangeAspect="1" noChangeArrowheads="1"/>
-                          </pic:cNvPicPr>
-                        </pic:nvPicPr>
-                        <pic:blipFill>
-                          <a:blip r:embed="rId20"/>
-                          <a:stretch>
-                            <a:fillRect/>
-                          </a:stretch>
-                        </pic:blipFill>
-                        <pic:spPr bwMode="auto">
-                          <a:xfrm>
-                            <a:off x="0" y="0"/>
-                            <a:ext cx="3536315" cy="532130"/>
-                          </a:xfrm>
-                          <a:prstGeom prst="rect">
-                            <a:avLst/>
-                          </a:prstGeom>
-                        </pic:spPr>
-                      </pic:pic>
-                    </a:graphicData>
-                  </a:graphic>
-                </wp:anchor>
-              </w:drawing>
-            </w:r>
-          </w:p>
-          <w:p>
-            <w:pPr>
-              <w:pStyle w:val="Header"/>
-              <w:widowControl/>
-              <w:suppressAutoHyphens w:val="true"/>
-              <w:overflowPunct w:val="true"/>
-              <w:bidi w:val="0"/>
-              <w:spacing w:before="0" w:after="0"/>
-              <w:jc w:val="both"/>
-              <w:textAlignment w:val="baseline"/>
-              <w:rPr>
-                <w:rFonts w:ascii="Arial" w:hAnsi="Arial" w:eastAsia="Times New Roman" w:cs="Arial"/>
-                <w:b/>
-                <w:bCs/>
-                <w:color w:val="000000"/>
-                <w:kern w:val="0"/>
-                <w:sz w:val="18"/>
-                <w:szCs w:val="18"/>
-                <w:lang w:val="es-SV" w:eastAsia="en-US" w:bidi="ar-SA"/>
-              </w:rPr>
-            </w:pPr>
-            <w:r>
-              <w:rPr>
-                <w:rFonts w:eastAsia="Times New Roman" w:cs="Arial" w:ascii="Arial" w:hAnsi="Arial"/>
-                <w:b/>
-                <w:bCs/>
-                <w:color w:val="000000"/>
-                <w:kern w:val="0"/>
-                <w:sz w:val="18"/>
-                <w:szCs w:val="18"/>
-                <w:lang w:val="es-SV" w:eastAsia="en-US" w:bidi="ar-SA"/>
-              </w:rPr>
-            </w:r>
-          </w:p>
-          <w:p>
-            <w:pPr>
-              <w:pStyle w:val="Header"/>
-              <w:widowControl/>
-              <w:numPr>
-                <w:ilvl w:val="0"/>
-                <w:numId w:val="3"/>
-              </w:numPr>
-              <w:suppressAutoHyphens w:val="true"/>
-              <w:overflowPunct w:val="true"/>
-              <w:bidi w:val="0"/>
-              <w:spacing w:before="0" w:after="0"/>
-              <w:jc w:val="both"/>
-              <w:textAlignment w:val="baseline"/>
-              <w:rPr>
-                <w:rFonts w:ascii="Arial" w:hAnsi="Arial" w:eastAsia="Times New Roman" w:cs="Arial"/>
-                <w:b/>
-                <w:bCs/>
-                <w:color w:val="000000"/>
-                <w:kern w:val="0"/>
-                <w:sz w:val="18"/>
-                <w:szCs w:val="18"/>
-                <w:lang w:val="es-SV" w:eastAsia="en-US" w:bidi="ar-SA"/>
-              </w:rPr>
-            </w:pPr>
-            <w:r>
-              <w:rPr>
-                <w:rFonts w:eastAsia="Times New Roman" w:cs="Arial" w:ascii="Arial" w:hAnsi="Arial"/>
-                <w:b/>
-                <w:bCs/>
-                <w:color w:val="000000"/>
-                <w:kern w:val="0"/>
-                <w:sz w:val="18"/>
-                <w:szCs w:val="18"/>
-                <w:lang w:val="es-SV" w:eastAsia="en-US" w:bidi="ar-SA"/>
-              </w:rPr>
-              <w:t>Recepción de Correo GooglePay</w:t>
-            </w:r>
-          </w:p>
-          <w:p>
-            <w:pPr>
-              <w:pStyle w:val="Header"/>
-              <w:widowControl/>
-              <w:suppressAutoHyphens w:val="true"/>
-              <w:overflowPunct w:val="true"/>
-              <w:bidi w:val="0"/>
-              <w:spacing w:before="0" w:after="0"/>
-              <w:jc w:val="both"/>
-              <w:textAlignment w:val="baseline"/>
-              <w:rPr>
-                <w:rFonts w:ascii="Arial" w:hAnsi="Arial" w:eastAsia="Times New Roman" w:cs="Arial"/>
-                <w:b/>
-                <w:bCs/>
-                <w:color w:val="000000"/>
-                <w:kern w:val="0"/>
-                <w:sz w:val="18"/>
-                <w:szCs w:val="18"/>
-                <w:lang w:val="es-SV" w:eastAsia="en-US" w:bidi="ar-SA"/>
-              </w:rPr>
-            </w:pPr>
-            <w:r>
-              <w:rPr>
-                <w:rFonts w:eastAsia="Times New Roman" w:cs="Arial" w:ascii="Arial" w:hAnsi="Arial"/>
-                <w:b/>
-                <w:bCs/>
-                <w:color w:val="000000"/>
-                <w:kern w:val="0"/>
-                <w:sz w:val="18"/>
-                <w:szCs w:val="18"/>
-                <w:lang w:val="es-SV" w:eastAsia="en-US" w:bidi="ar-SA"/>
-              </w:rPr>
-              <w:drawing>
-                <wp:anchor behindDoc="0" distT="0" distB="0" distL="0" distR="0" simplePos="0" locked="0" layoutInCell="0" allowOverlap="1" relativeHeight="29">
-                  <wp:simplePos x="0" y="0"/>
-                  <wp:positionH relativeFrom="column">
-                    <wp:align>center</wp:align>
-                  </wp:positionH>
-                  <wp:positionV relativeFrom="paragraph">
-                    <wp:posOffset>635</wp:posOffset>
-                  </wp:positionV>
-                  <wp:extent cx="3535680" cy="3835400"/>
-                  <wp:effectExtent l="0" t="0" r="0" b="0"/>
-                  <wp:wrapSquare wrapText="largest"/>
-                  <wp:docPr id="20" name="Imagen20" descr=""/>
-                  <wp:cNvGraphicFramePr>
-                    <a:graphicFrameLocks xmlns:a="http://schemas.openxmlformats.org/drawingml/2006/main" noChangeAspect="1"/>
-                  </wp:cNvGraphicFramePr>
-                  <a:graphic xmlns:a="http://schemas.openxmlformats.org/drawingml/2006/main">
-                    <a:graphicData uri="http://schemas.openxmlformats.org/drawingml/2006/picture">
-                      <pic:pic xmlns:pic="http://schemas.openxmlformats.org/drawingml/2006/picture">
-                        <pic:nvPicPr>
-                          <pic:cNvPr id="20" name="Imagen20" descr=""/>
-                          <pic:cNvPicPr>
-                            <a:picLocks noChangeAspect="1" noChangeArrowheads="1"/>
-                          </pic:cNvPicPr>
-                        </pic:nvPicPr>
-                        <pic:blipFill>
-                          <a:blip r:embed="rId21"/>
-                          <a:stretch>
-                            <a:fillRect/>
-                          </a:stretch>
-                        </pic:blipFill>
-                        <pic:spPr bwMode="auto">
-                          <a:xfrm>
-                            <a:off x="0" y="0"/>
-                            <a:ext cx="3535680" cy="3835400"/>
-                          </a:xfrm>
-                          <a:prstGeom prst="rect">
-                            <a:avLst/>
-                          </a:prstGeom>
-                        </pic:spPr>
-                      </pic:pic>
-                    </a:graphicData>
-                  </a:graphic>
-                </wp:anchor>
-              </w:drawing>
-            </w:r>
-          </w:p>
-          <w:p>
-            <w:pPr>
-              <w:pStyle w:val="Header"/>
-              <w:widowControl/>
-              <w:suppressAutoHyphens w:val="true"/>
-              <w:overflowPunct w:val="true"/>
-              <w:bidi w:val="0"/>
-              <w:spacing w:before="0" w:after="0"/>
-              <w:jc w:val="both"/>
-              <w:textAlignment w:val="baseline"/>
-              <w:rPr>
-                <w:rFonts w:ascii="Arial" w:hAnsi="Arial" w:eastAsia="Times New Roman" w:cs="Arial"/>
-                <w:b/>
-                <w:bCs/>
-                <w:color w:val="000000"/>
-                <w:kern w:val="0"/>
-                <w:sz w:val="18"/>
-                <w:szCs w:val="18"/>
-                <w:lang w:val="es-SV" w:eastAsia="en-US" w:bidi="ar-SA"/>
-              </w:rPr>
-            </w:pPr>
-            <w:r>
-              <w:rPr>
-                <w:rFonts w:eastAsia="Times New Roman" w:cs="Arial" w:ascii="Arial" w:hAnsi="Arial"/>
-                <w:b/>
-                <w:bCs/>
-                <w:color w:val="000000"/>
-                <w:kern w:val="0"/>
-                <w:sz w:val="18"/>
-                <w:szCs w:val="18"/>
-                <w:lang w:val="es-SV" w:eastAsia="en-US" w:bidi="ar-SA"/>
-              </w:rPr>
-            </w:r>
-          </w:p>
-          <w:p>
-            <w:pPr>
-              <w:pStyle w:val="Header"/>
-              <w:widowControl/>
-              <w:suppressAutoHyphens w:val="true"/>
-              <w:overflowPunct w:val="true"/>
-              <w:bidi w:val="0"/>
-              <w:spacing w:before="0" w:after="0"/>
-              <w:jc w:val="both"/>
-              <w:textAlignment w:val="baseline"/>
-              <w:rPr>
-                <w:rFonts w:ascii="Arial" w:hAnsi="Arial" w:eastAsia="Times New Roman" w:cs="Arial"/>
-                <w:b/>
-                <w:bCs/>
-                <w:color w:val="000000"/>
-                <w:kern w:val="0"/>
-                <w:sz w:val="18"/>
-                <w:szCs w:val="18"/>
-                <w:lang w:val="es-SV" w:eastAsia="en-US" w:bidi="ar-SA"/>
-              </w:rPr>
-            </w:pPr>
-            <w:r>
-              <w:rPr>
-                <w:rFonts w:eastAsia="Times New Roman" w:cs="Arial" w:ascii="Arial" w:hAnsi="Arial"/>
-                <w:b/>
-                <w:bCs/>
-                <w:color w:val="000000"/>
-                <w:kern w:val="0"/>
-                <w:sz w:val="18"/>
-                <w:szCs w:val="18"/>
-                <w:lang w:val="es-SV" w:eastAsia="en-US" w:bidi="ar-SA"/>
-              </w:rPr>
-            </w:r>
-          </w:p>
-          <w:p>
-            <w:pPr>
-              <w:pStyle w:val="Header"/>
-              <w:widowControl/>
-              <w:suppressAutoHyphens w:val="true"/>
-              <w:overflowPunct w:val="true"/>
-              <w:bidi w:val="0"/>
-              <w:spacing w:before="0" w:after="0"/>
-              <w:jc w:val="left"/>
-              <w:textAlignment w:val="baseline"/>
-              <w:rPr>
-                <w:rFonts w:ascii="Arial" w:hAnsi="Arial" w:eastAsia="Times New Roman" w:cs="Arial"/>
-                <w:b/>
-                <w:bCs/>
-                <w:color w:val="000000"/>
-                <w:kern w:val="0"/>
-                <w:sz w:val="18"/>
-                <w:szCs w:val="18"/>
-                <w:lang w:val="es-SV" w:eastAsia="en-US" w:bidi="ar-SA"/>
-              </w:rPr>
-            </w:pPr>
-            <w:r>
-              <w:rPr>
-                <w:rFonts w:eastAsia="Times New Roman" w:cs="Arial" w:ascii="Arial" w:hAnsi="Arial"/>
-                <w:b/>
-                <w:bCs/>
-                <w:color w:val="000000"/>
-                <w:kern w:val="0"/>
-                <w:sz w:val="18"/>
-                <w:szCs w:val="18"/>
-                <w:lang w:val="es-SV" w:eastAsia="en-US" w:bidi="ar-SA"/>
+              <w:rPr>
+                <w:rFonts w:ascii="Arial" w:hAnsi="Arial" w:cs="Arial"/>
+                <w:bCs/>
+                <w:sz w:val="18"/>
+                <w:szCs w:val="18"/>
+              </w:rPr>
+            </w:pPr>
+            <w:r>
+              <w:rPr>
+                <w:rFonts w:cs="Arial" w:ascii="Arial" w:hAnsi="Arial"/>
+                <w:bCs/>
+                <w:sz w:val="18"/>
+                <w:szCs w:val="18"/>
               </w:rPr>
             </w:r>
           </w:p>
@@ -7214,12 +4291,12 @@
       </w:r>
     </w:p>
     <w:sectPr>
-      <w:headerReference w:type="even" r:id="rId22"/>
-      <w:headerReference w:type="default" r:id="rId23"/>
-      <w:headerReference w:type="first" r:id="rId24"/>
-      <w:footerReference w:type="even" r:id="rId25"/>
-      <w:footerReference w:type="default" r:id="rId26"/>
-      <w:footerReference w:type="first" r:id="rId27"/>
+      <w:headerReference w:type="even" r:id="rId6"/>
+      <w:headerReference w:type="default" r:id="rId7"/>
+      <w:headerReference w:type="first" r:id="rId8"/>
+      <w:footerReference w:type="even" r:id="rId9"/>
+      <w:footerReference w:type="default" r:id="rId10"/>
+      <w:footerReference w:type="first" r:id="rId11"/>
       <w:type w:val="oddPage"/>
       <w:pgSz w:w="12240" w:h="15840"/>
       <w:pgMar w:left="1080" w:right="1080" w:gutter="0" w:header="720" w:top="1003" w:footer="520" w:bottom="803"/>
@@ -7334,7 +4411,7 @@
         <w:rStyle w:val="Pagenumber"/>
         <w:rFonts w:cs="Arial" w:ascii="Arial" w:hAnsi="Arial"/>
       </w:rPr>
-      <w:t>9</w:t>
+      <w:t>4</w:t>
     </w:r>
     <w:r>
       <w:rPr>
@@ -7446,7 +4523,7 @@
       <w:rPr>
         <w:rStyle w:val="Pagenumber"/>
       </w:rPr>
-      <w:t>9</w:t>
+      <w:t>4</w:t>
     </w:r>
     <w:r>
       <w:rPr>
@@ -7557,7 +4634,7 @@
         <w:rStyle w:val="Pagenumber"/>
         <w:rFonts w:cs="Arial" w:ascii="Arial" w:hAnsi="Arial"/>
       </w:rPr>
-      <w:t>9</w:t>
+      <w:t>4</w:t>
     </w:r>
     <w:r>
       <w:rPr>
@@ -7584,7 +4661,7 @@
         <wp:inline distT="0" distB="0" distL="0" distR="0">
           <wp:extent cx="6053455" cy="733425"/>
           <wp:effectExtent l="0" t="0" r="0" b="0"/>
-          <wp:docPr id="21" name="Imagen 5 Copia 1 Copia 1 Copia 1 Copia 1 Copia 1 Copia 1 Copia 1 Copia 1 Copia 1 Copia 1 Copia 1 Copia 1 Copia 1" descr="cid:image004.jpg@01D74E57.C4EA2700"/>
+          <wp:docPr id="5" name="Imagen 5 Copia 1 Copia 1 Copia 1 Copia 1 Copia 1 Copia 1 Copia 1 Copia 1 Copia 1 Copia 1 Copia 1 Copia 1 Copia 1 Copia 1 Copia 1" descr="cid:image004.jpg@01D74E57.C4EA2700"/>
           <wp:cNvGraphicFramePr>
             <a:graphicFrameLocks xmlns:a="http://schemas.openxmlformats.org/drawingml/2006/main" noChangeAspect="1"/>
           </wp:cNvGraphicFramePr>
@@ -7592,7 +4669,7 @@
             <a:graphicData uri="http://schemas.openxmlformats.org/drawingml/2006/picture">
               <pic:pic xmlns:pic="http://schemas.openxmlformats.org/drawingml/2006/picture">
                 <pic:nvPicPr>
-                  <pic:cNvPr id="21" name="Imagen 5 Copia 1 Copia 1 Copia 1 Copia 1 Copia 1 Copia 1 Copia 1 Copia 1 Copia 1 Copia 1 Copia 1 Copia 1 Copia 1" descr="cid:image004.jpg@01D74E57.C4EA2700"/>
+                  <pic:cNvPr id="5" name="Imagen 5 Copia 1 Copia 1 Copia 1 Copia 1 Copia 1 Copia 1 Copia 1 Copia 1 Copia 1 Copia 1 Copia 1 Copia 1 Copia 1 Copia 1 Copia 1" descr="cid:image004.jpg@01D74E57.C4EA2700"/>
                   <pic:cNvPicPr>
                     <a:picLocks noChangeAspect="1" noChangeArrowheads="1"/>
                   </pic:cNvPicPr>
@@ -7636,7 +4713,7 @@
         <wp:inline distT="0" distB="0" distL="0" distR="0">
           <wp:extent cx="6053455" cy="733425"/>
           <wp:effectExtent l="0" t="0" r="0" b="0"/>
-          <wp:docPr id="22" name="Imagen 6 Copia 1 Copia 1 Copia 1 Copia 1 Copia 1 Copia 1 Copia 1 Copia 1 Copia 1 Copia 1 Copia 1 Copia 1 Copia 1" descr="cid:image004.jpg@01D74E57.C4EA2700"/>
+          <wp:docPr id="6" name="Imagen 6 Copia 1 Copia 1 Copia 1 Copia 1 Copia 1 Copia 1 Copia 1 Copia 1 Copia 1 Copia 1 Copia 1 Copia 1 Copia 1 Copia 1 Copia 1" descr="cid:image004.jpg@01D74E57.C4EA2700"/>
           <wp:cNvGraphicFramePr>
             <a:graphicFrameLocks xmlns:a="http://schemas.openxmlformats.org/drawingml/2006/main" noChangeAspect="1"/>
           </wp:cNvGraphicFramePr>
@@ -7644,7 +4721,7 @@
             <a:graphicData uri="http://schemas.openxmlformats.org/drawingml/2006/picture">
               <pic:pic xmlns:pic="http://schemas.openxmlformats.org/drawingml/2006/picture">
                 <pic:nvPicPr>
-                  <pic:cNvPr id="22" name="Imagen 6 Copia 1 Copia 1 Copia 1 Copia 1 Copia 1 Copia 1 Copia 1 Copia 1 Copia 1 Copia 1 Copia 1 Copia 1 Copia 1" descr="cid:image004.jpg@01D74E57.C4EA2700"/>
+                  <pic:cNvPr id="6" name="Imagen 6 Copia 1 Copia 1 Copia 1 Copia 1 Copia 1 Copia 1 Copia 1 Copia 1 Copia 1 Copia 1 Copia 1 Copia 1 Copia 1 Copia 1 Copia 1" descr="cid:image004.jpg@01D74E57.C4EA2700"/>
                   <pic:cNvPicPr>
                     <a:picLocks noChangeAspect="1" noChangeArrowheads="1"/>
                   </pic:cNvPicPr>
@@ -7694,7 +4771,7 @@
         <wp:inline distT="0" distB="0" distL="0" distR="0">
           <wp:extent cx="3619500" cy="732790"/>
           <wp:effectExtent l="0" t="0" r="0" b="0"/>
-          <wp:docPr id="23" name="Imagen 4 Copia 1 Copia 1 Copia 1 Copia 1 Copia 1 Copia 1 Copia 1 Copia 1 Copia 1 Copia 1 Copia 1 Copia 1 Copia 1" descr="cid:image004.jpg@01D74E57.C4EA2700"/>
+          <wp:docPr id="7" name="Imagen 4 Copia 1 Copia 1 Copia 1 Copia 1 Copia 1 Copia 1 Copia 1 Copia 1 Copia 1 Copia 1 Copia 1 Copia 1 Copia 1 Copia 1 Copia 1" descr="cid:image004.jpg@01D74E57.C4EA2700"/>
           <wp:cNvGraphicFramePr>
             <a:graphicFrameLocks xmlns:a="http://schemas.openxmlformats.org/drawingml/2006/main" noChangeAspect="1"/>
           </wp:cNvGraphicFramePr>
@@ -7702,7 +4779,7 @@
             <a:graphicData uri="http://schemas.openxmlformats.org/drawingml/2006/picture">
               <pic:pic xmlns:pic="http://schemas.openxmlformats.org/drawingml/2006/picture">
                 <pic:nvPicPr>
-                  <pic:cNvPr id="23" name="Imagen 4 Copia 1 Copia 1 Copia 1 Copia 1 Copia 1 Copia 1 Copia 1 Copia 1 Copia 1 Copia 1 Copia 1 Copia 1 Copia 1" descr="cid:image004.jpg@01D74E57.C4EA2700"/>
+                  <pic:cNvPr id="7" name="Imagen 4 Copia 1 Copia 1 Copia 1 Copia 1 Copia 1 Copia 1 Copia 1 Copia 1 Copia 1 Copia 1 Copia 1 Copia 1 Copia 1 Copia 1 Copia 1" descr="cid:image004.jpg@01D74E57.C4EA2700"/>
                   <pic:cNvPicPr>
                     <a:picLocks noChangeAspect="1" noChangeArrowheads="1"/>
                   </pic:cNvPicPr>
@@ -7741,7 +4818,7 @@
         <wp:inline distT="0" distB="0" distL="0" distR="0">
           <wp:extent cx="2434590" cy="733425"/>
           <wp:effectExtent l="0" t="0" r="0" b="0"/>
-          <wp:docPr id="24" name="Imagen 3 Copia 1 Copia 1 Copia 1 Copia 1 Copia 1 Copia 1 Copia 1 Copia 1 Copia 1 Copia 1 Copia 1 Copia 1 Copia 1" descr="cid:image004.jpg@01D74E57.C4EA2700"/>
+          <wp:docPr id="8" name="Imagen 3 Copia 1 Copia 1 Copia 1 Copia 1 Copia 1 Copia 1 Copia 1 Copia 1 Copia 1 Copia 1 Copia 1 Copia 1 Copia 1 Copia 1 Copia 1" descr="cid:image004.jpg@01D74E57.C4EA2700"/>
           <wp:cNvGraphicFramePr>
             <a:graphicFrameLocks xmlns:a="http://schemas.openxmlformats.org/drawingml/2006/main" noChangeAspect="1"/>
           </wp:cNvGraphicFramePr>
@@ -7749,7 +4826,7 @@
             <a:graphicData uri="http://schemas.openxmlformats.org/drawingml/2006/picture">
               <pic:pic xmlns:pic="http://schemas.openxmlformats.org/drawingml/2006/picture">
                 <pic:nvPicPr>
-                  <pic:cNvPr id="24" name="Imagen 3 Copia 1 Copia 1 Copia 1 Copia 1 Copia 1 Copia 1 Copia 1 Copia 1 Copia 1 Copia 1 Copia 1 Copia 1 Copia 1" descr="cid:image004.jpg@01D74E57.C4EA2700"/>
+                  <pic:cNvPr id="8" name="Imagen 3 Copia 1 Copia 1 Copia 1 Copia 1 Copia 1 Copia 1 Copia 1 Copia 1 Copia 1 Copia 1 Copia 1 Copia 1 Copia 1 Copia 1 Copia 1" descr="cid:image004.jpg@01D74E57.C4EA2700"/>
                   <pic:cNvPicPr>
                     <a:picLocks noChangeAspect="1" noChangeArrowheads="1"/>
                   </pic:cNvPicPr>

--- a/R_900219/APIUNIFICADA/REGDIN013 - 900219_Adecuaciones API Unificada.docx
+++ b/R_900219/APIUNIFICADA/REGDIN013 - 900219_Adecuaciones API Unificada.docx
@@ -52,8 +52,8 @@
         </w:tblCellMar>
       </w:tblPr>
       <w:tblGrid>
-        <w:gridCol w:w="1175"/>
-        <w:gridCol w:w="2215"/>
+        <w:gridCol w:w="1174"/>
+        <w:gridCol w:w="2216"/>
         <w:gridCol w:w="1259"/>
         <w:gridCol w:w="1673"/>
         <w:gridCol w:w="1689"/>
@@ -65,7 +65,7 @@
         </w:trPr>
         <w:tc>
           <w:tcPr>
-            <w:tcW w:w="1175" w:type="dxa"/>
+            <w:tcW w:w="1174" w:type="dxa"/>
             <w:tcBorders>
               <w:top w:val="single" w:sz="4" w:space="0" w:color="000000"/>
               <w:left w:val="single" w:sz="4" w:space="0" w:color="000000"/>
@@ -103,7 +103,7 @@
         </w:tc>
         <w:tc>
           <w:tcPr>
-            <w:tcW w:w="2215" w:type="dxa"/>
+            <w:tcW w:w="2216" w:type="dxa"/>
             <w:tcBorders>
               <w:top w:val="single" w:sz="4" w:space="0" w:color="000000"/>
               <w:left w:val="single" w:sz="4" w:space="0" w:color="000000"/>
@@ -298,7 +298,7 @@
         </w:trPr>
         <w:tc>
           <w:tcPr>
-            <w:tcW w:w="1175" w:type="dxa"/>
+            <w:tcW w:w="1174" w:type="dxa"/>
             <w:tcBorders>
               <w:top w:val="single" w:sz="4" w:space="0" w:color="000000"/>
               <w:left w:val="single" w:sz="4" w:space="0" w:color="000000"/>
@@ -333,7 +333,7 @@
         </w:tc>
         <w:tc>
           <w:tcPr>
-            <w:tcW w:w="2215" w:type="dxa"/>
+            <w:tcW w:w="2216" w:type="dxa"/>
             <w:tcBorders>
               <w:top w:val="single" w:sz="4" w:space="0" w:color="000000"/>
               <w:left w:val="single" w:sz="4" w:space="0" w:color="000000"/>
@@ -393,7 +393,7 @@
               <w:sdtPr>
                 <w:id w:val="-208886738"/>
                 <w:lock w:val="sdtLocked"/>
-                <w:date w:fullDate="2026-09-01T00:00:00Z">
+                <w:date w:fullDate="2026-09-17T00:00:00Z">
                   <w:dateFormat w:val="d/M/yyyy"/>
                   <w:lid w:val="es-419"/>
                 </w:date>
@@ -416,7 +416,16 @@
                     <w:szCs w:val="18"/>
                     <w:lang w:val="es-ES" w:bidi="ar-SA"/>
                   </w:rPr>
-                  <w:t>1/9/2026</w:t>
+                  <w:t>17/9/2026</w:t>
+                </w:r>
+                <w:r>
+                  <w:rPr>
+                    <w:rFonts w:eastAsia="Times New Roman" w:cs="Arial" w:ascii="Arial" w:hAnsi="Arial"/>
+                    <w:kern w:val="0"/>
+                    <w:sz w:val="18"/>
+                    <w:szCs w:val="18"/>
+                    <w:lang w:val="es-ES" w:bidi="ar-SA"/>
+                  </w:rPr>
                 </w:r>
               </w:sdtContent>
             </w:sdt>
@@ -530,7 +539,7 @@
         </w:trPr>
         <w:tc>
           <w:tcPr>
-            <w:tcW w:w="1175" w:type="dxa"/>
+            <w:tcW w:w="1174" w:type="dxa"/>
             <w:tcBorders>
               <w:top w:val="single" w:sz="4" w:space="0" w:color="000000"/>
               <w:left w:val="single" w:sz="4" w:space="0" w:color="000000"/>
@@ -562,7 +571,7 @@
         </w:tc>
         <w:tc>
           <w:tcPr>
-            <w:tcW w:w="2215" w:type="dxa"/>
+            <w:tcW w:w="2216" w:type="dxa"/>
             <w:tcBorders>
               <w:top w:val="single" w:sz="4" w:space="0" w:color="000000"/>
               <w:left w:val="single" w:sz="4" w:space="0" w:color="000000"/>
@@ -1119,18 +1128,7 @@
                 <w:szCs w:val="18"/>
                 <w:lang w:bidi="ar-SA"/>
               </w:rPr>
-              <w:t xml:space="preserve">Java </w:t>
-            </w:r>
-            <w:r>
-              <w:rPr>
-                <w:rFonts w:eastAsia="Times New Roman" w:cs="Arial" w:ascii="Arial" w:hAnsi="Arial"/>
-                <w:bCs/>
-                <w:kern w:val="0"/>
-                <w:sz w:val="18"/>
-                <w:szCs w:val="18"/>
-                <w:lang w:bidi="ar-SA"/>
-              </w:rPr>
-              <w:t>21</w:t>
+              <w:t>Java 21</w:t>
             </w:r>
           </w:p>
         </w:tc>
@@ -1435,7 +1433,7 @@
               <w:pStyle w:val="Normal"/>
               <w:widowControl/>
               <w:suppressAutoHyphens w:val="true"/>
-              <w:overflowPunct w:val="true"/>
+              <w:overflowPunct w:val="false"/>
               <w:bidi w:val="0"/>
               <w:spacing w:before="0" w:after="240"/>
               <w:jc w:val="left"/>
@@ -1812,7 +1810,7 @@
                 <w:numId w:val="3"/>
               </w:numPr>
               <w:suppressAutoHyphens w:val="true"/>
-              <w:overflowPunct w:val="true"/>
+              <w:overflowPunct w:val="false"/>
               <w:bidi w:val="0"/>
               <w:spacing w:before="0" w:after="0"/>
               <w:jc w:val="both"/>
@@ -1874,7 +1872,7 @@
               <w:pStyle w:val="Header"/>
               <w:widowControl/>
               <w:suppressAutoHyphens w:val="true"/>
-              <w:overflowPunct w:val="true"/>
+              <w:overflowPunct w:val="false"/>
               <w:bidi w:val="0"/>
               <w:spacing w:before="0" w:after="0"/>
               <w:jc w:val="both"/>
@@ -1908,7 +1906,7 @@
               <w:pStyle w:val="Header"/>
               <w:widowControl/>
               <w:suppressAutoHyphens w:val="true"/>
-              <w:overflowPunct w:val="true"/>
+              <w:overflowPunct w:val="false"/>
               <w:bidi w:val="0"/>
               <w:spacing w:before="0" w:after="0"/>
               <w:jc w:val="both"/>
@@ -1987,7 +1985,7 @@
               <w:pStyle w:val="Header"/>
               <w:widowControl/>
               <w:suppressAutoHyphens w:val="true"/>
-              <w:overflowPunct w:val="true"/>
+              <w:overflowPunct w:val="false"/>
               <w:bidi w:val="0"/>
               <w:spacing w:before="0" w:after="0"/>
               <w:jc w:val="both"/>
@@ -2025,7 +2023,7 @@
                 <w:numId w:val="3"/>
               </w:numPr>
               <w:suppressAutoHyphens w:val="true"/>
-              <w:overflowPunct w:val="true"/>
+              <w:overflowPunct w:val="false"/>
               <w:bidi w:val="0"/>
               <w:spacing w:before="0" w:after="0"/>
               <w:jc w:val="both"/>
@@ -2060,7 +2058,7 @@
               <w:pStyle w:val="Header"/>
               <w:widowControl/>
               <w:suppressAutoHyphens w:val="true"/>
-              <w:overflowPunct w:val="true"/>
+              <w:overflowPunct w:val="false"/>
               <w:bidi w:val="0"/>
               <w:spacing w:before="0" w:after="0"/>
               <w:jc w:val="both"/>
@@ -2094,7 +2092,7 @@
               <w:pStyle w:val="Header"/>
               <w:widowControl/>
               <w:suppressAutoHyphens w:val="true"/>
-              <w:overflowPunct w:val="true"/>
+              <w:overflowPunct w:val="false"/>
               <w:bidi w:val="0"/>
               <w:spacing w:before="0" w:after="0"/>
               <w:jc w:val="both"/>
@@ -2173,7 +2171,7 @@
               <w:pStyle w:val="Header"/>
               <w:widowControl/>
               <w:suppressAutoHyphens w:val="true"/>
-              <w:overflowPunct w:val="true"/>
+              <w:overflowPunct w:val="false"/>
               <w:bidi w:val="0"/>
               <w:spacing w:before="0" w:after="0"/>
               <w:jc w:val="both"/>
@@ -2207,7 +2205,7 @@
               <w:pStyle w:val="Header"/>
               <w:widowControl/>
               <w:suppressAutoHyphens w:val="true"/>
-              <w:overflowPunct w:val="true"/>
+              <w:overflowPunct w:val="false"/>
               <w:bidi w:val="0"/>
               <w:spacing w:before="0" w:after="0"/>
               <w:jc w:val="both"/>
@@ -2269,7 +2267,7 @@
                 <w:numId w:val="2"/>
               </w:numPr>
               <w:suppressAutoHyphens w:val="true"/>
-              <w:overflowPunct w:val="true"/>
+              <w:overflowPunct w:val="false"/>
               <w:bidi w:val="0"/>
               <w:spacing w:before="0" w:after="0"/>
               <w:jc w:val="both"/>
@@ -2304,7 +2302,7 @@
               <w:pStyle w:val="Header"/>
               <w:widowControl/>
               <w:suppressAutoHyphens w:val="true"/>
-              <w:overflowPunct w:val="true"/>
+              <w:overflowPunct w:val="false"/>
               <w:bidi w:val="0"/>
               <w:spacing w:before="0" w:after="0"/>
               <w:jc w:val="left"/>
@@ -2338,7 +2336,7 @@
               <w:pStyle w:val="Header"/>
               <w:widowControl/>
               <w:suppressAutoHyphens w:val="true"/>
-              <w:overflowPunct w:val="true"/>
+              <w:overflowPunct w:val="false"/>
               <w:bidi w:val="0"/>
               <w:spacing w:before="0" w:after="0"/>
               <w:jc w:val="left"/>
@@ -2440,7 +2438,7 @@
                 <w:numId w:val="3"/>
               </w:numPr>
               <w:suppressAutoHyphens w:val="true"/>
-              <w:overflowPunct w:val="true"/>
+              <w:overflowPunct w:val="false"/>
               <w:bidi w:val="0"/>
               <w:spacing w:before="0" w:after="0"/>
               <w:jc w:val="both"/>
@@ -2475,7 +2473,7 @@
               <w:pStyle w:val="Header"/>
               <w:widowControl/>
               <w:suppressAutoHyphens w:val="true"/>
-              <w:overflowPunct w:val="true"/>
+              <w:overflowPunct w:val="false"/>
               <w:bidi w:val="0"/>
               <w:spacing w:before="0" w:after="0"/>
               <w:jc w:val="both"/>
@@ -2509,7 +2507,7 @@
               <w:pStyle w:val="Header"/>
               <w:widowControl/>
               <w:suppressAutoHyphens w:val="true"/>
-              <w:overflowPunct w:val="true"/>
+              <w:overflowPunct w:val="false"/>
               <w:bidi w:val="0"/>
               <w:spacing w:before="0" w:after="0"/>
               <w:jc w:val="both"/>
@@ -2588,7 +2586,7 @@
               <w:pStyle w:val="Header"/>
               <w:widowControl/>
               <w:suppressAutoHyphens w:val="true"/>
-              <w:overflowPunct w:val="true"/>
+              <w:overflowPunct w:val="false"/>
               <w:bidi w:val="0"/>
               <w:spacing w:before="0" w:after="0"/>
               <w:jc w:val="both"/>
@@ -2622,7 +2620,7 @@
               <w:pStyle w:val="Header"/>
               <w:widowControl/>
               <w:suppressAutoHyphens w:val="true"/>
-              <w:overflowPunct w:val="true"/>
+              <w:overflowPunct w:val="false"/>
               <w:bidi w:val="0"/>
               <w:spacing w:before="0" w:after="0"/>
               <w:jc w:val="both"/>
@@ -2660,7 +2658,7 @@
                 <w:numId w:val="3"/>
               </w:numPr>
               <w:suppressAutoHyphens w:val="true"/>
-              <w:overflowPunct w:val="true"/>
+              <w:overflowPunct w:val="false"/>
               <w:bidi w:val="0"/>
               <w:spacing w:before="0" w:after="0"/>
               <w:jc w:val="both"/>
@@ -2722,7 +2720,7 @@
               <w:pStyle w:val="Header"/>
               <w:widowControl/>
               <w:suppressAutoHyphens w:val="true"/>
-              <w:overflowPunct w:val="true"/>
+              <w:overflowPunct w:val="false"/>
               <w:bidi w:val="0"/>
               <w:spacing w:before="0" w:after="0"/>
               <w:jc w:val="both"/>
@@ -2756,7 +2754,7 @@
               <w:pStyle w:val="Header"/>
               <w:widowControl/>
               <w:suppressAutoHyphens w:val="true"/>
-              <w:overflowPunct w:val="true"/>
+              <w:overflowPunct w:val="false"/>
               <w:bidi w:val="0"/>
               <w:spacing w:before="0" w:after="0"/>
               <w:jc w:val="both"/>
@@ -2790,7 +2788,7 @@
               <w:pStyle w:val="Header"/>
               <w:widowControl/>
               <w:suppressAutoHyphens w:val="true"/>
-              <w:overflowPunct w:val="true"/>
+              <w:overflowPunct w:val="false"/>
               <w:bidi w:val="0"/>
               <w:spacing w:before="0" w:after="0"/>
               <w:jc w:val="both"/>
@@ -2828,7 +2826,7 @@
                 <w:numId w:val="3"/>
               </w:numPr>
               <w:suppressAutoHyphens w:val="true"/>
-              <w:overflowPunct w:val="true"/>
+              <w:overflowPunct w:val="false"/>
               <w:bidi w:val="0"/>
               <w:spacing w:before="0" w:after="0"/>
               <w:jc w:val="both"/>
@@ -2863,7 +2861,7 @@
               <w:pStyle w:val="Header"/>
               <w:widowControl/>
               <w:suppressAutoHyphens w:val="true"/>
-              <w:overflowPunct w:val="true"/>
+              <w:overflowPunct w:val="false"/>
               <w:bidi w:val="0"/>
               <w:spacing w:before="0" w:after="0"/>
               <w:jc w:val="both"/>
@@ -2897,7 +2895,7 @@
               <w:pStyle w:val="Header"/>
               <w:widowControl/>
               <w:suppressAutoHyphens w:val="true"/>
-              <w:overflowPunct w:val="true"/>
+              <w:overflowPunct w:val="false"/>
               <w:bidi w:val="0"/>
               <w:spacing w:before="0" w:after="0"/>
               <w:jc w:val="both"/>
@@ -2931,7 +2929,7 @@
               <w:pStyle w:val="Header"/>
               <w:widowControl/>
               <w:suppressAutoHyphens w:val="true"/>
-              <w:overflowPunct w:val="true"/>
+              <w:overflowPunct w:val="false"/>
               <w:bidi w:val="0"/>
               <w:spacing w:before="0" w:after="0"/>
               <w:jc w:val="both"/>
@@ -2965,7 +2963,7 @@
               <w:pStyle w:val="Header"/>
               <w:widowControl/>
               <w:suppressAutoHyphens w:val="true"/>
-              <w:overflowPunct w:val="true"/>
+              <w:overflowPunct w:val="false"/>
               <w:bidi w:val="0"/>
               <w:spacing w:before="0" w:after="0"/>
               <w:jc w:val="both"/>
@@ -3027,7 +3025,7 @@
                 <w:numId w:val="2"/>
               </w:numPr>
               <w:suppressAutoHyphens w:val="true"/>
-              <w:overflowPunct w:val="true"/>
+              <w:overflowPunct w:val="false"/>
               <w:bidi w:val="0"/>
               <w:spacing w:before="0" w:after="0"/>
               <w:jc w:val="both"/>
@@ -3062,7 +3060,7 @@
               <w:pStyle w:val="Header"/>
               <w:widowControl/>
               <w:suppressAutoHyphens w:val="true"/>
-              <w:overflowPunct w:val="true"/>
+              <w:overflowPunct w:val="false"/>
               <w:bidi w:val="0"/>
               <w:spacing w:before="0" w:after="0"/>
               <w:jc w:val="left"/>
@@ -3096,7 +3094,7 @@
               <w:pStyle w:val="Header"/>
               <w:widowControl/>
               <w:suppressAutoHyphens w:val="true"/>
-              <w:overflowPunct w:val="true"/>
+              <w:overflowPunct w:val="false"/>
               <w:bidi w:val="0"/>
               <w:spacing w:before="0" w:after="0"/>
               <w:jc w:val="left"/>
@@ -3153,7 +3151,7 @@
                 <w:numId w:val="3"/>
               </w:numPr>
               <w:suppressAutoHyphens w:val="true"/>
-              <w:overflowPunct w:val="true"/>
+              <w:overflowPunct w:val="false"/>
               <w:bidi w:val="0"/>
               <w:spacing w:before="0" w:after="0"/>
               <w:jc w:val="both"/>
@@ -3188,7 +3186,7 @@
               <w:pStyle w:val="Header"/>
               <w:widowControl/>
               <w:suppressAutoHyphens w:val="true"/>
-              <w:overflowPunct w:val="true"/>
+              <w:overflowPunct w:val="false"/>
               <w:bidi w:val="0"/>
               <w:spacing w:before="0" w:after="0"/>
               <w:jc w:val="both"/>
@@ -3222,7 +3220,7 @@
               <w:pStyle w:val="Header"/>
               <w:widowControl/>
               <w:suppressAutoHyphens w:val="true"/>
-              <w:overflowPunct w:val="true"/>
+              <w:overflowPunct w:val="false"/>
               <w:bidi w:val="0"/>
               <w:spacing w:before="0" w:after="0"/>
               <w:jc w:val="both"/>
@@ -3256,7 +3254,7 @@
               <w:pStyle w:val="Header"/>
               <w:widowControl/>
               <w:suppressAutoHyphens w:val="true"/>
-              <w:overflowPunct w:val="true"/>
+              <w:overflowPunct w:val="false"/>
               <w:bidi w:val="0"/>
               <w:spacing w:before="0" w:after="0"/>
               <w:jc w:val="both"/>
@@ -3312,7 +3310,7 @@
               <w:pStyle w:val="Header"/>
               <w:widowControl/>
               <w:suppressAutoHyphens w:val="true"/>
-              <w:overflowPunct w:val="true"/>
+              <w:overflowPunct w:val="false"/>
               <w:bidi w:val="0"/>
               <w:spacing w:before="0" w:after="0"/>
               <w:jc w:val="left"/>
@@ -3360,7 +3358,7 @@
               <w:pStyle w:val="Header"/>
               <w:widowControl/>
               <w:suppressAutoHyphens w:val="true"/>
-              <w:overflowPunct w:val="true"/>
+              <w:overflowPunct w:val="false"/>
               <w:bidi w:val="0"/>
               <w:spacing w:before="0" w:after="0"/>
               <w:jc w:val="left"/>
@@ -4661,7 +4659,7 @@
         <wp:inline distT="0" distB="0" distL="0" distR="0">
           <wp:extent cx="6053455" cy="733425"/>
           <wp:effectExtent l="0" t="0" r="0" b="0"/>
-          <wp:docPr id="5" name="Imagen 5 Copia 1 Copia 1 Copia 1 Copia 1 Copia 1 Copia 1 Copia 1 Copia 1 Copia 1 Copia 1 Copia 1 Copia 1 Copia 1 Copia 1 Copia 1" descr="cid:image004.jpg@01D74E57.C4EA2700"/>
+          <wp:docPr id="5" name="Imagen 5 Copia 1 Copia 1 Copia 1 Copia 1 Copia 1 Copia 1 Copia 1 Copia 1 Copia 1 Copia 1 Copia 1 Copia 1 Copia 1 Copia 1 Copia 1 Copia 1" descr="cid:image004.jpg@01D74E57.C4EA2700"/>
           <wp:cNvGraphicFramePr>
             <a:graphicFrameLocks xmlns:a="http://schemas.openxmlformats.org/drawingml/2006/main" noChangeAspect="1"/>
           </wp:cNvGraphicFramePr>
@@ -4669,7 +4667,7 @@
             <a:graphicData uri="http://schemas.openxmlformats.org/drawingml/2006/picture">
               <pic:pic xmlns:pic="http://schemas.openxmlformats.org/drawingml/2006/picture">
                 <pic:nvPicPr>
-                  <pic:cNvPr id="5" name="Imagen 5 Copia 1 Copia 1 Copia 1 Copia 1 Copia 1 Copia 1 Copia 1 Copia 1 Copia 1 Copia 1 Copia 1 Copia 1 Copia 1 Copia 1 Copia 1" descr="cid:image004.jpg@01D74E57.C4EA2700"/>
+                  <pic:cNvPr id="5" name="Imagen 5 Copia 1 Copia 1 Copia 1 Copia 1 Copia 1 Copia 1 Copia 1 Copia 1 Copia 1 Copia 1 Copia 1 Copia 1 Copia 1 Copia 1 Copia 1 Copia 1" descr="cid:image004.jpg@01D74E57.C4EA2700"/>
                   <pic:cNvPicPr>
                     <a:picLocks noChangeAspect="1" noChangeArrowheads="1"/>
                   </pic:cNvPicPr>
@@ -4713,7 +4711,7 @@
         <wp:inline distT="0" distB="0" distL="0" distR="0">
           <wp:extent cx="6053455" cy="733425"/>
           <wp:effectExtent l="0" t="0" r="0" b="0"/>
-          <wp:docPr id="6" name="Imagen 6 Copia 1 Copia 1 Copia 1 Copia 1 Copia 1 Copia 1 Copia 1 Copia 1 Copia 1 Copia 1 Copia 1 Copia 1 Copia 1 Copia 1 Copia 1" descr="cid:image004.jpg@01D74E57.C4EA2700"/>
+          <wp:docPr id="6" name="Imagen 6 Copia 1 Copia 1 Copia 1 Copia 1 Copia 1 Copia 1 Copia 1 Copia 1 Copia 1 Copia 1 Copia 1 Copia 1 Copia 1 Copia 1 Copia 1 Copia 1" descr="cid:image004.jpg@01D74E57.C4EA2700"/>
           <wp:cNvGraphicFramePr>
             <a:graphicFrameLocks xmlns:a="http://schemas.openxmlformats.org/drawingml/2006/main" noChangeAspect="1"/>
           </wp:cNvGraphicFramePr>
@@ -4721,7 +4719,7 @@
             <a:graphicData uri="http://schemas.openxmlformats.org/drawingml/2006/picture">
               <pic:pic xmlns:pic="http://schemas.openxmlformats.org/drawingml/2006/picture">
                 <pic:nvPicPr>
-                  <pic:cNvPr id="6" name="Imagen 6 Copia 1 Copia 1 Copia 1 Copia 1 Copia 1 Copia 1 Copia 1 Copia 1 Copia 1 Copia 1 Copia 1 Copia 1 Copia 1 Copia 1 Copia 1" descr="cid:image004.jpg@01D74E57.C4EA2700"/>
+                  <pic:cNvPr id="6" name="Imagen 6 Copia 1 Copia 1 Copia 1 Copia 1 Copia 1 Copia 1 Copia 1 Copia 1 Copia 1 Copia 1 Copia 1 Copia 1 Copia 1 Copia 1 Copia 1 Copia 1" descr="cid:image004.jpg@01D74E57.C4EA2700"/>
                   <pic:cNvPicPr>
                     <a:picLocks noChangeAspect="1" noChangeArrowheads="1"/>
                   </pic:cNvPicPr>
@@ -4771,7 +4769,7 @@
         <wp:inline distT="0" distB="0" distL="0" distR="0">
           <wp:extent cx="3619500" cy="732790"/>
           <wp:effectExtent l="0" t="0" r="0" b="0"/>
-          <wp:docPr id="7" name="Imagen 4 Copia 1 Copia 1 Copia 1 Copia 1 Copia 1 Copia 1 Copia 1 Copia 1 Copia 1 Copia 1 Copia 1 Copia 1 Copia 1 Copia 1 Copia 1" descr="cid:image004.jpg@01D74E57.C4EA2700"/>
+          <wp:docPr id="7" name="Imagen 4 Copia 1 Copia 1 Copia 1 Copia 1 Copia 1 Copia 1 Copia 1 Copia 1 Copia 1 Copia 1 Copia 1 Copia 1 Copia 1 Copia 1 Copia 1 Copia 1" descr="cid:image004.jpg@01D74E57.C4EA2700"/>
           <wp:cNvGraphicFramePr>
             <a:graphicFrameLocks xmlns:a="http://schemas.openxmlformats.org/drawingml/2006/main" noChangeAspect="1"/>
           </wp:cNvGraphicFramePr>
@@ -4779,7 +4777,7 @@
             <a:graphicData uri="http://schemas.openxmlformats.org/drawingml/2006/picture">
               <pic:pic xmlns:pic="http://schemas.openxmlformats.org/drawingml/2006/picture">
                 <pic:nvPicPr>
-                  <pic:cNvPr id="7" name="Imagen 4 Copia 1 Copia 1 Copia 1 Copia 1 Copia 1 Copia 1 Copia 1 Copia 1 Copia 1 Copia 1 Copia 1 Copia 1 Copia 1 Copia 1 Copia 1" descr="cid:image004.jpg@01D74E57.C4EA2700"/>
+                  <pic:cNvPr id="7" name="Imagen 4 Copia 1 Copia 1 Copia 1 Copia 1 Copia 1 Copia 1 Copia 1 Copia 1 Copia 1 Copia 1 Copia 1 Copia 1 Copia 1 Copia 1 Copia 1 Copia 1" descr="cid:image004.jpg@01D74E57.C4EA2700"/>
                   <pic:cNvPicPr>
                     <a:picLocks noChangeAspect="1" noChangeArrowheads="1"/>
                   </pic:cNvPicPr>
@@ -4818,7 +4816,7 @@
         <wp:inline distT="0" distB="0" distL="0" distR="0">
           <wp:extent cx="2434590" cy="733425"/>
           <wp:effectExtent l="0" t="0" r="0" b="0"/>
-          <wp:docPr id="8" name="Imagen 3 Copia 1 Copia 1 Copia 1 Copia 1 Copia 1 Copia 1 Copia 1 Copia 1 Copia 1 Copia 1 Copia 1 Copia 1 Copia 1 Copia 1 Copia 1" descr="cid:image004.jpg@01D74E57.C4EA2700"/>
+          <wp:docPr id="8" name="Imagen 3 Copia 1 Copia 1 Copia 1 Copia 1 Copia 1 Copia 1 Copia 1 Copia 1 Copia 1 Copia 1 Copia 1 Copia 1 Copia 1 Copia 1 Copia 1 Copia 1" descr="cid:image004.jpg@01D74E57.C4EA2700"/>
           <wp:cNvGraphicFramePr>
             <a:graphicFrameLocks xmlns:a="http://schemas.openxmlformats.org/drawingml/2006/main" noChangeAspect="1"/>
           </wp:cNvGraphicFramePr>
@@ -4826,7 +4824,7 @@
             <a:graphicData uri="http://schemas.openxmlformats.org/drawingml/2006/picture">
               <pic:pic xmlns:pic="http://schemas.openxmlformats.org/drawingml/2006/picture">
                 <pic:nvPicPr>
-                  <pic:cNvPr id="8" name="Imagen 3 Copia 1 Copia 1 Copia 1 Copia 1 Copia 1 Copia 1 Copia 1 Copia 1 Copia 1 Copia 1 Copia 1 Copia 1 Copia 1 Copia 1 Copia 1" descr="cid:image004.jpg@01D74E57.C4EA2700"/>
+                  <pic:cNvPr id="8" name="Imagen 3 Copia 1 Copia 1 Copia 1 Copia 1 Copia 1 Copia 1 Copia 1 Copia 1 Copia 1 Copia 1 Copia 1 Copia 1 Copia 1 Copia 1 Copia 1 Copia 1" descr="cid:image004.jpg@01D74E57.C4EA2700"/>
                   <pic:cNvPicPr>
                     <a:picLocks noChangeAspect="1" noChangeArrowheads="1"/>
                   </pic:cNvPicPr>
@@ -5487,7 +5485,7 @@
     <w:pPr>
       <w:widowControl/>
       <w:suppressAutoHyphens w:val="true"/>
-      <w:overflowPunct w:val="true"/>
+      <w:overflowPunct w:val="false"/>
       <w:bidi w:val="0"/>
       <w:spacing w:before="0" w:after="240"/>
       <w:jc w:val="left"/>
@@ -6241,7 +6239,7 @@
     <w:pPr>
       <w:widowControl/>
       <w:suppressAutoHyphens w:val="true"/>
-      <w:overflowPunct w:val="true"/>
+      <w:overflowPunct w:val="false"/>
       <w:bidi w:val="0"/>
       <w:spacing w:before="0" w:after="0"/>
       <w:jc w:val="left"/>
@@ -6283,7 +6281,7 @@
     <w:name w:val="Body Text Indent"/>
     <w:basedOn w:val="BodyText"/>
     <w:pPr>
-      <w:overflowPunct w:val="false"/>
+      <w:overflowPunct w:val="true"/>
       <w:spacing w:lineRule="atLeast" w:line="240" w:before="0" w:after="240"/>
       <w:ind w:firstLine="360" w:left="360"/>
       <w:jc w:val="both"/>
@@ -6299,7 +6297,7 @@
     <w:basedOn w:val="Normal"/>
     <w:qFormat/>
     <w:pPr>
-      <w:overflowPunct w:val="false"/>
+      <w:overflowPunct w:val="true"/>
       <w:spacing w:before="60" w:after="60"/>
       <w:textAlignment w:val="auto"/>
     </w:pPr>
@@ -6370,7 +6368,7 @@
     <w:basedOn w:val="BodyText"/>
     <w:qFormat/>
     <w:pPr>
-      <w:overflowPunct w:val="false"/>
+      <w:overflowPunct w:val="true"/>
       <w:spacing w:lineRule="auto" w:line="360" w:before="120" w:after="120"/>
       <w:jc w:val="both"/>
       <w:textAlignment w:val="auto"/>
@@ -6386,7 +6384,7 @@
     <w:basedOn w:val="Normal"/>
     <w:qFormat/>
     <w:pPr>
-      <w:overflowPunct w:val="false"/>
+      <w:overflowPunct w:val="true"/>
       <w:spacing w:lineRule="auto" w:line="276" w:before="0" w:after="0"/>
       <w:ind w:left="720"/>
       <w:contextualSpacing/>
